--- a/Knowledge/3-Work knowledge/1-Software Engineering/2-General Technologies/9-Databases/5-My Source/1-Intro to Databases/7-Operational Database and Data Warehouse.docx
+++ b/Knowledge/3-Work knowledge/1-Software Engineering/2-General Technologies/9-Databases/5-My Source/1-Intro to Databases/7-Operational Database and Data Warehouse.docx
@@ -7,6 +7,9 @@
         <w:pStyle w:val="Heading1"/>
       </w:pPr>
       <w:r>
+        <w:rPr>
+          <w:rFonts w:ascii="Arial" w:hAnsi="Arial" w:eastAsia="Arial"/>
+        </w:rPr>
         <w:t>Operational Database</w:t>
       </w:r>
     </w:p>
@@ -16,17 +19,21 @@
       </w:pPr>
       <w:r>
         <w:rPr>
-          <w:rFonts w:ascii="Segoe UI Emoji" w:hAnsi="Segoe UI Emoji" w:cs="Segoe UI Emoji"/>
+          <w:rFonts w:ascii="Arial" w:hAnsi="Arial" w:cs="Segoe UI Emoji" w:eastAsia="Arial"/>
         </w:rPr>
         <w:t>🌟</w:t>
       </w:r>
       <w:r>
+        <w:rPr>
+          <w:rFonts w:ascii="Arial" w:hAnsi="Arial" w:eastAsia="Arial"/>
+        </w:rPr>
         <w:t xml:space="preserve"> Definition</w:t>
       </w:r>
     </w:p>
     <w:p>
       <w:r>
         <w:rPr>
+          <w:rFonts w:ascii="Arial" w:hAnsi="Arial" w:eastAsia="Arial"/>
           <w:b/>
           <w:color w:val="000000"/>
           <w:sz w:val="18"/>
@@ -36,6 +43,7 @@
       </w:r>
       <w:r>
         <w:rPr>
+          <w:rFonts w:ascii="Arial" w:hAnsi="Arial" w:eastAsia="Arial"/>
           <w:color w:val="000000"/>
           <w:sz w:val="18"/>
           <w:highlight w:val="lightGray"/>
@@ -44,6 +52,7 @@
       </w:r>
       <w:r>
         <w:rPr>
+          <w:rFonts w:ascii="Arial" w:hAnsi="Arial" w:eastAsia="Arial"/>
           <w:b/>
           <w:color w:val="000000"/>
           <w:sz w:val="18"/>
@@ -53,6 +62,7 @@
       </w:r>
       <w:r>
         <w:rPr>
+          <w:rFonts w:ascii="Arial" w:hAnsi="Arial" w:eastAsia="Arial"/>
           <w:color w:val="000000"/>
           <w:sz w:val="18"/>
           <w:highlight w:val="lightGray"/>
@@ -61,6 +71,7 @@
       </w:r>
       <w:r>
         <w:rPr>
+          <w:rFonts w:ascii="Arial" w:hAnsi="Arial" w:eastAsia="Arial"/>
           <w:b/>
           <w:color w:val="000000"/>
           <w:sz w:val="18"/>
@@ -70,6 +81,7 @@
       </w:r>
       <w:r>
         <w:rPr>
+          <w:rFonts w:ascii="Arial" w:hAnsi="Arial" w:eastAsia="Arial"/>
           <w:color w:val="000000"/>
           <w:sz w:val="18"/>
           <w:highlight w:val="lightGray"/>
@@ -85,13 +97,13 @@
       </w:pPr>
       <w:r>
         <w:rPr>
-          <w:rFonts w:ascii="Roboto Mono" w:hAnsi="Roboto Mono"/>
+          <w:rFonts w:ascii="Roboto Mono" w:hAnsi="Roboto Mono" w:eastAsia="Roboto Mono"/>
         </w:rPr>
         <w:t xml:space="preserve">An </w:t>
       </w:r>
       <w:r>
         <w:rPr>
-          <w:rFonts w:ascii="Roboto Mono" w:hAnsi="Roboto Mono"/>
+          <w:rFonts w:ascii="Roboto Mono" w:hAnsi="Roboto Mono" w:eastAsia="Roboto Mono"/>
           <w:b/>
           <w:bCs/>
         </w:rPr>
@@ -99,13 +111,13 @@
       </w:r>
       <w:r>
         <w:rPr>
-          <w:rFonts w:ascii="Roboto Mono" w:hAnsi="Roboto Mono"/>
+          <w:rFonts w:ascii="Roboto Mono" w:hAnsi="Roboto Mono" w:eastAsia="Roboto Mono"/>
         </w:rPr>
         <w:t xml:space="preserve"> is a database designed to </w:t>
       </w:r>
       <w:r>
         <w:rPr>
-          <w:rFonts w:ascii="Roboto Mono" w:hAnsi="Roboto Mono"/>
+          <w:rFonts w:ascii="Roboto Mono" w:hAnsi="Roboto Mono" w:eastAsia="Roboto Mono"/>
           <w:b/>
           <w:bCs/>
         </w:rPr>
@@ -113,7 +125,7 @@
       </w:r>
       <w:r>
         <w:rPr>
-          <w:rFonts w:ascii="Roboto Mono" w:hAnsi="Roboto Mono"/>
+          <w:rFonts w:ascii="Roboto Mono" w:hAnsi="Roboto Mono" w:eastAsia="Roboto Mono"/>
         </w:rPr>
         <w:t>.</w:t>
       </w:r>
@@ -126,13 +138,13 @@
       </w:pPr>
       <w:r>
         <w:rPr>
-          <w:rFonts w:ascii="Roboto Mono" w:hAnsi="Roboto Mono"/>
+          <w:rFonts w:ascii="Roboto Mono" w:hAnsi="Roboto Mono" w:eastAsia="Roboto Mono"/>
         </w:rPr>
         <w:t xml:space="preserve">It is optimized for </w:t>
       </w:r>
       <w:r>
         <w:rPr>
-          <w:rFonts w:ascii="Roboto Mono" w:hAnsi="Roboto Mono"/>
+          <w:rFonts w:ascii="Roboto Mono" w:hAnsi="Roboto Mono" w:eastAsia="Roboto Mono"/>
           <w:b/>
           <w:bCs/>
         </w:rPr>
@@ -140,7 +152,7 @@
       </w:r>
       <w:r>
         <w:rPr>
-          <w:rFonts w:ascii="Roboto Mono" w:hAnsi="Roboto Mono"/>
+          <w:rFonts w:ascii="Roboto Mono" w:hAnsi="Roboto Mono" w:eastAsia="Roboto Mono"/>
         </w:rPr>
         <w:t>, meaning it handles frequent inserts, updates, and deletes efficiently.</w:t>
       </w:r>
@@ -153,7 +165,7 @@
       </w:pPr>
       <w:r>
         <w:rPr>
-          <w:rFonts w:ascii="Roboto Mono" w:hAnsi="Roboto Mono"/>
+          <w:rFonts w:ascii="Roboto Mono" w:hAnsi="Roboto Mono" w:eastAsia="Roboto Mono"/>
         </w:rPr>
         <w:t>Operational databases are also called:</w:t>
       </w:r>
@@ -171,7 +183,7 @@
       </w:pPr>
       <w:r>
         <w:rPr>
-          <w:rFonts w:ascii="Roboto Mono" w:hAnsi="Roboto Mono"/>
+          <w:rFonts w:ascii="Roboto Mono" w:hAnsi="Roboto Mono" w:eastAsia="Roboto Mono"/>
           <w:b/>
           <w:bCs/>
         </w:rPr>
@@ -179,7 +191,7 @@
       </w:r>
       <w:r>
         <w:rPr>
-          <w:rFonts w:ascii="Roboto Mono" w:hAnsi="Roboto Mono"/>
+          <w:rFonts w:ascii="Roboto Mono" w:hAnsi="Roboto Mono" w:eastAsia="Roboto Mono"/>
         </w:rPr>
         <w:t xml:space="preserve"> (Online Transaction Processing)</w:t>
       </w:r>
@@ -197,7 +209,7 @@
       </w:pPr>
       <w:r>
         <w:rPr>
-          <w:rFonts w:ascii="Roboto Mono" w:hAnsi="Roboto Mono"/>
+          <w:rFonts w:ascii="Roboto Mono" w:hAnsi="Roboto Mono" w:eastAsia="Roboto Mono"/>
         </w:rPr>
         <w:t>Transactional Databases</w:t>
       </w:r>
@@ -215,7 +227,7 @@
       </w:pPr>
       <w:r>
         <w:rPr>
-          <w:rFonts w:ascii="Roboto Mono" w:hAnsi="Roboto Mono"/>
+          <w:rFonts w:ascii="Roboto Mono" w:hAnsi="Roboto Mono" w:eastAsia="Roboto Mono"/>
         </w:rPr>
         <w:t>Production Databases</w:t>
       </w:r>
@@ -228,7 +240,7 @@
       </w:pPr>
       <w:r>
         <w:rPr>
-          <w:rFonts w:ascii="Roboto Mono" w:hAnsi="Roboto Mono"/>
+          <w:rFonts w:ascii="Roboto Mono" w:hAnsi="Roboto Mono" w:eastAsia="Roboto Mono"/>
         </w:rPr>
         <w:pict w14:anchorId="61F0DCE3">
           <v:rect id="_x0000_i1025" style="width:0;height:1.5pt" o:hralign="center" o:hrstd="t" o:hr="t" fillcolor="#a0a0a0" stroked="f"/>
@@ -241,17 +253,21 @@
       </w:pPr>
       <w:r>
         <w:rPr>
-          <w:rFonts w:ascii="Segoe UI Emoji" w:hAnsi="Segoe UI Emoji" w:cs="Segoe UI Emoji"/>
+          <w:rFonts w:ascii="Arial" w:hAnsi="Arial" w:cs="Segoe UI Emoji" w:eastAsia="Arial"/>
         </w:rPr>
         <w:t>🎯</w:t>
       </w:r>
       <w:r>
+        <w:rPr>
+          <w:rFonts w:ascii="Arial" w:hAnsi="Arial" w:eastAsia="Arial"/>
+        </w:rPr>
         <w:t xml:space="preserve"> Purpose</w:t>
       </w:r>
     </w:p>
     <w:p>
       <w:r>
         <w:rPr>
+          <w:rFonts w:ascii="Arial" w:hAnsi="Arial" w:eastAsia="Arial"/>
           <w:b/>
           <w:color w:val="000000"/>
           <w:sz w:val="18"/>
@@ -261,6 +277,7 @@
       </w:r>
       <w:r>
         <w:rPr>
+          <w:rFonts w:ascii="Arial" w:hAnsi="Arial" w:eastAsia="Arial"/>
           <w:color w:val="000000"/>
           <w:sz w:val="18"/>
           <w:highlight w:val="lightGray"/>
@@ -269,6 +286,7 @@
       </w:r>
       <w:r>
         <w:rPr>
+          <w:rFonts w:ascii="Arial" w:hAnsi="Arial" w:eastAsia="Arial"/>
           <w:b/>
           <w:color w:val="000000"/>
           <w:sz w:val="18"/>
@@ -278,6 +296,7 @@
       </w:r>
       <w:r>
         <w:rPr>
+          <w:rFonts w:ascii="Arial" w:hAnsi="Arial" w:eastAsia="Arial"/>
           <w:color w:val="000000"/>
           <w:sz w:val="18"/>
           <w:highlight w:val="lightGray"/>
@@ -286,6 +305,7 @@
       </w:r>
       <w:r>
         <w:rPr>
+          <w:rFonts w:ascii="Arial" w:hAnsi="Arial" w:eastAsia="Arial"/>
           <w:b/>
           <w:color w:val="000000"/>
           <w:sz w:val="18"/>
@@ -295,6 +315,7 @@
       </w:r>
       <w:r>
         <w:rPr>
+          <w:rFonts w:ascii="Arial" w:hAnsi="Arial" w:eastAsia="Arial"/>
           <w:color w:val="000000"/>
           <w:sz w:val="18"/>
           <w:highlight w:val="lightGray"/>
@@ -310,7 +331,7 @@
       </w:pPr>
       <w:r>
         <w:rPr>
-          <w:rFonts w:ascii="Roboto Mono" w:hAnsi="Roboto Mono"/>
+          <w:rFonts w:ascii="Roboto Mono" w:hAnsi="Roboto Mono" w:eastAsia="Roboto Mono"/>
         </w:rPr>
         <w:t>Operational databases are used to:</w:t>
       </w:r>
@@ -328,7 +349,7 @@
       </w:pPr>
       <w:r>
         <w:rPr>
-          <w:rFonts w:ascii="Roboto Mono" w:hAnsi="Roboto Mono"/>
+          <w:rFonts w:ascii="Roboto Mono" w:hAnsi="Roboto Mono" w:eastAsia="Roboto Mono"/>
         </w:rPr>
         <w:t>Process daily transactions</w:t>
       </w:r>
@@ -346,7 +367,7 @@
       </w:pPr>
       <w:r>
         <w:rPr>
-          <w:rFonts w:ascii="Roboto Mono" w:hAnsi="Roboto Mono"/>
+          <w:rFonts w:ascii="Roboto Mono" w:hAnsi="Roboto Mono" w:eastAsia="Roboto Mono"/>
         </w:rPr>
         <w:t>Store current data</w:t>
       </w:r>
@@ -364,7 +385,7 @@
       </w:pPr>
       <w:r>
         <w:rPr>
-          <w:rFonts w:ascii="Roboto Mono" w:hAnsi="Roboto Mono"/>
+          <w:rFonts w:ascii="Roboto Mono" w:hAnsi="Roboto Mono" w:eastAsia="Roboto Mono"/>
         </w:rPr>
         <w:t>Support business applications</w:t>
       </w:r>
@@ -382,7 +403,7 @@
       </w:pPr>
       <w:r>
         <w:rPr>
-          <w:rFonts w:ascii="Roboto Mono" w:hAnsi="Roboto Mono"/>
+          <w:rFonts w:ascii="Roboto Mono" w:hAnsi="Roboto Mono" w:eastAsia="Roboto Mono"/>
         </w:rPr>
         <w:t>Serve users in real time</w:t>
       </w:r>
@@ -400,7 +421,7 @@
       </w:pPr>
       <w:r>
         <w:rPr>
-          <w:rFonts w:ascii="Roboto Mono" w:hAnsi="Roboto Mono"/>
+          <w:rFonts w:ascii="Roboto Mono" w:hAnsi="Roboto Mono" w:eastAsia="Roboto Mono"/>
         </w:rPr>
         <w:t>Handle CRUD operations (Create, Read, Update, Delete)</w:t>
       </w:r>
@@ -413,7 +434,7 @@
       </w:pPr>
       <w:r>
         <w:rPr>
-          <w:rFonts w:ascii="Roboto Mono" w:hAnsi="Roboto Mono"/>
+          <w:rFonts w:ascii="Roboto Mono" w:hAnsi="Roboto Mono" w:eastAsia="Roboto Mono"/>
         </w:rPr>
         <w:pict w14:anchorId="7056E294">
           <v:rect id="_x0000_i1026" style="width:0;height:1.5pt" o:hralign="center" o:hrstd="t" o:hr="t" fillcolor="#a0a0a0" stroked="f"/>
@@ -426,17 +447,21 @@
       </w:pPr>
       <w:r>
         <w:rPr>
-          <w:rFonts w:ascii="Segoe UI Emoji" w:hAnsi="Segoe UI Emoji" w:cs="Segoe UI Emoji"/>
+          <w:rFonts w:ascii="Arial" w:hAnsi="Arial" w:cs="Segoe UI Emoji" w:eastAsia="Arial"/>
         </w:rPr>
         <w:t>🧠</w:t>
       </w:r>
       <w:r>
+        <w:rPr>
+          <w:rFonts w:ascii="Arial" w:hAnsi="Arial" w:eastAsia="Arial"/>
+        </w:rPr>
         <w:t xml:space="preserve"> Simple Example</w:t>
       </w:r>
     </w:p>
     <w:p>
       <w:r>
         <w:rPr>
+          <w:rFonts w:ascii="Arial" w:hAnsi="Arial" w:eastAsia="Arial"/>
           <w:b/>
           <w:color w:val="000000"/>
           <w:sz w:val="18"/>
@@ -446,6 +471,7 @@
       </w:r>
       <w:r>
         <w:rPr>
+          <w:rFonts w:ascii="Arial" w:hAnsi="Arial" w:eastAsia="Arial"/>
           <w:color w:val="000000"/>
           <w:sz w:val="18"/>
           <w:highlight w:val="lightGray"/>
@@ -454,6 +480,7 @@
       </w:r>
       <w:r>
         <w:rPr>
+          <w:rFonts w:ascii="Arial" w:hAnsi="Arial" w:eastAsia="Arial"/>
           <w:b/>
           <w:color w:val="000000"/>
           <w:sz w:val="18"/>
@@ -463,6 +490,7 @@
       </w:r>
       <w:r>
         <w:rPr>
+          <w:rFonts w:ascii="Arial" w:hAnsi="Arial" w:eastAsia="Arial"/>
           <w:color w:val="000000"/>
           <w:sz w:val="18"/>
           <w:highlight w:val="lightGray"/>
@@ -471,6 +499,7 @@
       </w:r>
       <w:r>
         <w:rPr>
+          <w:rFonts w:ascii="Arial" w:hAnsi="Arial" w:eastAsia="Arial"/>
           <w:b/>
           <w:color w:val="000000"/>
           <w:sz w:val="18"/>
@@ -480,6 +509,7 @@
       </w:r>
       <w:r>
         <w:rPr>
+          <w:rFonts w:ascii="Arial" w:hAnsi="Arial" w:eastAsia="Arial"/>
           <w:color w:val="000000"/>
           <w:sz w:val="18"/>
           <w:highlight w:val="lightGray"/>
@@ -495,7 +525,7 @@
       </w:pPr>
       <w:r>
         <w:rPr>
-          <w:rFonts w:ascii="Roboto Mono" w:hAnsi="Roboto Mono"/>
+          <w:rFonts w:ascii="Roboto Mono" w:hAnsi="Roboto Mono" w:eastAsia="Roboto Mono"/>
         </w:rPr>
         <w:t>An online store needs to:</w:t>
       </w:r>
@@ -513,7 +543,7 @@
       </w:pPr>
       <w:r>
         <w:rPr>
-          <w:rFonts w:ascii="Roboto Mono" w:hAnsi="Roboto Mono"/>
+          <w:rFonts w:ascii="Roboto Mono" w:hAnsi="Roboto Mono" w:eastAsia="Roboto Mono"/>
         </w:rPr>
         <w:t>Create orders</w:t>
       </w:r>
@@ -531,7 +561,7 @@
       </w:pPr>
       <w:r>
         <w:rPr>
-          <w:rFonts w:ascii="Roboto Mono" w:hAnsi="Roboto Mono"/>
+          <w:rFonts w:ascii="Roboto Mono" w:hAnsi="Roboto Mono" w:eastAsia="Roboto Mono"/>
         </w:rPr>
         <w:t>Update inventory</w:t>
       </w:r>
@@ -549,7 +579,7 @@
       </w:pPr>
       <w:r>
         <w:rPr>
-          <w:rFonts w:ascii="Roboto Mono" w:hAnsi="Roboto Mono"/>
+          <w:rFonts w:ascii="Roboto Mono" w:hAnsi="Roboto Mono" w:eastAsia="Roboto Mono"/>
         </w:rPr>
         <w:t>Process payments</w:t>
       </w:r>
@@ -567,7 +597,7 @@
       </w:pPr>
       <w:r>
         <w:rPr>
-          <w:rFonts w:ascii="Roboto Mono" w:hAnsi="Roboto Mono"/>
+          <w:rFonts w:ascii="Roboto Mono" w:hAnsi="Roboto Mono" w:eastAsia="Roboto Mono"/>
         </w:rPr>
         <w:t>Manage customers</w:t>
       </w:r>
@@ -580,7 +610,7 @@
       </w:pPr>
       <w:r>
         <w:rPr>
-          <w:rFonts w:ascii="Roboto Mono" w:hAnsi="Roboto Mono"/>
+          <w:rFonts w:ascii="Roboto Mono" w:hAnsi="Roboto Mono" w:eastAsia="Roboto Mono"/>
         </w:rPr>
         <w:t>These activities happen continuously throughout the day.</w:t>
       </w:r>
@@ -593,6 +623,7 @@
       </w:pPr>
       <w:r>
         <w:rPr>
+          <w:rFonts w:ascii="Arial" w:hAnsi="Arial" w:eastAsia="Arial"/>
           <w:noProof/>
         </w:rPr>
         <w:drawing>
@@ -653,7 +684,7 @@
       </w:pPr>
       <w:r>
         <w:rPr>
-          <w:rFonts w:ascii="Roboto Mono" w:hAnsi="Roboto Mono"/>
+          <w:rFonts w:ascii="Roboto Mono" w:hAnsi="Roboto Mono" w:eastAsia="Roboto Mono"/>
         </w:rPr>
         <w:t>Customer</w:t>
       </w:r>
@@ -666,11 +697,14 @@
       </w:pPr>
       <w:r>
         <w:rPr>
-          <w:rFonts w:ascii="Roboto Mono" w:hAnsi="Roboto Mono"/>
+          <w:rFonts w:ascii="Roboto Mono" w:hAnsi="Roboto Mono" w:eastAsia="Roboto Mono"/>
         </w:rPr>
         <w:t xml:space="preserve">    </w:t>
       </w:r>
       <w:r>
+        <w:rPr>
+          <w:rFonts w:ascii="Roboto Mono" w:hAnsi="Roboto Mono" w:eastAsia="Roboto Mono"/>
+        </w:rPr>
         <w:t>↓</w:t>
       </w:r>
     </w:p>
@@ -682,7 +716,7 @@
       </w:pPr>
       <w:r>
         <w:rPr>
-          <w:rFonts w:ascii="Roboto Mono" w:hAnsi="Roboto Mono"/>
+          <w:rFonts w:ascii="Roboto Mono" w:hAnsi="Roboto Mono" w:eastAsia="Roboto Mono"/>
         </w:rPr>
         <w:t>Website/App</w:t>
       </w:r>
@@ -695,11 +729,14 @@
       </w:pPr>
       <w:r>
         <w:rPr>
-          <w:rFonts w:ascii="Roboto Mono" w:hAnsi="Roboto Mono"/>
+          <w:rFonts w:ascii="Roboto Mono" w:hAnsi="Roboto Mono" w:eastAsia="Roboto Mono"/>
         </w:rPr>
         <w:t xml:space="preserve">    </w:t>
       </w:r>
       <w:r>
+        <w:rPr>
+          <w:rFonts w:ascii="Roboto Mono" w:hAnsi="Roboto Mono" w:eastAsia="Roboto Mono"/>
+        </w:rPr>
         <w:t>↓</w:t>
       </w:r>
     </w:p>
@@ -711,7 +748,7 @@
       </w:pPr>
       <w:r>
         <w:rPr>
-          <w:rFonts w:ascii="Roboto Mono" w:hAnsi="Roboto Mono"/>
+          <w:rFonts w:ascii="Roboto Mono" w:hAnsi="Roboto Mono" w:eastAsia="Roboto Mono"/>
         </w:rPr>
         <w:t>Operational Database</w:t>
       </w:r>
@@ -724,11 +761,14 @@
       </w:pPr>
       <w:r>
         <w:rPr>
-          <w:rFonts w:ascii="Roboto Mono" w:hAnsi="Roboto Mono"/>
+          <w:rFonts w:ascii="Roboto Mono" w:hAnsi="Roboto Mono" w:eastAsia="Roboto Mono"/>
         </w:rPr>
         <w:t xml:space="preserve">    </w:t>
       </w:r>
       <w:r>
+        <w:rPr>
+          <w:rFonts w:ascii="Roboto Mono" w:hAnsi="Roboto Mono" w:eastAsia="Roboto Mono"/>
+        </w:rPr>
         <w:t>↓</w:t>
       </w:r>
     </w:p>
@@ -740,7 +780,7 @@
       </w:pPr>
       <w:r>
         <w:rPr>
-          <w:rFonts w:ascii="Roboto Mono" w:hAnsi="Roboto Mono"/>
+          <w:rFonts w:ascii="Roboto Mono" w:hAnsi="Roboto Mono" w:eastAsia="Roboto Mono"/>
         </w:rPr>
         <w:t>Orders, Payments, Inventory</w:t>
       </w:r>
@@ -753,7 +793,7 @@
       </w:pPr>
       <w:r>
         <w:rPr>
-          <w:rFonts w:ascii="Roboto Mono" w:hAnsi="Roboto Mono"/>
+          <w:rFonts w:ascii="Roboto Mono" w:hAnsi="Roboto Mono" w:eastAsia="Roboto Mono"/>
         </w:rPr>
         <w:pict w14:anchorId="503F3A1B">
           <v:rect id="_x0000_i1027" style="width:0;height:1.5pt" o:hralign="center" o:hrstd="t" o:hr="t" fillcolor="#a0a0a0" stroked="f"/>
@@ -766,11 +806,14 @@
       </w:pPr>
       <w:r>
         <w:rPr>
-          <w:rFonts w:ascii="Segoe UI Emoji" w:hAnsi="Segoe UI Emoji" w:cs="Segoe UI Emoji"/>
+          <w:rFonts w:ascii="Arial" w:hAnsi="Arial" w:cs="Segoe UI Emoji" w:eastAsia="Arial"/>
         </w:rPr>
         <w:t>🔢</w:t>
       </w:r>
       <w:r>
+        <w:rPr>
+          <w:rFonts w:ascii="Arial" w:hAnsi="Arial" w:eastAsia="Arial"/>
+        </w:rPr>
         <w:t xml:space="preserve"> Main Characteristics</w:t>
       </w:r>
     </w:p>
@@ -779,21 +822,28 @@
         <w:pStyle w:val="Heading3"/>
       </w:pPr>
       <w:r>
+        <w:rPr>
+          <w:rFonts w:ascii="Arial" w:hAnsi="Arial" w:eastAsia="Arial"/>
+        </w:rPr>
         <w:t xml:space="preserve">1. </w:t>
       </w:r>
       <w:r>
         <w:rPr>
-          <w:rFonts w:ascii="Segoe UI Emoji" w:hAnsi="Segoe UI Emoji" w:cs="Segoe UI Emoji"/>
+          <w:rFonts w:ascii="Arial" w:hAnsi="Arial" w:cs="Segoe UI Emoji" w:eastAsia="Arial"/>
         </w:rPr>
         <w:t>⚡</w:t>
       </w:r>
       <w:r>
+        <w:rPr>
+          <w:rFonts w:ascii="Arial" w:hAnsi="Arial" w:eastAsia="Arial"/>
+        </w:rPr>
         <w:t xml:space="preserve"> Real-Time Operations</w:t>
       </w:r>
     </w:p>
     <w:p>
       <w:r>
         <w:rPr>
+          <w:rFonts w:ascii="Arial" w:hAnsi="Arial" w:eastAsia="Arial"/>
           <w:b/>
           <w:color w:val="000000"/>
           <w:sz w:val="18"/>
@@ -803,6 +853,7 @@
       </w:r>
       <w:r>
         <w:rPr>
+          <w:rFonts w:ascii="Arial" w:hAnsi="Arial" w:eastAsia="Arial"/>
           <w:color w:val="000000"/>
           <w:sz w:val="18"/>
           <w:highlight w:val="lightGray"/>
@@ -811,6 +862,7 @@
       </w:r>
       <w:r>
         <w:rPr>
+          <w:rFonts w:ascii="Arial" w:hAnsi="Arial" w:eastAsia="Arial"/>
           <w:b/>
           <w:color w:val="000000"/>
           <w:sz w:val="18"/>
@@ -820,6 +872,7 @@
       </w:r>
       <w:r>
         <w:rPr>
+          <w:rFonts w:ascii="Arial" w:hAnsi="Arial" w:eastAsia="Arial"/>
           <w:color w:val="000000"/>
           <w:sz w:val="18"/>
           <w:highlight w:val="lightGray"/>
@@ -828,6 +881,7 @@
       </w:r>
       <w:r>
         <w:rPr>
+          <w:rFonts w:ascii="Arial" w:hAnsi="Arial" w:eastAsia="Arial"/>
           <w:b/>
           <w:color w:val="000000"/>
           <w:sz w:val="18"/>
@@ -837,6 +891,7 @@
       </w:r>
       <w:r>
         <w:rPr>
+          <w:rFonts w:ascii="Arial" w:hAnsi="Arial" w:eastAsia="Arial"/>
           <w:color w:val="000000"/>
           <w:sz w:val="18"/>
           <w:highlight w:val="lightGray"/>
@@ -852,7 +907,7 @@
       </w:pPr>
       <w:r>
         <w:rPr>
-          <w:rFonts w:ascii="Roboto Mono" w:hAnsi="Roboto Mono"/>
+          <w:rFonts w:ascii="Roboto Mono" w:hAnsi="Roboto Mono" w:eastAsia="Roboto Mono"/>
         </w:rPr>
         <w:t>Data changes constantly.</w:t>
       </w:r>
@@ -865,7 +920,7 @@
       </w:pPr>
       <w:r>
         <w:rPr>
-          <w:rFonts w:ascii="Roboto Mono" w:hAnsi="Roboto Mono"/>
+          <w:rFonts w:ascii="Roboto Mono" w:hAnsi="Roboto Mono" w:eastAsia="Roboto Mono"/>
         </w:rPr>
         <w:t>Examples:</w:t>
       </w:r>
@@ -883,7 +938,7 @@
       </w:pPr>
       <w:r>
         <w:rPr>
-          <w:rFonts w:ascii="Roboto Mono" w:hAnsi="Roboto Mono"/>
+          <w:rFonts w:ascii="Roboto Mono" w:hAnsi="Roboto Mono" w:eastAsia="Roboto Mono"/>
         </w:rPr>
         <w:t>New order placed</w:t>
       </w:r>
@@ -901,7 +956,7 @@
       </w:pPr>
       <w:r>
         <w:rPr>
-          <w:rFonts w:ascii="Roboto Mono" w:hAnsi="Roboto Mono"/>
+          <w:rFonts w:ascii="Roboto Mono" w:hAnsi="Roboto Mono" w:eastAsia="Roboto Mono"/>
         </w:rPr>
         <w:t>User logs in</w:t>
       </w:r>
@@ -919,7 +974,7 @@
       </w:pPr>
       <w:r>
         <w:rPr>
-          <w:rFonts w:ascii="Roboto Mono" w:hAnsi="Roboto Mono"/>
+          <w:rFonts w:ascii="Roboto Mono" w:hAnsi="Roboto Mono" w:eastAsia="Roboto Mono"/>
         </w:rPr>
         <w:t>Product stock updated</w:t>
       </w:r>
@@ -932,7 +987,7 @@
       </w:pPr>
       <w:r>
         <w:rPr>
-          <w:rFonts w:ascii="Roboto Mono" w:hAnsi="Roboto Mono"/>
+          <w:rFonts w:ascii="Roboto Mono" w:hAnsi="Roboto Mono" w:eastAsia="Roboto Mono"/>
         </w:rPr>
         <w:pict w14:anchorId="24A4FED8">
           <v:rect id="_x0000_i1028" style="width:0;height:1.5pt" o:hralign="center" o:hrstd="t" o:hr="t" fillcolor="#a0a0a0" stroked="f"/>
@@ -944,21 +999,28 @@
         <w:pStyle w:val="Heading3"/>
       </w:pPr>
       <w:r>
+        <w:rPr>
+          <w:rFonts w:ascii="Arial" w:hAnsi="Arial" w:eastAsia="Arial"/>
+        </w:rPr>
         <w:t xml:space="preserve">2. </w:t>
       </w:r>
       <w:r>
         <w:rPr>
-          <w:rFonts w:ascii="Segoe UI Emoji" w:hAnsi="Segoe UI Emoji" w:cs="Segoe UI Emoji"/>
+          <w:rFonts w:ascii="Arial" w:hAnsi="Arial" w:cs="Segoe UI Emoji" w:eastAsia="Arial"/>
         </w:rPr>
         <w:t>🔄</w:t>
       </w:r>
       <w:r>
+        <w:rPr>
+          <w:rFonts w:ascii="Arial" w:hAnsi="Arial" w:eastAsia="Arial"/>
+        </w:rPr>
         <w:t xml:space="preserve"> Frequent Transactions</w:t>
       </w:r>
     </w:p>
     <w:p>
       <w:r>
         <w:rPr>
+          <w:rFonts w:ascii="Arial" w:hAnsi="Arial" w:eastAsia="Arial"/>
           <w:b/>
           <w:color w:val="000000"/>
           <w:sz w:val="18"/>
@@ -968,6 +1030,7 @@
       </w:r>
       <w:r>
         <w:rPr>
+          <w:rFonts w:ascii="Arial" w:hAnsi="Arial" w:eastAsia="Arial"/>
           <w:color w:val="000000"/>
           <w:sz w:val="18"/>
           <w:highlight w:val="lightGray"/>
@@ -976,6 +1039,7 @@
       </w:r>
       <w:r>
         <w:rPr>
+          <w:rFonts w:ascii="Arial" w:hAnsi="Arial" w:eastAsia="Arial"/>
           <w:b/>
           <w:color w:val="000000"/>
           <w:sz w:val="18"/>
@@ -985,6 +1049,7 @@
       </w:r>
       <w:r>
         <w:rPr>
+          <w:rFonts w:ascii="Arial" w:hAnsi="Arial" w:eastAsia="Arial"/>
           <w:color w:val="000000"/>
           <w:sz w:val="18"/>
           <w:highlight w:val="lightGray"/>
@@ -993,6 +1058,7 @@
       </w:r>
       <w:r>
         <w:rPr>
+          <w:rFonts w:ascii="Arial" w:hAnsi="Arial" w:eastAsia="Arial"/>
           <w:b/>
           <w:color w:val="000000"/>
           <w:sz w:val="18"/>
@@ -1002,6 +1068,7 @@
       </w:r>
       <w:r>
         <w:rPr>
+          <w:rFonts w:ascii="Arial" w:hAnsi="Arial" w:eastAsia="Arial"/>
           <w:color w:val="000000"/>
           <w:sz w:val="18"/>
           <w:highlight w:val="lightGray"/>
@@ -1017,7 +1084,7 @@
       </w:pPr>
       <w:r>
         <w:rPr>
-          <w:rFonts w:ascii="Roboto Mono" w:hAnsi="Roboto Mono"/>
+          <w:rFonts w:ascii="Roboto Mono" w:hAnsi="Roboto Mono" w:eastAsia="Roboto Mono"/>
         </w:rPr>
         <w:t>Operational databases perform many:</w:t>
       </w:r>
@@ -1035,7 +1102,7 @@
       </w:pPr>
       <w:r>
         <w:rPr>
-          <w:rFonts w:ascii="Roboto Mono" w:hAnsi="Roboto Mono"/>
+          <w:rFonts w:ascii="Roboto Mono" w:hAnsi="Roboto Mono" w:eastAsia="Roboto Mono"/>
         </w:rPr>
         <w:t>INSERT</w:t>
       </w:r>
@@ -1053,7 +1120,7 @@
       </w:pPr>
       <w:r>
         <w:rPr>
-          <w:rFonts w:ascii="Roboto Mono" w:hAnsi="Roboto Mono"/>
+          <w:rFonts w:ascii="Roboto Mono" w:hAnsi="Roboto Mono" w:eastAsia="Roboto Mono"/>
         </w:rPr>
         <w:t>UPDATE</w:t>
       </w:r>
@@ -1071,7 +1138,7 @@
       </w:pPr>
       <w:r>
         <w:rPr>
-          <w:rFonts w:ascii="Roboto Mono" w:hAnsi="Roboto Mono"/>
+          <w:rFonts w:ascii="Roboto Mono" w:hAnsi="Roboto Mono" w:eastAsia="Roboto Mono"/>
         </w:rPr>
         <w:t>DELETE</w:t>
       </w:r>
@@ -1089,7 +1156,7 @@
       </w:pPr>
       <w:r>
         <w:rPr>
-          <w:rFonts w:ascii="Roboto Mono" w:hAnsi="Roboto Mono"/>
+          <w:rFonts w:ascii="Roboto Mono" w:hAnsi="Roboto Mono" w:eastAsia="Roboto Mono"/>
         </w:rPr>
         <w:t>SELECT</w:t>
       </w:r>
@@ -1102,7 +1169,7 @@
       </w:pPr>
       <w:r>
         <w:rPr>
-          <w:rFonts w:ascii="Roboto Mono" w:hAnsi="Roboto Mono"/>
+          <w:rFonts w:ascii="Roboto Mono" w:hAnsi="Roboto Mono" w:eastAsia="Roboto Mono"/>
         </w:rPr>
         <w:t>queries every second.</w:t>
       </w:r>
@@ -1115,7 +1182,7 @@
       </w:pPr>
       <w:r>
         <w:rPr>
-          <w:rFonts w:ascii="Roboto Mono" w:hAnsi="Roboto Mono"/>
+          <w:rFonts w:ascii="Roboto Mono" w:hAnsi="Roboto Mono" w:eastAsia="Roboto Mono"/>
         </w:rPr>
         <w:pict w14:anchorId="68D1608F">
           <v:rect id="_x0000_i1029" style="width:0;height:1.5pt" o:hralign="center" o:hrstd="t" o:hr="t" fillcolor="#a0a0a0" stroked="f"/>
@@ -1127,21 +1194,28 @@
         <w:pStyle w:val="Heading3"/>
       </w:pPr>
       <w:r>
+        <w:rPr>
+          <w:rFonts w:ascii="Arial" w:hAnsi="Arial" w:eastAsia="Arial"/>
+        </w:rPr>
         <w:t xml:space="preserve">3. </w:t>
       </w:r>
       <w:r>
         <w:rPr>
-          <w:rFonts w:ascii="Segoe UI Emoji" w:hAnsi="Segoe UI Emoji" w:cs="Segoe UI Emoji"/>
+          <w:rFonts w:ascii="Arial" w:hAnsi="Arial" w:cs="Segoe UI Emoji" w:eastAsia="Arial"/>
         </w:rPr>
         <w:t>📅</w:t>
       </w:r>
       <w:r>
+        <w:rPr>
+          <w:rFonts w:ascii="Arial" w:hAnsi="Arial" w:eastAsia="Arial"/>
+        </w:rPr>
         <w:t xml:space="preserve"> Current Data</w:t>
       </w:r>
     </w:p>
     <w:p>
       <w:r>
         <w:rPr>
+          <w:rFonts w:ascii="Arial" w:hAnsi="Arial" w:eastAsia="Arial"/>
           <w:b/>
           <w:color w:val="000000"/>
           <w:sz w:val="18"/>
@@ -1151,6 +1225,7 @@
       </w:r>
       <w:r>
         <w:rPr>
+          <w:rFonts w:ascii="Arial" w:hAnsi="Arial" w:eastAsia="Arial"/>
           <w:color w:val="000000"/>
           <w:sz w:val="18"/>
           <w:highlight w:val="lightGray"/>
@@ -1159,6 +1234,7 @@
       </w:r>
       <w:r>
         <w:rPr>
+          <w:rFonts w:ascii="Arial" w:hAnsi="Arial" w:eastAsia="Arial"/>
           <w:b/>
           <w:color w:val="000000"/>
           <w:sz w:val="18"/>
@@ -1168,6 +1244,7 @@
       </w:r>
       <w:r>
         <w:rPr>
+          <w:rFonts w:ascii="Arial" w:hAnsi="Arial" w:eastAsia="Arial"/>
           <w:color w:val="000000"/>
           <w:sz w:val="18"/>
           <w:highlight w:val="lightGray"/>
@@ -1176,6 +1253,7 @@
       </w:r>
       <w:r>
         <w:rPr>
+          <w:rFonts w:ascii="Arial" w:hAnsi="Arial" w:eastAsia="Arial"/>
           <w:b/>
           <w:color w:val="000000"/>
           <w:sz w:val="18"/>
@@ -1185,6 +1263,7 @@
       </w:r>
       <w:r>
         <w:rPr>
+          <w:rFonts w:ascii="Arial" w:hAnsi="Arial" w:eastAsia="Arial"/>
           <w:color w:val="000000"/>
           <w:sz w:val="18"/>
           <w:highlight w:val="lightGray"/>
@@ -1200,7 +1279,7 @@
       </w:pPr>
       <w:r>
         <w:rPr>
-          <w:rFonts w:ascii="Roboto Mono" w:hAnsi="Roboto Mono"/>
+          <w:rFonts w:ascii="Roboto Mono" w:hAnsi="Roboto Mono" w:eastAsia="Roboto Mono"/>
         </w:rPr>
         <w:t>Usually stores the latest version of information.</w:t>
       </w:r>
@@ -1213,7 +1292,7 @@
       </w:pPr>
       <w:r>
         <w:rPr>
-          <w:rFonts w:ascii="Roboto Mono" w:hAnsi="Roboto Mono"/>
+          <w:rFonts w:ascii="Roboto Mono" w:hAnsi="Roboto Mono" w:eastAsia="Roboto Mono"/>
         </w:rPr>
         <w:t>Example:</w:t>
       </w:r>
@@ -1226,6 +1305,7 @@
       </w:pPr>
       <w:r>
         <w:rPr>
+          <w:rFonts w:ascii="Arial" w:hAnsi="Arial" w:eastAsia="Arial"/>
           <w:noProof/>
         </w:rPr>
         <w:drawing>
@@ -1286,7 +1366,7 @@
       </w:pPr>
       <w:r>
         <w:rPr>
-          <w:rFonts w:ascii="Roboto Mono" w:hAnsi="Roboto Mono"/>
+          <w:rFonts w:ascii="Roboto Mono" w:hAnsi="Roboto Mono" w:eastAsia="Roboto Mono"/>
         </w:rPr>
         <w:t>Current account balance</w:t>
       </w:r>
@@ -1299,7 +1379,7 @@
       </w:pPr>
       <w:r>
         <w:rPr>
-          <w:rFonts w:ascii="Roboto Mono" w:hAnsi="Roboto Mono"/>
+          <w:rFonts w:ascii="Roboto Mono" w:hAnsi="Roboto Mono" w:eastAsia="Roboto Mono"/>
         </w:rPr>
         <w:t>Current inventory quantity</w:t>
       </w:r>
@@ -1312,7 +1392,7 @@
       </w:pPr>
       <w:r>
         <w:rPr>
-          <w:rFonts w:ascii="Roboto Mono" w:hAnsi="Roboto Mono"/>
+          <w:rFonts w:ascii="Roboto Mono" w:hAnsi="Roboto Mono" w:eastAsia="Roboto Mono"/>
         </w:rPr>
         <w:t>Current customer address</w:t>
       </w:r>
@@ -1325,7 +1405,7 @@
       </w:pPr>
       <w:r>
         <w:rPr>
-          <w:rFonts w:ascii="Roboto Mono" w:hAnsi="Roboto Mono"/>
+          <w:rFonts w:ascii="Roboto Mono" w:hAnsi="Roboto Mono" w:eastAsia="Roboto Mono"/>
         </w:rPr>
         <w:pict w14:anchorId="437241B7">
           <v:rect id="_x0000_i1030" style="width:0;height:1.5pt" o:hralign="center" o:hrstd="t" o:hr="t" fillcolor="#a0a0a0" stroked="f"/>
@@ -1337,21 +1417,28 @@
         <w:pStyle w:val="Heading3"/>
       </w:pPr>
       <w:r>
+        <w:rPr>
+          <w:rFonts w:ascii="Arial" w:hAnsi="Arial" w:eastAsia="Arial"/>
+        </w:rPr>
         <w:t xml:space="preserve">4. </w:t>
       </w:r>
       <w:r>
         <w:rPr>
-          <w:rFonts w:ascii="Segoe UI Emoji" w:hAnsi="Segoe UI Emoji" w:cs="Segoe UI Emoji"/>
+          <w:rFonts w:ascii="Arial" w:hAnsi="Arial" w:cs="Segoe UI Emoji" w:eastAsia="Arial"/>
         </w:rPr>
         <w:t>👥</w:t>
       </w:r>
       <w:r>
+        <w:rPr>
+          <w:rFonts w:ascii="Arial" w:hAnsi="Arial" w:eastAsia="Arial"/>
+        </w:rPr>
         <w:t xml:space="preserve"> Supports Many Users</w:t>
       </w:r>
     </w:p>
     <w:p>
       <w:r>
         <w:rPr>
+          <w:rFonts w:ascii="Arial" w:hAnsi="Arial" w:eastAsia="Arial"/>
           <w:b/>
           <w:color w:val="000000"/>
           <w:sz w:val="18"/>
@@ -1361,6 +1448,7 @@
       </w:r>
       <w:r>
         <w:rPr>
+          <w:rFonts w:ascii="Arial" w:hAnsi="Arial" w:eastAsia="Arial"/>
           <w:color w:val="000000"/>
           <w:sz w:val="18"/>
           <w:highlight w:val="lightGray"/>
@@ -1369,6 +1457,7 @@
       </w:r>
       <w:r>
         <w:rPr>
+          <w:rFonts w:ascii="Arial" w:hAnsi="Arial" w:eastAsia="Arial"/>
           <w:b/>
           <w:color w:val="000000"/>
           <w:sz w:val="18"/>
@@ -1378,6 +1467,7 @@
       </w:r>
       <w:r>
         <w:rPr>
+          <w:rFonts w:ascii="Arial" w:hAnsi="Arial" w:eastAsia="Arial"/>
           <w:color w:val="000000"/>
           <w:sz w:val="18"/>
           <w:highlight w:val="lightGray"/>
@@ -1386,6 +1476,7 @@
       </w:r>
       <w:r>
         <w:rPr>
+          <w:rFonts w:ascii="Arial" w:hAnsi="Arial" w:eastAsia="Arial"/>
           <w:b/>
           <w:color w:val="000000"/>
           <w:sz w:val="18"/>
@@ -1395,6 +1486,7 @@
       </w:r>
       <w:r>
         <w:rPr>
+          <w:rFonts w:ascii="Arial" w:hAnsi="Arial" w:eastAsia="Arial"/>
           <w:color w:val="000000"/>
           <w:sz w:val="18"/>
           <w:highlight w:val="lightGray"/>
@@ -1410,7 +1502,7 @@
       </w:pPr>
       <w:r>
         <w:rPr>
-          <w:rFonts w:ascii="Roboto Mono" w:hAnsi="Roboto Mono"/>
+          <w:rFonts w:ascii="Roboto Mono" w:hAnsi="Roboto Mono" w:eastAsia="Roboto Mono"/>
         </w:rPr>
         <w:t>Thousands or millions of users may access the database simultaneously.</w:t>
       </w:r>
@@ -1423,7 +1515,7 @@
       </w:pPr>
       <w:r>
         <w:rPr>
-          <w:rFonts w:ascii="Roboto Mono" w:hAnsi="Roboto Mono"/>
+          <w:rFonts w:ascii="Roboto Mono" w:hAnsi="Roboto Mono" w:eastAsia="Roboto Mono"/>
         </w:rPr>
         <w:pict w14:anchorId="114FD550">
           <v:rect id="_x0000_i1031" style="width:0;height:1.5pt" o:hralign="center" o:hrstd="t" o:hr="t" fillcolor="#a0a0a0" stroked="f"/>
@@ -1435,21 +1527,28 @@
         <w:pStyle w:val="Heading3"/>
       </w:pPr>
       <w:r>
+        <w:rPr>
+          <w:rFonts w:ascii="Arial" w:hAnsi="Arial" w:eastAsia="Arial"/>
+        </w:rPr>
         <w:t xml:space="preserve">5. </w:t>
       </w:r>
       <w:r>
         <w:rPr>
-          <w:rFonts w:ascii="Segoe UI Emoji" w:hAnsi="Segoe UI Emoji" w:cs="Segoe UI Emoji"/>
+          <w:rFonts w:ascii="Arial" w:hAnsi="Arial" w:cs="Segoe UI Emoji" w:eastAsia="Arial"/>
         </w:rPr>
         <w:t>🔐</w:t>
       </w:r>
       <w:r>
+        <w:rPr>
+          <w:rFonts w:ascii="Arial" w:hAnsi="Arial" w:eastAsia="Arial"/>
+        </w:rPr>
         <w:t xml:space="preserve"> Transaction Support</w:t>
       </w:r>
     </w:p>
     <w:p>
       <w:r>
         <w:rPr>
+          <w:rFonts w:ascii="Arial" w:hAnsi="Arial" w:eastAsia="Arial"/>
           <w:b/>
           <w:color w:val="000000"/>
           <w:sz w:val="18"/>
@@ -1459,6 +1558,7 @@
       </w:r>
       <w:r>
         <w:rPr>
+          <w:rFonts w:ascii="Arial" w:hAnsi="Arial" w:eastAsia="Arial"/>
           <w:color w:val="000000"/>
           <w:sz w:val="18"/>
           <w:highlight w:val="lightGray"/>
@@ -1467,6 +1567,7 @@
       </w:r>
       <w:r>
         <w:rPr>
+          <w:rFonts w:ascii="Arial" w:hAnsi="Arial" w:eastAsia="Arial"/>
           <w:b/>
           <w:color w:val="000000"/>
           <w:sz w:val="18"/>
@@ -1476,6 +1577,7 @@
       </w:r>
       <w:r>
         <w:rPr>
+          <w:rFonts w:ascii="Arial" w:hAnsi="Arial" w:eastAsia="Arial"/>
           <w:color w:val="000000"/>
           <w:sz w:val="18"/>
           <w:highlight w:val="lightGray"/>
@@ -1484,6 +1586,7 @@
       </w:r>
       <w:r>
         <w:rPr>
+          <w:rFonts w:ascii="Arial" w:hAnsi="Arial" w:eastAsia="Arial"/>
           <w:b/>
           <w:color w:val="000000"/>
           <w:sz w:val="18"/>
@@ -1493,6 +1596,7 @@
       </w:r>
       <w:r>
         <w:rPr>
+          <w:rFonts w:ascii="Arial" w:hAnsi="Arial" w:eastAsia="Arial"/>
           <w:color w:val="000000"/>
           <w:sz w:val="18"/>
           <w:highlight w:val="lightGray"/>
@@ -1508,7 +1612,7 @@
       </w:pPr>
       <w:r>
         <w:rPr>
-          <w:rFonts w:ascii="Roboto Mono" w:hAnsi="Roboto Mono"/>
+          <w:rFonts w:ascii="Roboto Mono" w:hAnsi="Roboto Mono" w:eastAsia="Roboto Mono"/>
         </w:rPr>
         <w:t>Uses database transactions to ensure:</w:t>
       </w:r>
@@ -1526,7 +1630,7 @@
       </w:pPr>
       <w:r>
         <w:rPr>
-          <w:rFonts w:ascii="Roboto Mono" w:hAnsi="Roboto Mono"/>
+          <w:rFonts w:ascii="Roboto Mono" w:hAnsi="Roboto Mono" w:eastAsia="Roboto Mono"/>
         </w:rPr>
         <w:t>Accuracy</w:t>
       </w:r>
@@ -1544,7 +1648,7 @@
       </w:pPr>
       <w:r>
         <w:rPr>
-          <w:rFonts w:ascii="Roboto Mono" w:hAnsi="Roboto Mono"/>
+          <w:rFonts w:ascii="Roboto Mono" w:hAnsi="Roboto Mono" w:eastAsia="Roboto Mono"/>
         </w:rPr>
         <w:t>Consistency</w:t>
       </w:r>
@@ -1562,7 +1666,7 @@
       </w:pPr>
       <w:r>
         <w:rPr>
-          <w:rFonts w:ascii="Roboto Mono" w:hAnsi="Roboto Mono"/>
+          <w:rFonts w:ascii="Roboto Mono" w:hAnsi="Roboto Mono" w:eastAsia="Roboto Mono"/>
         </w:rPr>
         <w:t>Reliability</w:t>
       </w:r>
@@ -1575,7 +1679,7 @@
       </w:pPr>
       <w:r>
         <w:rPr>
-          <w:rFonts w:ascii="Roboto Mono" w:hAnsi="Roboto Mono"/>
+          <w:rFonts w:ascii="Roboto Mono" w:hAnsi="Roboto Mono" w:eastAsia="Roboto Mono"/>
         </w:rPr>
         <w:t>Through the ACID properties.</w:t>
       </w:r>
@@ -1588,7 +1692,7 @@
       </w:pPr>
       <w:r>
         <w:rPr>
-          <w:rFonts w:ascii="Roboto Mono" w:hAnsi="Roboto Mono"/>
+          <w:rFonts w:ascii="Roboto Mono" w:hAnsi="Roboto Mono" w:eastAsia="Roboto Mono"/>
         </w:rPr>
         <w:pict w14:anchorId="3EB70AA5">
           <v:rect id="_x0000_i1032" style="width:0;height:1.5pt" o:hralign="center" o:hrstd="t" o:hr="t" fillcolor="#a0a0a0" stroked="f"/>
@@ -1601,17 +1705,21 @@
       </w:pPr>
       <w:r>
         <w:rPr>
-          <w:rFonts w:ascii="Segoe UI Emoji" w:hAnsi="Segoe UI Emoji" w:cs="Segoe UI Emoji"/>
+          <w:rFonts w:ascii="Arial" w:hAnsi="Arial" w:cs="Segoe UI Emoji" w:eastAsia="Arial"/>
         </w:rPr>
         <w:t>📚</w:t>
       </w:r>
       <w:r>
+        <w:rPr>
+          <w:rFonts w:ascii="Arial" w:hAnsi="Arial" w:eastAsia="Arial"/>
+        </w:rPr>
         <w:t xml:space="preserve"> Example Tables</w:t>
       </w:r>
     </w:p>
     <w:p>
       <w:r>
         <w:rPr>
+          <w:rFonts w:ascii="Arial" w:hAnsi="Arial" w:eastAsia="Arial"/>
           <w:b/>
           <w:color w:val="000000"/>
           <w:sz w:val="18"/>
@@ -1621,6 +1729,7 @@
       </w:r>
       <w:r>
         <w:rPr>
+          <w:rFonts w:ascii="Arial" w:hAnsi="Arial" w:eastAsia="Arial"/>
           <w:color w:val="000000"/>
           <w:sz w:val="18"/>
           <w:highlight w:val="lightGray"/>
@@ -1629,6 +1738,7 @@
       </w:r>
       <w:r>
         <w:rPr>
+          <w:rFonts w:ascii="Arial" w:hAnsi="Arial" w:eastAsia="Arial"/>
           <w:b/>
           <w:color w:val="000000"/>
           <w:sz w:val="18"/>
@@ -1638,6 +1748,7 @@
       </w:r>
       <w:r>
         <w:rPr>
+          <w:rFonts w:ascii="Arial" w:hAnsi="Arial" w:eastAsia="Arial"/>
           <w:color w:val="000000"/>
           <w:sz w:val="18"/>
           <w:highlight w:val="lightGray"/>
@@ -1646,6 +1757,7 @@
       </w:r>
       <w:r>
         <w:rPr>
+          <w:rFonts w:ascii="Arial" w:hAnsi="Arial" w:eastAsia="Arial"/>
           <w:b/>
           <w:color w:val="000000"/>
           <w:sz w:val="18"/>
@@ -1655,6 +1767,7 @@
       </w:r>
       <w:r>
         <w:rPr>
+          <w:rFonts w:ascii="Arial" w:hAnsi="Arial" w:eastAsia="Arial"/>
           <w:color w:val="000000"/>
           <w:sz w:val="18"/>
           <w:highlight w:val="lightGray"/>
@@ -1672,7 +1785,7 @@
       </w:pPr>
       <w:r>
         <w:rPr>
-          <w:rFonts w:ascii="Roboto Mono" w:hAnsi="Roboto Mono"/>
+          <w:rFonts w:ascii="Roboto Mono" w:hAnsi="Roboto Mono" w:eastAsia="Roboto Mono"/>
           <w:b/>
           <w:bCs/>
         </w:rPr>
@@ -1689,6 +1802,7 @@
       </w:pPr>
       <w:r>
         <w:rPr>
+          <w:rFonts w:ascii="Arial" w:hAnsi="Arial" w:eastAsia="Arial"/>
           <w:noProof/>
         </w:rPr>
         <w:drawing>
@@ -1778,7 +1892,7 @@
             </w:pPr>
             <w:r>
               <w:rPr>
-                <w:rFonts w:ascii="Roboto Mono" w:hAnsi="Roboto Mono"/>
+                <w:rFonts w:ascii="Arial" w:hAnsi="Arial" w:eastAsia="Arial"/>
                 <w:b/>
                 <w:bCs/>
               </w:rPr>
@@ -1802,7 +1916,7 @@
             </w:pPr>
             <w:r>
               <w:rPr>
-                <w:rFonts w:ascii="Roboto Mono" w:hAnsi="Roboto Mono"/>
+                <w:rFonts w:ascii="Arial" w:hAnsi="Arial" w:eastAsia="Arial"/>
                 <w:b/>
                 <w:bCs/>
               </w:rPr>
@@ -1829,7 +1943,7 @@
             </w:pPr>
             <w:r>
               <w:rPr>
-                <w:rFonts w:ascii="Roboto Mono" w:hAnsi="Roboto Mono"/>
+                <w:rFonts w:ascii="Arial" w:hAnsi="Arial" w:eastAsia="Arial"/>
               </w:rPr>
               <w:t>1</w:t>
             </w:r>
@@ -1849,7 +1963,7 @@
             </w:pPr>
             <w:r>
               <w:rPr>
-                <w:rFonts w:ascii="Roboto Mono" w:hAnsi="Roboto Mono"/>
+                <w:rFonts w:ascii="Arial" w:hAnsi="Arial" w:eastAsia="Arial"/>
               </w:rPr>
               <w:t>Ali</w:t>
             </w:r>
@@ -1874,7 +1988,7 @@
             </w:pPr>
             <w:r>
               <w:rPr>
-                <w:rFonts w:ascii="Roboto Mono" w:hAnsi="Roboto Mono"/>
+                <w:rFonts w:ascii="Arial" w:hAnsi="Arial" w:eastAsia="Arial"/>
               </w:rPr>
               <w:t>2</w:t>
             </w:r>
@@ -1894,7 +2008,7 @@
             </w:pPr>
             <w:r>
               <w:rPr>
-                <w:rFonts w:ascii="Roboto Mono" w:hAnsi="Roboto Mono"/>
+                <w:rFonts w:ascii="Arial" w:hAnsi="Arial" w:eastAsia="Arial"/>
               </w:rPr>
               <w:t>Sara</w:t>
             </w:r>
@@ -1910,7 +2024,7 @@
       </w:pPr>
       <w:r>
         <w:rPr>
-          <w:rFonts w:ascii="Roboto Mono" w:hAnsi="Roboto Mono"/>
+          <w:rFonts w:ascii="Roboto Mono" w:hAnsi="Roboto Mono" w:eastAsia="Roboto Mono"/>
         </w:rPr>
         <w:pict w14:anchorId="0F2038B5">
           <v:rect id="_x0000_i1033" style="width:0;height:1.5pt" o:hralign="center" o:hrstd="t" o:hr="t" fillcolor="#a0a0a0" stroked="f"/>
@@ -1927,7 +2041,7 @@
       </w:pPr>
       <w:r>
         <w:rPr>
-          <w:rFonts w:ascii="Roboto Mono" w:hAnsi="Roboto Mono"/>
+          <w:rFonts w:ascii="Roboto Mono" w:hAnsi="Roboto Mono" w:eastAsia="Roboto Mono"/>
           <w:b/>
           <w:bCs/>
         </w:rPr>
@@ -1944,6 +2058,7 @@
       </w:pPr>
       <w:r>
         <w:rPr>
+          <w:rFonts w:ascii="Arial" w:hAnsi="Arial" w:eastAsia="Arial"/>
           <w:noProof/>
         </w:rPr>
         <w:drawing>
@@ -2034,7 +2149,7 @@
             </w:pPr>
             <w:r>
               <w:rPr>
-                <w:rFonts w:ascii="Roboto Mono" w:hAnsi="Roboto Mono"/>
+                <w:rFonts w:ascii="Arial" w:hAnsi="Arial" w:eastAsia="Arial"/>
                 <w:b/>
                 <w:bCs/>
               </w:rPr>
@@ -2058,7 +2173,7 @@
             </w:pPr>
             <w:r>
               <w:rPr>
-                <w:rFonts w:ascii="Roboto Mono" w:hAnsi="Roboto Mono"/>
+                <w:rFonts w:ascii="Arial" w:hAnsi="Arial" w:eastAsia="Arial"/>
                 <w:b/>
                 <w:bCs/>
               </w:rPr>
@@ -2082,7 +2197,7 @@
             </w:pPr>
             <w:r>
               <w:rPr>
-                <w:rFonts w:ascii="Roboto Mono" w:hAnsi="Roboto Mono"/>
+                <w:rFonts w:ascii="Arial" w:hAnsi="Arial" w:eastAsia="Arial"/>
                 <w:b/>
                 <w:bCs/>
               </w:rPr>
@@ -2109,7 +2224,7 @@
             </w:pPr>
             <w:r>
               <w:rPr>
-                <w:rFonts w:ascii="Roboto Mono" w:hAnsi="Roboto Mono"/>
+                <w:rFonts w:ascii="Arial" w:hAnsi="Arial" w:eastAsia="Arial"/>
               </w:rPr>
               <w:t>101</w:t>
             </w:r>
@@ -2129,7 +2244,7 @@
             </w:pPr>
             <w:r>
               <w:rPr>
-                <w:rFonts w:ascii="Roboto Mono" w:hAnsi="Roboto Mono"/>
+                <w:rFonts w:ascii="Arial" w:hAnsi="Arial" w:eastAsia="Arial"/>
               </w:rPr>
               <w:t>1</w:t>
             </w:r>
@@ -2149,7 +2264,7 @@
             </w:pPr>
             <w:r>
               <w:rPr>
-                <w:rFonts w:ascii="Roboto Mono" w:hAnsi="Roboto Mono"/>
+                <w:rFonts w:ascii="Arial" w:hAnsi="Arial" w:eastAsia="Arial"/>
               </w:rPr>
               <w:t>$50</w:t>
             </w:r>
@@ -2174,7 +2289,7 @@
             </w:pPr>
             <w:r>
               <w:rPr>
-                <w:rFonts w:ascii="Roboto Mono" w:hAnsi="Roboto Mono"/>
+                <w:rFonts w:ascii="Arial" w:hAnsi="Arial" w:eastAsia="Arial"/>
               </w:rPr>
               <w:t>102</w:t>
             </w:r>
@@ -2194,7 +2309,7 @@
             </w:pPr>
             <w:r>
               <w:rPr>
-                <w:rFonts w:ascii="Roboto Mono" w:hAnsi="Roboto Mono"/>
+                <w:rFonts w:ascii="Arial" w:hAnsi="Arial" w:eastAsia="Arial"/>
               </w:rPr>
               <w:t>2</w:t>
             </w:r>
@@ -2214,7 +2329,7 @@
             </w:pPr>
             <w:r>
               <w:rPr>
-                <w:rFonts w:ascii="Roboto Mono" w:hAnsi="Roboto Mono"/>
+                <w:rFonts w:ascii="Arial" w:hAnsi="Arial" w:eastAsia="Arial"/>
               </w:rPr>
               <w:t>$75</w:t>
             </w:r>
@@ -2230,7 +2345,7 @@
       </w:pPr>
       <w:r>
         <w:rPr>
-          <w:rFonts w:ascii="Roboto Mono" w:hAnsi="Roboto Mono"/>
+          <w:rFonts w:ascii="Roboto Mono" w:hAnsi="Roboto Mono" w:eastAsia="Roboto Mono"/>
         </w:rPr>
         <w:pict w14:anchorId="622C2648">
           <v:rect id="_x0000_i1034" style="width:0;height:1.5pt" o:hralign="center" o:hrstd="t" o:hr="t" fillcolor="#a0a0a0" stroked="f"/>
@@ -2247,7 +2362,7 @@
       </w:pPr>
       <w:r>
         <w:rPr>
-          <w:rFonts w:ascii="Roboto Mono" w:hAnsi="Roboto Mono"/>
+          <w:rFonts w:ascii="Roboto Mono" w:hAnsi="Roboto Mono" w:eastAsia="Roboto Mono"/>
           <w:b/>
           <w:bCs/>
         </w:rPr>
@@ -2264,6 +2379,7 @@
       </w:pPr>
       <w:r>
         <w:rPr>
+          <w:rFonts w:ascii="Arial" w:hAnsi="Arial" w:eastAsia="Arial"/>
           <w:noProof/>
         </w:rPr>
         <w:drawing>
@@ -2354,7 +2470,7 @@
             </w:pPr>
             <w:r>
               <w:rPr>
-                <w:rFonts w:ascii="Roboto Mono" w:hAnsi="Roboto Mono"/>
+                <w:rFonts w:ascii="Arial" w:hAnsi="Arial" w:eastAsia="Arial"/>
                 <w:b/>
                 <w:bCs/>
               </w:rPr>
@@ -2378,7 +2494,7 @@
             </w:pPr>
             <w:r>
               <w:rPr>
-                <w:rFonts w:ascii="Roboto Mono" w:hAnsi="Roboto Mono"/>
+                <w:rFonts w:ascii="Arial" w:hAnsi="Arial" w:eastAsia="Arial"/>
                 <w:b/>
                 <w:bCs/>
               </w:rPr>
@@ -2402,7 +2518,7 @@
             </w:pPr>
             <w:r>
               <w:rPr>
-                <w:rFonts w:ascii="Roboto Mono" w:hAnsi="Roboto Mono"/>
+                <w:rFonts w:ascii="Arial" w:hAnsi="Arial" w:eastAsia="Arial"/>
                 <w:b/>
                 <w:bCs/>
               </w:rPr>
@@ -2429,7 +2545,7 @@
             </w:pPr>
             <w:r>
               <w:rPr>
-                <w:rFonts w:ascii="Roboto Mono" w:hAnsi="Roboto Mono"/>
+                <w:rFonts w:ascii="Arial" w:hAnsi="Arial" w:eastAsia="Arial"/>
               </w:rPr>
               <w:t>1</w:t>
             </w:r>
@@ -2449,7 +2565,7 @@
             </w:pPr>
             <w:r>
               <w:rPr>
-                <w:rFonts w:ascii="Roboto Mono" w:hAnsi="Roboto Mono"/>
+                <w:rFonts w:ascii="Arial" w:hAnsi="Arial" w:eastAsia="Arial"/>
               </w:rPr>
               <w:t>Laptop</w:t>
             </w:r>
@@ -2469,7 +2585,7 @@
             </w:pPr>
             <w:r>
               <w:rPr>
-                <w:rFonts w:ascii="Roboto Mono" w:hAnsi="Roboto Mono"/>
+                <w:rFonts w:ascii="Arial" w:hAnsi="Arial" w:eastAsia="Arial"/>
               </w:rPr>
               <w:t>20</w:t>
             </w:r>
@@ -2494,7 +2610,7 @@
             </w:pPr>
             <w:r>
               <w:rPr>
-                <w:rFonts w:ascii="Roboto Mono" w:hAnsi="Roboto Mono"/>
+                <w:rFonts w:ascii="Arial" w:hAnsi="Arial" w:eastAsia="Arial"/>
               </w:rPr>
               <w:t>2</w:t>
             </w:r>
@@ -2514,7 +2630,7 @@
             </w:pPr>
             <w:r>
               <w:rPr>
-                <w:rFonts w:ascii="Roboto Mono" w:hAnsi="Roboto Mono"/>
+                <w:rFonts w:ascii="Arial" w:hAnsi="Arial" w:eastAsia="Arial"/>
               </w:rPr>
               <w:t>Mouse</w:t>
             </w:r>
@@ -2534,7 +2650,7 @@
             </w:pPr>
             <w:r>
               <w:rPr>
-                <w:rFonts w:ascii="Roboto Mono" w:hAnsi="Roboto Mono"/>
+                <w:rFonts w:ascii="Arial" w:hAnsi="Arial" w:eastAsia="Arial"/>
               </w:rPr>
               <w:t>150</w:t>
             </w:r>
@@ -2550,7 +2666,7 @@
       </w:pPr>
       <w:r>
         <w:rPr>
-          <w:rFonts w:ascii="Roboto Mono" w:hAnsi="Roboto Mono"/>
+          <w:rFonts w:ascii="Roboto Mono" w:hAnsi="Roboto Mono" w:eastAsia="Roboto Mono"/>
         </w:rPr>
         <w:pict w14:anchorId="52C590A4">
           <v:rect id="_x0000_i1035" style="width:0;height:1.5pt" o:hralign="center" o:hrstd="t" o:hr="t" fillcolor="#a0a0a0" stroked="f"/>
@@ -2563,17 +2679,21 @@
       </w:pPr>
       <w:r>
         <w:rPr>
-          <w:rFonts w:ascii="Segoe UI Emoji" w:hAnsi="Segoe UI Emoji" w:cs="Segoe UI Emoji"/>
+          <w:rFonts w:ascii="Arial" w:hAnsi="Arial" w:cs="Segoe UI Emoji" w:eastAsia="Arial"/>
         </w:rPr>
         <w:t>🏦</w:t>
       </w:r>
       <w:r>
+        <w:rPr>
+          <w:rFonts w:ascii="Arial" w:hAnsi="Arial" w:eastAsia="Arial"/>
+        </w:rPr>
         <w:t xml:space="preserve"> Real-World Uses</w:t>
       </w:r>
     </w:p>
     <w:p>
       <w:r>
         <w:rPr>
+          <w:rFonts w:ascii="Arial" w:hAnsi="Arial" w:eastAsia="Arial"/>
           <w:b/>
           <w:color w:val="000000"/>
           <w:sz w:val="18"/>
@@ -2583,6 +2703,7 @@
       </w:r>
       <w:r>
         <w:rPr>
+          <w:rFonts w:ascii="Arial" w:hAnsi="Arial" w:eastAsia="Arial"/>
           <w:color w:val="000000"/>
           <w:sz w:val="18"/>
           <w:highlight w:val="lightGray"/>
@@ -2591,6 +2712,7 @@
       </w:r>
       <w:r>
         <w:rPr>
+          <w:rFonts w:ascii="Arial" w:hAnsi="Arial" w:eastAsia="Arial"/>
           <w:b/>
           <w:color w:val="000000"/>
           <w:sz w:val="18"/>
@@ -2600,6 +2722,7 @@
       </w:r>
       <w:r>
         <w:rPr>
+          <w:rFonts w:ascii="Arial" w:hAnsi="Arial" w:eastAsia="Arial"/>
           <w:color w:val="000000"/>
           <w:sz w:val="18"/>
           <w:highlight w:val="lightGray"/>
@@ -2608,6 +2731,7 @@
       </w:r>
       <w:r>
         <w:rPr>
+          <w:rFonts w:ascii="Arial" w:hAnsi="Arial" w:eastAsia="Arial"/>
           <w:b/>
           <w:color w:val="000000"/>
           <w:sz w:val="18"/>
@@ -2617,6 +2741,7 @@
       </w:r>
       <w:r>
         <w:rPr>
+          <w:rFonts w:ascii="Arial" w:hAnsi="Arial" w:eastAsia="Arial"/>
           <w:color w:val="000000"/>
           <w:sz w:val="18"/>
           <w:highlight w:val="lightGray"/>
@@ -2634,7 +2759,7 @@
       </w:pPr>
       <w:r>
         <w:rPr>
-          <w:rFonts w:ascii="Roboto Mono" w:hAnsi="Roboto Mono"/>
+          <w:rFonts w:ascii="Roboto Mono" w:hAnsi="Roboto Mono" w:eastAsia="Roboto Mono"/>
           <w:b/>
           <w:bCs/>
         </w:rPr>
@@ -2654,7 +2779,7 @@
       </w:pPr>
       <w:r>
         <w:rPr>
-          <w:rFonts w:ascii="Roboto Mono" w:hAnsi="Roboto Mono"/>
+          <w:rFonts w:ascii="Roboto Mono" w:hAnsi="Roboto Mono" w:eastAsia="Roboto Mono"/>
         </w:rPr>
         <w:t>Deposits</w:t>
       </w:r>
@@ -2672,7 +2797,7 @@
       </w:pPr>
       <w:r>
         <w:rPr>
-          <w:rFonts w:ascii="Roboto Mono" w:hAnsi="Roboto Mono"/>
+          <w:rFonts w:ascii="Roboto Mono" w:hAnsi="Roboto Mono" w:eastAsia="Roboto Mono"/>
         </w:rPr>
         <w:t>Withdrawals</w:t>
       </w:r>
@@ -2690,7 +2815,7 @@
       </w:pPr>
       <w:r>
         <w:rPr>
-          <w:rFonts w:ascii="Roboto Mono" w:hAnsi="Roboto Mono"/>
+          <w:rFonts w:ascii="Roboto Mono" w:hAnsi="Roboto Mono" w:eastAsia="Roboto Mono"/>
         </w:rPr>
         <w:t>Transfers</w:t>
       </w:r>
@@ -2705,7 +2830,7 @@
       </w:pPr>
       <w:r>
         <w:rPr>
-          <w:rFonts w:ascii="Roboto Mono" w:hAnsi="Roboto Mono"/>
+          <w:rFonts w:ascii="Roboto Mono" w:hAnsi="Roboto Mono" w:eastAsia="Roboto Mono"/>
           <w:b/>
           <w:bCs/>
         </w:rPr>
@@ -2725,7 +2850,7 @@
       </w:pPr>
       <w:r>
         <w:rPr>
-          <w:rFonts w:ascii="Roboto Mono" w:hAnsi="Roboto Mono"/>
+          <w:rFonts w:ascii="Roboto Mono" w:hAnsi="Roboto Mono" w:eastAsia="Roboto Mono"/>
         </w:rPr>
         <w:t>Orders</w:t>
       </w:r>
@@ -2743,7 +2868,7 @@
       </w:pPr>
       <w:r>
         <w:rPr>
-          <w:rFonts w:ascii="Roboto Mono" w:hAnsi="Roboto Mono"/>
+          <w:rFonts w:ascii="Roboto Mono" w:hAnsi="Roboto Mono" w:eastAsia="Roboto Mono"/>
         </w:rPr>
         <w:t>Payments</w:t>
       </w:r>
@@ -2761,7 +2886,7 @@
       </w:pPr>
       <w:r>
         <w:rPr>
-          <w:rFonts w:ascii="Roboto Mono" w:hAnsi="Roboto Mono"/>
+          <w:rFonts w:ascii="Roboto Mono" w:hAnsi="Roboto Mono" w:eastAsia="Roboto Mono"/>
         </w:rPr>
         <w:t>Inventory updates</w:t>
       </w:r>
@@ -2776,7 +2901,7 @@
       </w:pPr>
       <w:r>
         <w:rPr>
-          <w:rFonts w:ascii="Roboto Mono" w:hAnsi="Roboto Mono"/>
+          <w:rFonts w:ascii="Roboto Mono" w:hAnsi="Roboto Mono" w:eastAsia="Roboto Mono"/>
           <w:b/>
           <w:bCs/>
         </w:rPr>
@@ -2796,7 +2921,7 @@
       </w:pPr>
       <w:r>
         <w:rPr>
-          <w:rFonts w:ascii="Roboto Mono" w:hAnsi="Roboto Mono"/>
+          <w:rFonts w:ascii="Roboto Mono" w:hAnsi="Roboto Mono" w:eastAsia="Roboto Mono"/>
         </w:rPr>
         <w:t>Patient records</w:t>
       </w:r>
@@ -2814,7 +2939,7 @@
       </w:pPr>
       <w:r>
         <w:rPr>
-          <w:rFonts w:ascii="Roboto Mono" w:hAnsi="Roboto Mono"/>
+          <w:rFonts w:ascii="Roboto Mono" w:hAnsi="Roboto Mono" w:eastAsia="Roboto Mono"/>
         </w:rPr>
         <w:t>Appointments</w:t>
       </w:r>
@@ -2832,7 +2957,7 @@
       </w:pPr>
       <w:r>
         <w:rPr>
-          <w:rFonts w:ascii="Roboto Mono" w:hAnsi="Roboto Mono"/>
+          <w:rFonts w:ascii="Roboto Mono" w:hAnsi="Roboto Mono" w:eastAsia="Roboto Mono"/>
         </w:rPr>
         <w:t>Billing</w:t>
       </w:r>
@@ -2847,7 +2972,7 @@
       </w:pPr>
       <w:r>
         <w:rPr>
-          <w:rFonts w:ascii="Roboto Mono" w:hAnsi="Roboto Mono"/>
+          <w:rFonts w:ascii="Roboto Mono" w:hAnsi="Roboto Mono" w:eastAsia="Roboto Mono"/>
           <w:b/>
           <w:bCs/>
         </w:rPr>
@@ -2867,7 +2992,7 @@
       </w:pPr>
       <w:r>
         <w:rPr>
-          <w:rFonts w:ascii="Roboto Mono" w:hAnsi="Roboto Mono"/>
+          <w:rFonts w:ascii="Roboto Mono" w:hAnsi="Roboto Mono" w:eastAsia="Roboto Mono"/>
         </w:rPr>
         <w:t>Reservations</w:t>
       </w:r>
@@ -2885,7 +3010,7 @@
       </w:pPr>
       <w:r>
         <w:rPr>
-          <w:rFonts w:ascii="Roboto Mono" w:hAnsi="Roboto Mono"/>
+          <w:rFonts w:ascii="Roboto Mono" w:hAnsi="Roboto Mono" w:eastAsia="Roboto Mono"/>
         </w:rPr>
         <w:t>Ticket purchases</w:t>
       </w:r>
@@ -2903,7 +3028,7 @@
       </w:pPr>
       <w:r>
         <w:rPr>
-          <w:rFonts w:ascii="Roboto Mono" w:hAnsi="Roboto Mono"/>
+          <w:rFonts w:ascii="Roboto Mono" w:hAnsi="Roboto Mono" w:eastAsia="Roboto Mono"/>
         </w:rPr>
         <w:t>Seat assignments</w:t>
       </w:r>
@@ -2918,7 +3043,7 @@
       </w:pPr>
       <w:r>
         <w:rPr>
-          <w:rFonts w:ascii="Roboto Mono" w:hAnsi="Roboto Mono"/>
+          <w:rFonts w:ascii="Roboto Mono" w:hAnsi="Roboto Mono" w:eastAsia="Roboto Mono"/>
           <w:b/>
           <w:bCs/>
         </w:rPr>
@@ -2938,7 +3063,7 @@
       </w:pPr>
       <w:r>
         <w:rPr>
-          <w:rFonts w:ascii="Roboto Mono" w:hAnsi="Roboto Mono"/>
+          <w:rFonts w:ascii="Roboto Mono" w:hAnsi="Roboto Mono" w:eastAsia="Roboto Mono"/>
         </w:rPr>
         <w:t>Posts</w:t>
       </w:r>
@@ -2956,7 +3081,7 @@
       </w:pPr>
       <w:r>
         <w:rPr>
-          <w:rFonts w:ascii="Roboto Mono" w:hAnsi="Roboto Mono"/>
+          <w:rFonts w:ascii="Roboto Mono" w:hAnsi="Roboto Mono" w:eastAsia="Roboto Mono"/>
         </w:rPr>
         <w:t>Likes</w:t>
       </w:r>
@@ -2974,7 +3099,7 @@
       </w:pPr>
       <w:r>
         <w:rPr>
-          <w:rFonts w:ascii="Roboto Mono" w:hAnsi="Roboto Mono"/>
+          <w:rFonts w:ascii="Roboto Mono" w:hAnsi="Roboto Mono" w:eastAsia="Roboto Mono"/>
         </w:rPr>
         <w:t>Comments</w:t>
       </w:r>
@@ -2992,7 +3117,7 @@
       </w:pPr>
       <w:r>
         <w:rPr>
-          <w:rFonts w:ascii="Roboto Mono" w:hAnsi="Roboto Mono"/>
+          <w:rFonts w:ascii="Roboto Mono" w:hAnsi="Roboto Mono" w:eastAsia="Roboto Mono"/>
         </w:rPr>
         <w:t>Messages</w:t>
       </w:r>
@@ -3005,7 +3130,7 @@
       </w:pPr>
       <w:r>
         <w:rPr>
-          <w:rFonts w:ascii="Roboto Mono" w:hAnsi="Roboto Mono"/>
+          <w:rFonts w:ascii="Roboto Mono" w:hAnsi="Roboto Mono" w:eastAsia="Roboto Mono"/>
         </w:rPr>
         <w:pict w14:anchorId="004AC06B">
           <v:rect id="_x0000_i1036" style="width:0;height:1.5pt" o:hralign="center" o:hrstd="t" o:hr="t" fillcolor="#a0a0a0" stroked="f"/>
@@ -3018,17 +3143,21 @@
       </w:pPr>
       <w:r>
         <w:rPr>
-          <w:rFonts w:ascii="Segoe UI Emoji" w:hAnsi="Segoe UI Emoji" w:cs="Segoe UI Emoji"/>
+          <w:rFonts w:ascii="Arial" w:hAnsi="Arial" w:cs="Segoe UI Emoji" w:eastAsia="Arial"/>
         </w:rPr>
         <w:t>🌍</w:t>
       </w:r>
       <w:r>
+        <w:rPr>
+          <w:rFonts w:ascii="Arial" w:hAnsi="Arial" w:eastAsia="Arial"/>
+        </w:rPr>
         <w:t xml:space="preserve"> Popular Operational Databases</w:t>
       </w:r>
     </w:p>
     <w:p>
       <w:r>
         <w:rPr>
+          <w:rFonts w:ascii="Arial" w:hAnsi="Arial" w:eastAsia="Arial"/>
           <w:b/>
           <w:color w:val="000000"/>
           <w:sz w:val="18"/>
@@ -3038,6 +3167,7 @@
       </w:r>
       <w:r>
         <w:rPr>
+          <w:rFonts w:ascii="Arial" w:hAnsi="Arial" w:eastAsia="Arial"/>
           <w:color w:val="000000"/>
           <w:sz w:val="18"/>
           <w:highlight w:val="lightGray"/>
@@ -3046,6 +3176,7 @@
       </w:r>
       <w:r>
         <w:rPr>
+          <w:rFonts w:ascii="Arial" w:hAnsi="Arial" w:eastAsia="Arial"/>
           <w:b/>
           <w:color w:val="000000"/>
           <w:sz w:val="18"/>
@@ -3055,6 +3186,7 @@
       </w:r>
       <w:r>
         <w:rPr>
+          <w:rFonts w:ascii="Arial" w:hAnsi="Arial" w:eastAsia="Arial"/>
           <w:color w:val="000000"/>
           <w:sz w:val="18"/>
           <w:highlight w:val="lightGray"/>
@@ -3063,6 +3195,7 @@
       </w:r>
       <w:r>
         <w:rPr>
+          <w:rFonts w:ascii="Arial" w:hAnsi="Arial" w:eastAsia="Arial"/>
           <w:b/>
           <w:color w:val="000000"/>
           <w:sz w:val="18"/>
@@ -3072,6 +3205,7 @@
       </w:r>
       <w:r>
         <w:rPr>
+          <w:rFonts w:ascii="Arial" w:hAnsi="Arial" w:eastAsia="Arial"/>
           <w:color w:val="000000"/>
           <w:sz w:val="18"/>
           <w:highlight w:val="lightGray"/>
@@ -3089,7 +3223,7 @@
       </w:pPr>
       <w:r>
         <w:rPr>
-          <w:rFonts w:ascii="Roboto Mono" w:hAnsi="Roboto Mono"/>
+          <w:rFonts w:ascii="Roboto Mono" w:hAnsi="Roboto Mono" w:eastAsia="Roboto Mono"/>
           <w:b/>
           <w:bCs/>
         </w:rPr>
@@ -3190,7 +3324,7 @@
       </w:pPr>
       <w:r>
         <w:rPr>
-          <w:rFonts w:ascii="Roboto Mono" w:hAnsi="Roboto Mono"/>
+          <w:rFonts w:ascii="Roboto Mono" w:hAnsi="Roboto Mono" w:eastAsia="Roboto Mono"/>
           <w:b/>
           <w:bCs/>
         </w:rPr>
@@ -3247,7 +3381,7 @@
       </w:pPr>
       <w:r>
         <w:rPr>
-          <w:rFonts w:ascii="Roboto Mono" w:hAnsi="Roboto Mono"/>
+          <w:rFonts w:ascii="Roboto Mono" w:hAnsi="Roboto Mono" w:eastAsia="Roboto Mono"/>
         </w:rPr>
         <w:pict w14:anchorId="4EC47E5F">
           <v:rect id="_x0000_i1037" style="width:0;height:1.5pt" o:hralign="center" o:hrstd="t" o:hr="t" fillcolor="#a0a0a0" stroked="f"/>
@@ -3260,11 +3394,14 @@
       </w:pPr>
       <w:r>
         <w:rPr>
-          <w:rFonts w:ascii="Segoe UI Emoji" w:hAnsi="Segoe UI Emoji" w:cs="Segoe UI Emoji"/>
+          <w:rFonts w:ascii="Arial" w:hAnsi="Arial" w:cs="Segoe UI Emoji" w:eastAsia="Arial"/>
         </w:rPr>
         <w:t>⚖️</w:t>
       </w:r>
       <w:r>
+        <w:rPr>
+          <w:rFonts w:ascii="Arial" w:hAnsi="Arial" w:eastAsia="Arial"/>
+        </w:rPr>
         <w:t xml:space="preserve"> Operational Database vs Data Warehouse</w:t>
       </w:r>
     </w:p>
@@ -3277,6 +3414,7 @@
       </w:pPr>
       <w:r>
         <w:rPr>
+          <w:rFonts w:ascii="Arial" w:hAnsi="Arial" w:eastAsia="Arial"/>
           <w:b/>
           <w:color w:val="000000"/>
           <w:sz w:val="18"/>
@@ -3286,6 +3424,7 @@
       </w:r>
       <w:r>
         <w:rPr>
+          <w:rFonts w:ascii="Arial" w:hAnsi="Arial" w:eastAsia="Arial"/>
           <w:color w:val="000000"/>
           <w:sz w:val="18"/>
           <w:highlight w:val="lightGray"/>
@@ -3294,6 +3433,7 @@
       </w:r>
       <w:r>
         <w:rPr>
+          <w:rFonts w:ascii="Arial" w:hAnsi="Arial" w:eastAsia="Arial"/>
           <w:b/>
           <w:color w:val="000000"/>
           <w:sz w:val="18"/>
@@ -3303,6 +3443,7 @@
       </w:r>
       <w:r>
         <w:rPr>
+          <w:rFonts w:ascii="Arial" w:hAnsi="Arial" w:eastAsia="Arial"/>
           <w:color w:val="000000"/>
           <w:sz w:val="18"/>
           <w:highlight w:val="lightGray"/>
@@ -3311,6 +3452,7 @@
       </w:r>
       <w:r>
         <w:rPr>
+          <w:rFonts w:ascii="Arial" w:hAnsi="Arial" w:eastAsia="Arial"/>
           <w:b/>
           <w:color w:val="000000"/>
           <w:sz w:val="18"/>
@@ -3320,6 +3462,7 @@
       </w:r>
       <w:r>
         <w:rPr>
+          <w:rFonts w:ascii="Arial" w:hAnsi="Arial" w:eastAsia="Arial"/>
           <w:color w:val="000000"/>
           <w:sz w:val="18"/>
           <w:highlight w:val="lightGray"/>
@@ -3330,6 +3473,7 @@
     <w:p>
       <w:r>
         <w:rPr>
+          <w:rFonts w:ascii="Arial" w:hAnsi="Arial" w:eastAsia="Arial"/>
           <w:noProof/>
         </w:rPr>
         <w:drawing>
@@ -3420,7 +3564,7 @@
             </w:pPr>
             <w:r>
               <w:rPr>
-                <w:rFonts w:ascii="Roboto Mono" w:hAnsi="Roboto Mono"/>
+                <w:rFonts w:ascii="Arial" w:hAnsi="Arial" w:eastAsia="Arial"/>
                 <w:b/>
                 <w:bCs/>
               </w:rPr>
@@ -3444,7 +3588,7 @@
             </w:pPr>
             <w:r>
               <w:rPr>
-                <w:rFonts w:ascii="Roboto Mono" w:hAnsi="Roboto Mono"/>
+                <w:rFonts w:ascii="Arial" w:hAnsi="Arial" w:eastAsia="Arial"/>
                 <w:b/>
                 <w:bCs/>
               </w:rPr>
@@ -3468,7 +3612,7 @@
             </w:pPr>
             <w:r>
               <w:rPr>
-                <w:rFonts w:ascii="Roboto Mono" w:hAnsi="Roboto Mono"/>
+                <w:rFonts w:ascii="Arial" w:hAnsi="Arial" w:eastAsia="Arial"/>
                 <w:b/>
                 <w:bCs/>
               </w:rPr>
@@ -3495,7 +3639,7 @@
             </w:pPr>
             <w:r>
               <w:rPr>
-                <w:rFonts w:ascii="Roboto Mono" w:hAnsi="Roboto Mono"/>
+                <w:rFonts w:ascii="Arial" w:hAnsi="Arial" w:eastAsia="Arial"/>
               </w:rPr>
               <w:t>Purpose</w:t>
             </w:r>
@@ -3515,7 +3659,7 @@
             </w:pPr>
             <w:r>
               <w:rPr>
-                <w:rFonts w:ascii="Roboto Mono" w:hAnsi="Roboto Mono"/>
+                <w:rFonts w:ascii="Arial" w:hAnsi="Arial" w:eastAsia="Arial"/>
               </w:rPr>
               <w:t>Daily operations</w:t>
             </w:r>
@@ -3535,7 +3679,7 @@
             </w:pPr>
             <w:r>
               <w:rPr>
-                <w:rFonts w:ascii="Roboto Mono" w:hAnsi="Roboto Mono"/>
+                <w:rFonts w:ascii="Arial" w:hAnsi="Arial" w:eastAsia="Arial"/>
               </w:rPr>
               <w:t>Analytics &amp; reporting</w:t>
             </w:r>
@@ -3560,7 +3704,7 @@
             </w:pPr>
             <w:r>
               <w:rPr>
-                <w:rFonts w:ascii="Roboto Mono" w:hAnsi="Roboto Mono"/>
+                <w:rFonts w:ascii="Arial" w:hAnsi="Arial" w:eastAsia="Arial"/>
               </w:rPr>
               <w:t>Data</w:t>
             </w:r>
@@ -3580,7 +3724,7 @@
             </w:pPr>
             <w:r>
               <w:rPr>
-                <w:rFonts w:ascii="Roboto Mono" w:hAnsi="Roboto Mono"/>
+                <w:rFonts w:ascii="Arial" w:hAnsi="Arial" w:eastAsia="Arial"/>
               </w:rPr>
               <w:t>Current</w:t>
             </w:r>
@@ -3600,7 +3744,7 @@
             </w:pPr>
             <w:r>
               <w:rPr>
-                <w:rFonts w:ascii="Roboto Mono" w:hAnsi="Roboto Mono"/>
+                <w:rFonts w:ascii="Arial" w:hAnsi="Arial" w:eastAsia="Arial"/>
               </w:rPr>
               <w:t>Historical</w:t>
             </w:r>
@@ -3625,7 +3769,7 @@
             </w:pPr>
             <w:r>
               <w:rPr>
-                <w:rFonts w:ascii="Roboto Mono" w:hAnsi="Roboto Mono"/>
+                <w:rFonts w:ascii="Arial" w:hAnsi="Arial" w:eastAsia="Arial"/>
               </w:rPr>
               <w:t>Transactions</w:t>
             </w:r>
@@ -3645,7 +3789,7 @@
             </w:pPr>
             <w:r>
               <w:rPr>
-                <w:rFonts w:ascii="Roboto Mono" w:hAnsi="Roboto Mono"/>
+                <w:rFonts w:ascii="Arial" w:hAnsi="Arial" w:eastAsia="Arial"/>
               </w:rPr>
               <w:t>Very frequent</w:t>
             </w:r>
@@ -3665,7 +3809,7 @@
             </w:pPr>
             <w:r>
               <w:rPr>
-                <w:rFonts w:ascii="Roboto Mono" w:hAnsi="Roboto Mono"/>
+                <w:rFonts w:ascii="Arial" w:hAnsi="Arial" w:eastAsia="Arial"/>
               </w:rPr>
               <w:t>Rare</w:t>
             </w:r>
@@ -3690,7 +3834,7 @@
             </w:pPr>
             <w:r>
               <w:rPr>
-                <w:rFonts w:ascii="Roboto Mono" w:hAnsi="Roboto Mono"/>
+                <w:rFonts w:ascii="Arial" w:hAnsi="Arial" w:eastAsia="Arial"/>
               </w:rPr>
               <w:t>Updates</w:t>
             </w:r>
@@ -3710,7 +3854,7 @@
             </w:pPr>
             <w:r>
               <w:rPr>
-                <w:rFonts w:ascii="Roboto Mono" w:hAnsi="Roboto Mono"/>
+                <w:rFonts w:ascii="Arial" w:hAnsi="Arial" w:eastAsia="Arial"/>
               </w:rPr>
               <w:t>Continuous</w:t>
             </w:r>
@@ -3730,7 +3874,7 @@
             </w:pPr>
             <w:r>
               <w:rPr>
-                <w:rFonts w:ascii="Roboto Mono" w:hAnsi="Roboto Mono"/>
+                <w:rFonts w:ascii="Arial" w:hAnsi="Arial" w:eastAsia="Arial"/>
               </w:rPr>
               <w:t>Periodic</w:t>
             </w:r>
@@ -3755,7 +3899,7 @@
             </w:pPr>
             <w:r>
               <w:rPr>
-                <w:rFonts w:ascii="Roboto Mono" w:hAnsi="Roboto Mono"/>
+                <w:rFonts w:ascii="Arial" w:hAnsi="Arial" w:eastAsia="Arial"/>
               </w:rPr>
               <w:t>Queries</w:t>
             </w:r>
@@ -3775,7 +3919,7 @@
             </w:pPr>
             <w:r>
               <w:rPr>
-                <w:rFonts w:ascii="Roboto Mono" w:hAnsi="Roboto Mono"/>
+                <w:rFonts w:ascii="Arial" w:hAnsi="Arial" w:eastAsia="Arial"/>
               </w:rPr>
               <w:t>Simple and fast</w:t>
             </w:r>
@@ -3795,7 +3939,7 @@
             </w:pPr>
             <w:r>
               <w:rPr>
-                <w:rFonts w:ascii="Roboto Mono" w:hAnsi="Roboto Mono"/>
+                <w:rFonts w:ascii="Arial" w:hAnsi="Arial" w:eastAsia="Arial"/>
               </w:rPr>
               <w:t>Complex and analytical</w:t>
             </w:r>
@@ -3820,7 +3964,7 @@
             </w:pPr>
             <w:r>
               <w:rPr>
-                <w:rFonts w:ascii="Roboto Mono" w:hAnsi="Roboto Mono"/>
+                <w:rFonts w:ascii="Arial" w:hAnsi="Arial" w:eastAsia="Arial"/>
               </w:rPr>
               <w:t>Users</w:t>
             </w:r>
@@ -3840,7 +3984,7 @@
             </w:pPr>
             <w:r>
               <w:rPr>
-                <w:rFonts w:ascii="Roboto Mono" w:hAnsi="Roboto Mono"/>
+                <w:rFonts w:ascii="Arial" w:hAnsi="Arial" w:eastAsia="Arial"/>
               </w:rPr>
               <w:t>Applications and customers</w:t>
             </w:r>
@@ -3860,7 +4004,7 @@
             </w:pPr>
             <w:r>
               <w:rPr>
-                <w:rFonts w:ascii="Roboto Mono" w:hAnsi="Roboto Mono"/>
+                <w:rFonts w:ascii="Arial" w:hAnsi="Arial" w:eastAsia="Arial"/>
               </w:rPr>
               <w:t>Analysts and managers</w:t>
             </w:r>
@@ -3887,7 +4031,7 @@
       </w:pPr>
       <w:r>
         <w:rPr>
-          <w:rFonts w:ascii="Roboto Mono" w:hAnsi="Roboto Mono"/>
+          <w:rFonts w:ascii="Roboto Mono" w:hAnsi="Roboto Mono" w:eastAsia="Roboto Mono"/>
           <w:b/>
           <w:bCs/>
         </w:rPr>
@@ -3904,7 +4048,7 @@
       </w:pPr>
       <w:r>
         <w:rPr>
-          <w:rFonts w:ascii="Roboto Mono" w:hAnsi="Roboto Mono"/>
+          <w:rFonts w:ascii="Roboto Mono" w:hAnsi="Roboto Mono" w:eastAsia="Roboto Mono"/>
           <w:b/>
           <w:bCs/>
         </w:rPr>
@@ -3921,6 +4065,7 @@
       </w:pPr>
       <w:r>
         <w:rPr>
+          <w:rFonts w:ascii="Arial" w:hAnsi="Arial" w:eastAsia="Arial"/>
           <w:noProof/>
         </w:rPr>
         <w:drawing>
@@ -3981,7 +4126,7 @@
       </w:pPr>
       <w:r>
         <w:rPr>
-          <w:rFonts w:ascii="Roboto Mono" w:hAnsi="Roboto Mono"/>
+          <w:rFonts w:ascii="Roboto Mono" w:hAnsi="Roboto Mono" w:eastAsia="Roboto Mono"/>
         </w:rPr>
         <w:t>Current inventory = 50 units</w:t>
       </w:r>
@@ -3996,7 +4141,7 @@
       </w:pPr>
       <w:r>
         <w:rPr>
-          <w:rFonts w:ascii="Roboto Mono" w:hAnsi="Roboto Mono"/>
+          <w:rFonts w:ascii="Roboto Mono" w:hAnsi="Roboto Mono" w:eastAsia="Roboto Mono"/>
           <w:b/>
           <w:bCs/>
         </w:rPr>
@@ -4013,6 +4158,7 @@
       </w:pPr>
       <w:r>
         <w:rPr>
+          <w:rFonts w:ascii="Arial" w:hAnsi="Arial" w:eastAsia="Arial"/>
           <w:noProof/>
         </w:rPr>
         <w:drawing>
@@ -4073,7 +4219,7 @@
       </w:pPr>
       <w:r>
         <w:rPr>
-          <w:rFonts w:ascii="Roboto Mono" w:hAnsi="Roboto Mono"/>
+          <w:rFonts w:ascii="Roboto Mono" w:hAnsi="Roboto Mono" w:eastAsia="Roboto Mono"/>
         </w:rPr>
         <w:t>Inventory trends for the last 5 years</w:t>
       </w:r>
@@ -4086,7 +4232,7 @@
       </w:pPr>
       <w:r>
         <w:rPr>
-          <w:rFonts w:ascii="Roboto Mono" w:hAnsi="Roboto Mono"/>
+          <w:rFonts w:ascii="Roboto Mono" w:hAnsi="Roboto Mono" w:eastAsia="Roboto Mono"/>
         </w:rPr>
         <w:pict w14:anchorId="6330D083">
           <v:rect id="_x0000_i1038" style="width:0;height:1.5pt" o:hralign="center" o:hrstd="t" o:hr="t" fillcolor="#a0a0a0" stroked="f"/>
@@ -4099,11 +4245,14 @@
       </w:pPr>
       <w:r>
         <w:rPr>
-          <w:rFonts w:ascii="Segoe UI Emoji" w:hAnsi="Segoe UI Emoji" w:cs="Segoe UI Emoji"/>
+          <w:rFonts w:ascii="Arial" w:hAnsi="Arial" w:cs="Segoe UI Emoji" w:eastAsia="Arial"/>
         </w:rPr>
         <w:t>🔗</w:t>
       </w:r>
       <w:r>
+        <w:rPr>
+          <w:rFonts w:ascii="Arial" w:hAnsi="Arial" w:eastAsia="Arial"/>
+        </w:rPr>
         <w:t xml:space="preserve"> How an Operational Database Works</w:t>
       </w:r>
     </w:p>
@@ -4116,6 +4265,7 @@
       </w:pPr>
       <w:r>
         <w:rPr>
+          <w:rFonts w:ascii="Arial" w:hAnsi="Arial" w:eastAsia="Arial"/>
           <w:b/>
           <w:color w:val="000000"/>
           <w:sz w:val="18"/>
@@ -4125,6 +4275,7 @@
       </w:r>
       <w:r>
         <w:rPr>
+          <w:rFonts w:ascii="Arial" w:hAnsi="Arial" w:eastAsia="Arial"/>
           <w:color w:val="000000"/>
           <w:sz w:val="18"/>
           <w:highlight w:val="lightGray"/>
@@ -4133,6 +4284,7 @@
       </w:r>
       <w:r>
         <w:rPr>
+          <w:rFonts w:ascii="Arial" w:hAnsi="Arial" w:eastAsia="Arial"/>
           <w:b/>
           <w:color w:val="000000"/>
           <w:sz w:val="18"/>
@@ -4142,6 +4294,7 @@
       </w:r>
       <w:r>
         <w:rPr>
+          <w:rFonts w:ascii="Arial" w:hAnsi="Arial" w:eastAsia="Arial"/>
           <w:color w:val="000000"/>
           <w:sz w:val="18"/>
           <w:highlight w:val="lightGray"/>
@@ -4150,6 +4303,7 @@
       </w:r>
       <w:r>
         <w:rPr>
+          <w:rFonts w:ascii="Arial" w:hAnsi="Arial" w:eastAsia="Arial"/>
           <w:b/>
           <w:color w:val="000000"/>
           <w:sz w:val="18"/>
@@ -4159,6 +4313,7 @@
       </w:r>
       <w:r>
         <w:rPr>
+          <w:rFonts w:ascii="Arial" w:hAnsi="Arial" w:eastAsia="Arial"/>
           <w:color w:val="000000"/>
           <w:sz w:val="18"/>
           <w:highlight w:val="lightGray"/>
@@ -4169,6 +4324,7 @@
     <w:p>
       <w:r>
         <w:rPr>
+          <w:rFonts w:ascii="Arial" w:hAnsi="Arial" w:eastAsia="Arial"/>
           <w:noProof/>
         </w:rPr>
         <w:drawing>
@@ -4229,7 +4385,7 @@
       </w:pPr>
       <w:r>
         <w:rPr>
-          <w:rFonts w:ascii="Roboto Mono" w:hAnsi="Roboto Mono"/>
+          <w:rFonts w:ascii="Roboto Mono" w:hAnsi="Roboto Mono" w:eastAsia="Roboto Mono"/>
         </w:rPr>
         <w:t>Users / Applications</w:t>
       </w:r>
@@ -4242,11 +4398,14 @@
       </w:pPr>
       <w:r>
         <w:rPr>
-          <w:rFonts w:ascii="Roboto Mono" w:hAnsi="Roboto Mono"/>
+          <w:rFonts w:ascii="Roboto Mono" w:hAnsi="Roboto Mono" w:eastAsia="Roboto Mono"/>
         </w:rPr>
         <w:t xml:space="preserve">         </w:t>
       </w:r>
       <w:r>
+        <w:rPr>
+          <w:rFonts w:ascii="Roboto Mono" w:hAnsi="Roboto Mono" w:eastAsia="Roboto Mono"/>
+        </w:rPr>
         <w:t>↓</w:t>
       </w:r>
     </w:p>
@@ -4258,7 +4417,7 @@
       </w:pPr>
       <w:r>
         <w:rPr>
-          <w:rFonts w:ascii="Roboto Mono" w:hAnsi="Roboto Mono"/>
+          <w:rFonts w:ascii="Roboto Mono" w:hAnsi="Roboto Mono" w:eastAsia="Roboto Mono"/>
         </w:rPr>
         <w:t>Operational Database</w:t>
       </w:r>
@@ -4271,11 +4430,14 @@
       </w:pPr>
       <w:r>
         <w:rPr>
-          <w:rFonts w:ascii="Roboto Mono" w:hAnsi="Roboto Mono"/>
+          <w:rFonts w:ascii="Roboto Mono" w:hAnsi="Roboto Mono" w:eastAsia="Roboto Mono"/>
         </w:rPr>
         <w:t xml:space="preserve">         </w:t>
       </w:r>
       <w:r>
+        <w:rPr>
+          <w:rFonts w:ascii="Roboto Mono" w:hAnsi="Roboto Mono" w:eastAsia="Roboto Mono"/>
+        </w:rPr>
         <w:t>↓</w:t>
       </w:r>
     </w:p>
@@ -4287,7 +4449,7 @@
       </w:pPr>
       <w:r>
         <w:rPr>
-          <w:rFonts w:ascii="Roboto Mono" w:hAnsi="Roboto Mono"/>
+          <w:rFonts w:ascii="Roboto Mono" w:hAnsi="Roboto Mono" w:eastAsia="Roboto Mono"/>
         </w:rPr>
         <w:t>Transactions</w:t>
       </w:r>
@@ -4300,11 +4462,14 @@
       </w:pPr>
       <w:r>
         <w:rPr>
-          <w:rFonts w:ascii="Roboto Mono" w:hAnsi="Roboto Mono"/>
+          <w:rFonts w:ascii="Roboto Mono" w:hAnsi="Roboto Mono" w:eastAsia="Roboto Mono"/>
         </w:rPr>
         <w:t xml:space="preserve">         </w:t>
       </w:r>
       <w:r>
+        <w:rPr>
+          <w:rFonts w:ascii="Roboto Mono" w:hAnsi="Roboto Mono" w:eastAsia="Roboto Mono"/>
+        </w:rPr>
         <w:t>↓</w:t>
       </w:r>
     </w:p>
@@ -4316,7 +4481,7 @@
       </w:pPr>
       <w:r>
         <w:rPr>
-          <w:rFonts w:ascii="Roboto Mono" w:hAnsi="Roboto Mono"/>
+          <w:rFonts w:ascii="Roboto Mono" w:hAnsi="Roboto Mono" w:eastAsia="Roboto Mono"/>
         </w:rPr>
         <w:t>Updated Current Data</w:t>
       </w:r>
@@ -4329,7 +4494,7 @@
       </w:pPr>
       <w:r>
         <w:rPr>
-          <w:rFonts w:ascii="Roboto Mono" w:hAnsi="Roboto Mono"/>
+          <w:rFonts w:ascii="Roboto Mono" w:hAnsi="Roboto Mono" w:eastAsia="Roboto Mono"/>
         </w:rPr>
         <w:pict w14:anchorId="62BC1D2F">
           <v:rect id="_x0000_i1039" style="width:0;height:1.5pt" o:hralign="center" o:hrstd="t" o:hr="t" fillcolor="#a0a0a0" stroked="f"/>
@@ -4342,17 +4507,21 @@
       </w:pPr>
       <w:r>
         <w:rPr>
-          <w:rFonts w:ascii="Segoe UI Emoji" w:hAnsi="Segoe UI Emoji" w:cs="Segoe UI Emoji"/>
+          <w:rFonts w:ascii="Arial" w:hAnsi="Arial" w:cs="Segoe UI Emoji" w:eastAsia="Arial"/>
         </w:rPr>
         <w:t>🧠</w:t>
       </w:r>
       <w:r>
+        <w:rPr>
+          <w:rFonts w:ascii="Arial" w:hAnsi="Arial" w:eastAsia="Arial"/>
+        </w:rPr>
         <w:t xml:space="preserve"> Simple Analogy</w:t>
       </w:r>
     </w:p>
     <w:p>
       <w:r>
         <w:rPr>
+          <w:rFonts w:ascii="Arial" w:hAnsi="Arial" w:eastAsia="Arial"/>
           <w:b/>
           <w:color w:val="000000"/>
           <w:sz w:val="18"/>
@@ -4362,6 +4531,7 @@
       </w:r>
       <w:r>
         <w:rPr>
+          <w:rFonts w:ascii="Arial" w:hAnsi="Arial" w:eastAsia="Arial"/>
           <w:color w:val="000000"/>
           <w:sz w:val="18"/>
           <w:highlight w:val="lightGray"/>
@@ -4370,6 +4540,7 @@
       </w:r>
       <w:r>
         <w:rPr>
+          <w:rFonts w:ascii="Arial" w:hAnsi="Arial" w:eastAsia="Arial"/>
           <w:b/>
           <w:color w:val="000000"/>
           <w:sz w:val="18"/>
@@ -4379,6 +4550,7 @@
       </w:r>
       <w:r>
         <w:rPr>
+          <w:rFonts w:ascii="Arial" w:hAnsi="Arial" w:eastAsia="Arial"/>
           <w:color w:val="000000"/>
           <w:sz w:val="18"/>
           <w:highlight w:val="lightGray"/>
@@ -4387,6 +4559,7 @@
       </w:r>
       <w:r>
         <w:rPr>
+          <w:rFonts w:ascii="Arial" w:hAnsi="Arial" w:eastAsia="Arial"/>
           <w:b/>
           <w:color w:val="000000"/>
           <w:sz w:val="18"/>
@@ -4396,6 +4569,7 @@
       </w:r>
       <w:r>
         <w:rPr>
+          <w:rFonts w:ascii="Arial" w:hAnsi="Arial" w:eastAsia="Arial"/>
           <w:color w:val="000000"/>
           <w:sz w:val="18"/>
           <w:highlight w:val="lightGray"/>
@@ -4411,7 +4585,7 @@
       </w:pPr>
       <w:r>
         <w:rPr>
-          <w:rFonts w:ascii="Roboto Mono" w:hAnsi="Roboto Mono"/>
+          <w:rFonts w:ascii="Roboto Mono" w:hAnsi="Roboto Mono" w:eastAsia="Roboto Mono"/>
         </w:rPr>
         <w:t>Think of:</w:t>
       </w:r>
@@ -4424,19 +4598,19 @@
       </w:pPr>
       <w:r>
         <w:rPr>
-          <w:rFonts w:ascii="Segoe UI Emoji" w:hAnsi="Segoe UI Emoji" w:cs="Segoe UI Emoji"/>
+          <w:rFonts w:ascii="Roboto Mono" w:hAnsi="Roboto Mono" w:cs="Segoe UI Emoji" w:eastAsia="Roboto Mono"/>
         </w:rPr>
         <w:t>🏪</w:t>
       </w:r>
       <w:r>
         <w:rPr>
-          <w:rFonts w:ascii="Roboto Mono" w:hAnsi="Roboto Mono"/>
+          <w:rFonts w:ascii="Roboto Mono" w:hAnsi="Roboto Mono" w:eastAsia="Roboto Mono"/>
         </w:rPr>
         <w:t xml:space="preserve"> </w:t>
       </w:r>
       <w:r>
         <w:rPr>
-          <w:rFonts w:ascii="Roboto Mono" w:hAnsi="Roboto Mono"/>
+          <w:rFonts w:ascii="Roboto Mono" w:hAnsi="Roboto Mono" w:eastAsia="Roboto Mono"/>
           <w:b/>
           <w:bCs/>
         </w:rPr>
@@ -4444,7 +4618,7 @@
       </w:r>
       <w:r>
         <w:rPr>
-          <w:rFonts w:ascii="Roboto Mono" w:hAnsi="Roboto Mono"/>
+          <w:rFonts w:ascii="Roboto Mono" w:hAnsi="Roboto Mono" w:eastAsia="Roboto Mono"/>
         </w:rPr>
         <w:t xml:space="preserve"> = a store cashier system</w:t>
       </w:r>
@@ -4462,7 +4636,7 @@
       </w:pPr>
       <w:r>
         <w:rPr>
-          <w:rFonts w:ascii="Roboto Mono" w:hAnsi="Roboto Mono"/>
+          <w:rFonts w:ascii="Roboto Mono" w:hAnsi="Roboto Mono" w:eastAsia="Roboto Mono"/>
         </w:rPr>
         <w:t>Handles today's customers</w:t>
       </w:r>
@@ -4480,7 +4654,7 @@
       </w:pPr>
       <w:r>
         <w:rPr>
-          <w:rFonts w:ascii="Roboto Mono" w:hAnsi="Roboto Mono"/>
+          <w:rFonts w:ascii="Roboto Mono" w:hAnsi="Roboto Mono" w:eastAsia="Roboto Mono"/>
         </w:rPr>
         <w:t>Records today's sales</w:t>
       </w:r>
@@ -4498,7 +4672,7 @@
       </w:pPr>
       <w:r>
         <w:rPr>
-          <w:rFonts w:ascii="Roboto Mono" w:hAnsi="Roboto Mono"/>
+          <w:rFonts w:ascii="Roboto Mono" w:hAnsi="Roboto Mono" w:eastAsia="Roboto Mono"/>
         </w:rPr>
         <w:t>Updates inventory immediately</w:t>
       </w:r>
@@ -4511,19 +4685,19 @@
       </w:pPr>
       <w:r>
         <w:rPr>
-          <w:rFonts w:ascii="Segoe UI Emoji" w:hAnsi="Segoe UI Emoji" w:cs="Segoe UI Emoji"/>
+          <w:rFonts w:ascii="Roboto Mono" w:hAnsi="Roboto Mono" w:cs="Segoe UI Emoji" w:eastAsia="Roboto Mono"/>
         </w:rPr>
         <w:t>🏢</w:t>
       </w:r>
       <w:r>
         <w:rPr>
-          <w:rFonts w:ascii="Roboto Mono" w:hAnsi="Roboto Mono"/>
+          <w:rFonts w:ascii="Roboto Mono" w:hAnsi="Roboto Mono" w:eastAsia="Roboto Mono"/>
         </w:rPr>
         <w:t xml:space="preserve"> </w:t>
       </w:r>
       <w:r>
         <w:rPr>
-          <w:rFonts w:ascii="Roboto Mono" w:hAnsi="Roboto Mono"/>
+          <w:rFonts w:ascii="Roboto Mono" w:hAnsi="Roboto Mono" w:eastAsia="Roboto Mono"/>
           <w:b/>
           <w:bCs/>
         </w:rPr>
@@ -4531,7 +4705,7 @@
       </w:r>
       <w:r>
         <w:rPr>
-          <w:rFonts w:ascii="Roboto Mono" w:hAnsi="Roboto Mono"/>
+          <w:rFonts w:ascii="Roboto Mono" w:hAnsi="Roboto Mono" w:eastAsia="Roboto Mono"/>
         </w:rPr>
         <w:t xml:space="preserve"> = the company's analysis department</w:t>
       </w:r>
@@ -4549,7 +4723,7 @@
       </w:pPr>
       <w:r>
         <w:rPr>
-          <w:rFonts w:ascii="Roboto Mono" w:hAnsi="Roboto Mono"/>
+          <w:rFonts w:ascii="Roboto Mono" w:hAnsi="Roboto Mono" w:eastAsia="Roboto Mono"/>
         </w:rPr>
         <w:t>Studies years of sales history</w:t>
       </w:r>
@@ -4567,7 +4741,7 @@
       </w:pPr>
       <w:r>
         <w:rPr>
-          <w:rFonts w:ascii="Roboto Mono" w:hAnsi="Roboto Mono"/>
+          <w:rFonts w:ascii="Roboto Mono" w:hAnsi="Roboto Mono" w:eastAsia="Roboto Mono"/>
         </w:rPr>
         <w:t>Creates reports and forecasts</w:t>
       </w:r>
@@ -4580,7 +4754,7 @@
       </w:pPr>
       <w:r>
         <w:rPr>
-          <w:rFonts w:ascii="Roboto Mono" w:hAnsi="Roboto Mono"/>
+          <w:rFonts w:ascii="Roboto Mono" w:hAnsi="Roboto Mono" w:eastAsia="Roboto Mono"/>
         </w:rPr>
         <w:pict w14:anchorId="65B88DFB">
           <v:rect id="_x0000_i1040" style="width:0;height:1.5pt" o:hralign="center" o:hrstd="t" o:hr="t" fillcolor="#a0a0a0" stroked="f"/>
@@ -4593,17 +4767,21 @@
       </w:pPr>
       <w:r>
         <w:rPr>
-          <w:rFonts w:ascii="Segoe UI Emoji" w:hAnsi="Segoe UI Emoji" w:cs="Segoe UI Emoji"/>
+          <w:rFonts w:ascii="Arial" w:hAnsi="Arial" w:cs="Segoe UI Emoji" w:eastAsia="Arial"/>
         </w:rPr>
         <w:t>🧭</w:t>
       </w:r>
       <w:r>
+        <w:rPr>
+          <w:rFonts w:ascii="Arial" w:hAnsi="Arial" w:eastAsia="Arial"/>
+        </w:rPr>
         <w:t xml:space="preserve"> Summary</w:t>
       </w:r>
     </w:p>
     <w:p>
       <w:r>
         <w:rPr>
+          <w:rFonts w:ascii="Arial" w:hAnsi="Arial" w:eastAsia="Arial"/>
           <w:b/>
           <w:color w:val="000000"/>
           <w:sz w:val="18"/>
@@ -4613,6 +4791,7 @@
       </w:r>
       <w:r>
         <w:rPr>
+          <w:rFonts w:ascii="Arial" w:hAnsi="Arial" w:eastAsia="Arial"/>
           <w:color w:val="000000"/>
           <w:sz w:val="18"/>
           <w:highlight w:val="lightGray"/>
@@ -4621,6 +4800,7 @@
       </w:r>
       <w:r>
         <w:rPr>
+          <w:rFonts w:ascii="Arial" w:hAnsi="Arial" w:eastAsia="Arial"/>
           <w:b/>
           <w:color w:val="000000"/>
           <w:sz w:val="18"/>
@@ -4630,6 +4810,7 @@
       </w:r>
       <w:r>
         <w:rPr>
+          <w:rFonts w:ascii="Arial" w:hAnsi="Arial" w:eastAsia="Arial"/>
           <w:color w:val="000000"/>
           <w:sz w:val="18"/>
           <w:highlight w:val="lightGray"/>
@@ -4638,6 +4819,7 @@
       </w:r>
       <w:r>
         <w:rPr>
+          <w:rFonts w:ascii="Arial" w:hAnsi="Arial" w:eastAsia="Arial"/>
           <w:b/>
           <w:color w:val="000000"/>
           <w:sz w:val="18"/>
@@ -4647,6 +4829,7 @@
       </w:r>
       <w:r>
         <w:rPr>
+          <w:rFonts w:ascii="Arial" w:hAnsi="Arial" w:eastAsia="Arial"/>
           <w:color w:val="000000"/>
           <w:sz w:val="18"/>
           <w:highlight w:val="lightGray"/>
@@ -4662,13 +4845,13 @@
       </w:pPr>
       <w:r>
         <w:rPr>
-          <w:rFonts w:ascii="Roboto Mono" w:hAnsi="Roboto Mono"/>
+          <w:rFonts w:ascii="Roboto Mono" w:hAnsi="Roboto Mono" w:eastAsia="Roboto Mono"/>
         </w:rPr>
         <w:t xml:space="preserve">An </w:t>
       </w:r>
       <w:r>
         <w:rPr>
-          <w:rFonts w:ascii="Roboto Mono" w:hAnsi="Roboto Mono"/>
+          <w:rFonts w:ascii="Roboto Mono" w:hAnsi="Roboto Mono" w:eastAsia="Roboto Mono"/>
           <w:b/>
           <w:bCs/>
         </w:rPr>
@@ -4676,7 +4859,7 @@
       </w:r>
       <w:r>
         <w:rPr>
-          <w:rFonts w:ascii="Roboto Mono" w:hAnsi="Roboto Mono"/>
+          <w:rFonts w:ascii="Roboto Mono" w:hAnsi="Roboto Mono" w:eastAsia="Roboto Mono"/>
         </w:rPr>
         <w:t xml:space="preserve"> is a database designed to support the daily operations of an organization by storing and processing current data through fast, reliable, real-time transactions such as orders, payments, reservations, and account updates.</w:t>
       </w:r>
@@ -4693,6 +4876,9 @@
         <w:pStyle w:val="Heading1"/>
       </w:pPr>
       <w:r>
+        <w:rPr>
+          <w:rFonts w:ascii="Arial" w:hAnsi="Arial" w:eastAsia="Arial"/>
+        </w:rPr>
         <w:t>Data Warehouse</w:t>
       </w:r>
     </w:p>
@@ -4702,17 +4888,21 @@
       </w:pPr>
       <w:r>
         <w:rPr>
-          <w:rFonts w:ascii="Segoe UI Emoji" w:hAnsi="Segoe UI Emoji" w:cs="Segoe UI Emoji"/>
+          <w:rFonts w:ascii="Arial" w:hAnsi="Arial" w:cs="Segoe UI Emoji" w:eastAsia="Arial"/>
         </w:rPr>
         <w:t>🌟</w:t>
       </w:r>
       <w:r>
+        <w:rPr>
+          <w:rFonts w:ascii="Arial" w:hAnsi="Arial" w:eastAsia="Arial"/>
+        </w:rPr>
         <w:t xml:space="preserve"> Definition</w:t>
       </w:r>
     </w:p>
     <w:p>
       <w:r>
         <w:rPr>
+          <w:rFonts w:ascii="Arial" w:hAnsi="Arial" w:eastAsia="Arial"/>
           <w:b/>
           <w:color w:val="000000"/>
           <w:sz w:val="18"/>
@@ -4722,6 +4912,7 @@
       </w:r>
       <w:r>
         <w:rPr>
+          <w:rFonts w:ascii="Arial" w:hAnsi="Arial" w:eastAsia="Arial"/>
           <w:color w:val="000000"/>
           <w:sz w:val="18"/>
           <w:highlight w:val="lightGray"/>
@@ -4730,6 +4921,7 @@
       </w:r>
       <w:r>
         <w:rPr>
+          <w:rFonts w:ascii="Arial" w:hAnsi="Arial" w:eastAsia="Arial"/>
           <w:b/>
           <w:color w:val="000000"/>
           <w:sz w:val="18"/>
@@ -4739,6 +4931,7 @@
       </w:r>
       <w:r>
         <w:rPr>
+          <w:rFonts w:ascii="Arial" w:hAnsi="Arial" w:eastAsia="Arial"/>
           <w:color w:val="000000"/>
           <w:sz w:val="18"/>
           <w:highlight w:val="lightGray"/>
@@ -4747,6 +4940,7 @@
       </w:r>
       <w:r>
         <w:rPr>
+          <w:rFonts w:ascii="Arial" w:hAnsi="Arial" w:eastAsia="Arial"/>
           <w:b/>
           <w:color w:val="000000"/>
           <w:sz w:val="18"/>
@@ -4756,6 +4950,7 @@
       </w:r>
       <w:r>
         <w:rPr>
+          <w:rFonts w:ascii="Arial" w:hAnsi="Arial" w:eastAsia="Arial"/>
           <w:color w:val="000000"/>
           <w:sz w:val="18"/>
           <w:highlight w:val="lightGray"/>
@@ -4771,13 +4966,13 @@
       </w:pPr>
       <w:r>
         <w:rPr>
-          <w:rFonts w:ascii="Roboto Mono" w:hAnsi="Roboto Mono"/>
+          <w:rFonts w:ascii="Roboto Mono" w:hAnsi="Roboto Mono" w:eastAsia="Roboto Mono"/>
         </w:rPr>
         <w:t xml:space="preserve">A </w:t>
       </w:r>
       <w:r>
         <w:rPr>
-          <w:rFonts w:ascii="Roboto Mono" w:hAnsi="Roboto Mono"/>
+          <w:rFonts w:ascii="Roboto Mono" w:hAnsi="Roboto Mono" w:eastAsia="Roboto Mono"/>
           <w:b/>
           <w:bCs/>
         </w:rPr>
@@ -4785,13 +4980,13 @@
       </w:r>
       <w:r>
         <w:rPr>
-          <w:rFonts w:ascii="Roboto Mono" w:hAnsi="Roboto Mono"/>
+          <w:rFonts w:ascii="Roboto Mono" w:hAnsi="Roboto Mono" w:eastAsia="Roboto Mono"/>
         </w:rPr>
         <w:t xml:space="preserve"> is a </w:t>
       </w:r>
       <w:r>
         <w:rPr>
-          <w:rFonts w:ascii="Roboto Mono" w:hAnsi="Roboto Mono"/>
+          <w:rFonts w:ascii="Roboto Mono" w:hAnsi="Roboto Mono" w:eastAsia="Roboto Mono"/>
           <w:b/>
           <w:bCs/>
         </w:rPr>
@@ -4799,13 +4994,13 @@
       </w:r>
       <w:r>
         <w:rPr>
-          <w:rFonts w:ascii="Roboto Mono" w:hAnsi="Roboto Mono"/>
+          <w:rFonts w:ascii="Roboto Mono" w:hAnsi="Roboto Mono" w:eastAsia="Roboto Mono"/>
         </w:rPr>
         <w:t xml:space="preserve"> that stores large amounts of </w:t>
       </w:r>
       <w:r>
         <w:rPr>
-          <w:rFonts w:ascii="Roboto Mono" w:hAnsi="Roboto Mono"/>
+          <w:rFonts w:ascii="Roboto Mono" w:hAnsi="Roboto Mono" w:eastAsia="Roboto Mono"/>
           <w:b/>
           <w:bCs/>
         </w:rPr>
@@ -4813,13 +5008,13 @@
       </w:r>
       <w:r>
         <w:rPr>
-          <w:rFonts w:ascii="Roboto Mono" w:hAnsi="Roboto Mono"/>
+          <w:rFonts w:ascii="Roboto Mono" w:hAnsi="Roboto Mono" w:eastAsia="Roboto Mono"/>
         </w:rPr>
         <w:t xml:space="preserve"> collected from multiple sources for </w:t>
       </w:r>
       <w:r>
         <w:rPr>
-          <w:rFonts w:ascii="Roboto Mono" w:hAnsi="Roboto Mono"/>
+          <w:rFonts w:ascii="Roboto Mono" w:hAnsi="Roboto Mono" w:eastAsia="Roboto Mono"/>
           <w:b/>
           <w:bCs/>
         </w:rPr>
@@ -4827,7 +5022,7 @@
       </w:r>
       <w:r>
         <w:rPr>
-          <w:rFonts w:ascii="Roboto Mono" w:hAnsi="Roboto Mono"/>
+          <w:rFonts w:ascii="Roboto Mono" w:hAnsi="Roboto Mono" w:eastAsia="Roboto Mono"/>
         </w:rPr>
         <w:t>.</w:t>
       </w:r>
@@ -4840,13 +5035,13 @@
       </w:pPr>
       <w:r>
         <w:rPr>
-          <w:rFonts w:ascii="Roboto Mono" w:hAnsi="Roboto Mono"/>
+          <w:rFonts w:ascii="Roboto Mono" w:hAnsi="Roboto Mono" w:eastAsia="Roboto Mono"/>
         </w:rPr>
         <w:t xml:space="preserve">Unlike operational databases, a data warehouse is optimized for </w:t>
       </w:r>
       <w:r>
         <w:rPr>
-          <w:rFonts w:ascii="Roboto Mono" w:hAnsi="Roboto Mono"/>
+          <w:rFonts w:ascii="Roboto Mono" w:hAnsi="Roboto Mono" w:eastAsia="Roboto Mono"/>
           <w:b/>
           <w:bCs/>
         </w:rPr>
@@ -4854,7 +5049,7 @@
       </w:r>
       <w:r>
         <w:rPr>
-          <w:rFonts w:ascii="Roboto Mono" w:hAnsi="Roboto Mono"/>
+          <w:rFonts w:ascii="Roboto Mono" w:hAnsi="Roboto Mono" w:eastAsia="Roboto Mono"/>
         </w:rPr>
         <w:t>, not daily transactions.</w:t>
       </w:r>
@@ -4867,7 +5062,7 @@
       </w:pPr>
       <w:r>
         <w:rPr>
-          <w:rFonts w:ascii="Roboto Mono" w:hAnsi="Roboto Mono"/>
+          <w:rFonts w:ascii="Roboto Mono" w:hAnsi="Roboto Mono" w:eastAsia="Roboto Mono"/>
         </w:rPr>
         <w:pict w14:anchorId="742BC453">
           <v:rect id="_x0000_i1041" style="width:0;height:1.5pt" o:hralign="center" o:hrstd="t" o:hr="t" fillcolor="#a0a0a0" stroked="f"/>
@@ -4880,17 +5075,21 @@
       </w:pPr>
       <w:r>
         <w:rPr>
-          <w:rFonts w:ascii="Segoe UI Emoji" w:hAnsi="Segoe UI Emoji" w:cs="Segoe UI Emoji"/>
+          <w:rFonts w:ascii="Arial" w:hAnsi="Arial" w:cs="Segoe UI Emoji" w:eastAsia="Arial"/>
         </w:rPr>
         <w:t>🎯</w:t>
       </w:r>
       <w:r>
+        <w:rPr>
+          <w:rFonts w:ascii="Arial" w:hAnsi="Arial" w:eastAsia="Arial"/>
+        </w:rPr>
         <w:t xml:space="preserve"> Purpose</w:t>
       </w:r>
     </w:p>
     <w:p>
       <w:r>
         <w:rPr>
+          <w:rFonts w:ascii="Arial" w:hAnsi="Arial" w:eastAsia="Arial"/>
           <w:b/>
           <w:color w:val="000000"/>
           <w:sz w:val="18"/>
@@ -4900,6 +5099,7 @@
       </w:r>
       <w:r>
         <w:rPr>
+          <w:rFonts w:ascii="Arial" w:hAnsi="Arial" w:eastAsia="Arial"/>
           <w:color w:val="000000"/>
           <w:sz w:val="18"/>
           <w:highlight w:val="lightGray"/>
@@ -4908,6 +5108,7 @@
       </w:r>
       <w:r>
         <w:rPr>
+          <w:rFonts w:ascii="Arial" w:hAnsi="Arial" w:eastAsia="Arial"/>
           <w:b/>
           <w:color w:val="000000"/>
           <w:sz w:val="18"/>
@@ -4917,6 +5118,7 @@
       </w:r>
       <w:r>
         <w:rPr>
+          <w:rFonts w:ascii="Arial" w:hAnsi="Arial" w:eastAsia="Arial"/>
           <w:color w:val="000000"/>
           <w:sz w:val="18"/>
           <w:highlight w:val="lightGray"/>
@@ -4925,6 +5127,7 @@
       </w:r>
       <w:r>
         <w:rPr>
+          <w:rFonts w:ascii="Arial" w:hAnsi="Arial" w:eastAsia="Arial"/>
           <w:b/>
           <w:color w:val="000000"/>
           <w:sz w:val="18"/>
@@ -4934,6 +5137,7 @@
       </w:r>
       <w:r>
         <w:rPr>
+          <w:rFonts w:ascii="Arial" w:hAnsi="Arial" w:eastAsia="Arial"/>
           <w:color w:val="000000"/>
           <w:sz w:val="18"/>
           <w:highlight w:val="lightGray"/>
@@ -4949,7 +5153,7 @@
       </w:pPr>
       <w:r>
         <w:rPr>
-          <w:rFonts w:ascii="Roboto Mono" w:hAnsi="Roboto Mono"/>
+          <w:rFonts w:ascii="Roboto Mono" w:hAnsi="Roboto Mono" w:eastAsia="Roboto Mono"/>
         </w:rPr>
         <w:t>A data warehouse helps organizations:</w:t>
       </w:r>
@@ -4967,7 +5171,7 @@
       </w:pPr>
       <w:r>
         <w:rPr>
-          <w:rFonts w:ascii="Roboto Mono" w:hAnsi="Roboto Mono"/>
+          <w:rFonts w:ascii="Roboto Mono" w:hAnsi="Roboto Mono" w:eastAsia="Roboto Mono"/>
         </w:rPr>
         <w:t>Analyze historical data</w:t>
       </w:r>
@@ -4985,7 +5189,7 @@
       </w:pPr>
       <w:r>
         <w:rPr>
-          <w:rFonts w:ascii="Roboto Mono" w:hAnsi="Roboto Mono"/>
+          <w:rFonts w:ascii="Roboto Mono" w:hAnsi="Roboto Mono" w:eastAsia="Roboto Mono"/>
         </w:rPr>
         <w:t>Generate reports</w:t>
       </w:r>
@@ -5003,7 +5207,7 @@
       </w:pPr>
       <w:r>
         <w:rPr>
-          <w:rFonts w:ascii="Roboto Mono" w:hAnsi="Roboto Mono"/>
+          <w:rFonts w:ascii="Roboto Mono" w:hAnsi="Roboto Mono" w:eastAsia="Roboto Mono"/>
         </w:rPr>
         <w:t>Identify trends</w:t>
       </w:r>
@@ -5021,7 +5225,7 @@
       </w:pPr>
       <w:r>
         <w:rPr>
-          <w:rFonts w:ascii="Roboto Mono" w:hAnsi="Roboto Mono"/>
+          <w:rFonts w:ascii="Roboto Mono" w:hAnsi="Roboto Mono" w:eastAsia="Roboto Mono"/>
         </w:rPr>
         <w:t>Support decision-making</w:t>
       </w:r>
@@ -5039,7 +5243,7 @@
       </w:pPr>
       <w:r>
         <w:rPr>
-          <w:rFonts w:ascii="Roboto Mono" w:hAnsi="Roboto Mono"/>
+          <w:rFonts w:ascii="Roboto Mono" w:hAnsi="Roboto Mono" w:eastAsia="Roboto Mono"/>
         </w:rPr>
         <w:t>Combine data from multiple systems</w:t>
       </w:r>
@@ -5057,7 +5261,7 @@
       </w:pPr>
       <w:r>
         <w:rPr>
-          <w:rFonts w:ascii="Roboto Mono" w:hAnsi="Roboto Mono"/>
+          <w:rFonts w:ascii="Roboto Mono" w:hAnsi="Roboto Mono" w:eastAsia="Roboto Mono"/>
         </w:rPr>
         <w:t>Power dashboards and business intelligence tools</w:t>
       </w:r>
@@ -5070,7 +5274,7 @@
       </w:pPr>
       <w:r>
         <w:rPr>
-          <w:rFonts w:ascii="Roboto Mono" w:hAnsi="Roboto Mono"/>
+          <w:rFonts w:ascii="Roboto Mono" w:hAnsi="Roboto Mono" w:eastAsia="Roboto Mono"/>
         </w:rPr>
         <w:pict w14:anchorId="4E17A4CE">
           <v:rect id="_x0000_i1042" style="width:0;height:1.5pt" o:hralign="center" o:hrstd="t" o:hr="t" fillcolor="#a0a0a0" stroked="f"/>
@@ -5083,17 +5287,21 @@
       </w:pPr>
       <w:r>
         <w:rPr>
-          <w:rFonts w:ascii="Segoe UI Emoji" w:hAnsi="Segoe UI Emoji" w:cs="Segoe UI Emoji"/>
+          <w:rFonts w:ascii="Arial" w:hAnsi="Arial" w:cs="Segoe UI Emoji" w:eastAsia="Arial"/>
         </w:rPr>
         <w:t>🧠</w:t>
       </w:r>
       <w:r>
+        <w:rPr>
+          <w:rFonts w:ascii="Arial" w:hAnsi="Arial" w:eastAsia="Arial"/>
+        </w:rPr>
         <w:t xml:space="preserve"> Simple Example</w:t>
       </w:r>
     </w:p>
     <w:p>
       <w:r>
         <w:rPr>
+          <w:rFonts w:ascii="Arial" w:hAnsi="Arial" w:eastAsia="Arial"/>
           <w:b/>
           <w:color w:val="000000"/>
           <w:sz w:val="18"/>
@@ -5103,6 +5311,7 @@
       </w:r>
       <w:r>
         <w:rPr>
+          <w:rFonts w:ascii="Arial" w:hAnsi="Arial" w:eastAsia="Arial"/>
           <w:color w:val="000000"/>
           <w:sz w:val="18"/>
           <w:highlight w:val="lightGray"/>
@@ -5111,6 +5320,7 @@
       </w:r>
       <w:r>
         <w:rPr>
+          <w:rFonts w:ascii="Arial" w:hAnsi="Arial" w:eastAsia="Arial"/>
           <w:b/>
           <w:color w:val="000000"/>
           <w:sz w:val="18"/>
@@ -5120,6 +5330,7 @@
       </w:r>
       <w:r>
         <w:rPr>
+          <w:rFonts w:ascii="Arial" w:hAnsi="Arial" w:eastAsia="Arial"/>
           <w:color w:val="000000"/>
           <w:sz w:val="18"/>
           <w:highlight w:val="lightGray"/>
@@ -5128,6 +5339,7 @@
       </w:r>
       <w:r>
         <w:rPr>
+          <w:rFonts w:ascii="Arial" w:hAnsi="Arial" w:eastAsia="Arial"/>
           <w:b/>
           <w:color w:val="000000"/>
           <w:sz w:val="18"/>
@@ -5137,6 +5349,7 @@
       </w:r>
       <w:r>
         <w:rPr>
+          <w:rFonts w:ascii="Arial" w:hAnsi="Arial" w:eastAsia="Arial"/>
           <w:color w:val="000000"/>
           <w:sz w:val="18"/>
           <w:highlight w:val="lightGray"/>
@@ -5152,7 +5365,7 @@
       </w:pPr>
       <w:r>
         <w:rPr>
-          <w:rFonts w:ascii="Roboto Mono" w:hAnsi="Roboto Mono"/>
+          <w:rFonts w:ascii="Roboto Mono" w:hAnsi="Roboto Mono" w:eastAsia="Roboto Mono"/>
         </w:rPr>
         <w:t>A company has:</w:t>
       </w:r>
@@ -5170,7 +5383,7 @@
       </w:pPr>
       <w:r>
         <w:rPr>
-          <w:rFonts w:ascii="Roboto Mono" w:hAnsi="Roboto Mono"/>
+          <w:rFonts w:ascii="Roboto Mono" w:hAnsi="Roboto Mono" w:eastAsia="Roboto Mono"/>
         </w:rPr>
         <w:t>Sales database</w:t>
       </w:r>
@@ -5188,7 +5401,7 @@
       </w:pPr>
       <w:r>
         <w:rPr>
-          <w:rFonts w:ascii="Roboto Mono" w:hAnsi="Roboto Mono"/>
+          <w:rFonts w:ascii="Roboto Mono" w:hAnsi="Roboto Mono" w:eastAsia="Roboto Mono"/>
         </w:rPr>
         <w:t>Customer database</w:t>
       </w:r>
@@ -5206,7 +5419,7 @@
       </w:pPr>
       <w:r>
         <w:rPr>
-          <w:rFonts w:ascii="Roboto Mono" w:hAnsi="Roboto Mono"/>
+          <w:rFonts w:ascii="Roboto Mono" w:hAnsi="Roboto Mono" w:eastAsia="Roboto Mono"/>
         </w:rPr>
         <w:t>Inventory database</w:t>
       </w:r>
@@ -5224,7 +5437,7 @@
       </w:pPr>
       <w:r>
         <w:rPr>
-          <w:rFonts w:ascii="Roboto Mono" w:hAnsi="Roboto Mono"/>
+          <w:rFonts w:ascii="Roboto Mono" w:hAnsi="Roboto Mono" w:eastAsia="Roboto Mono"/>
         </w:rPr>
         <w:t>Website analytics</w:t>
       </w:r>
@@ -5237,13 +5450,13 @@
       </w:pPr>
       <w:r>
         <w:rPr>
-          <w:rFonts w:ascii="Roboto Mono" w:hAnsi="Roboto Mono"/>
+          <w:rFonts w:ascii="Roboto Mono" w:hAnsi="Roboto Mono" w:eastAsia="Roboto Mono"/>
         </w:rPr>
         <w:t xml:space="preserve">Instead of analyzing each system separately, data is copied into a </w:t>
       </w:r>
       <w:r>
         <w:rPr>
-          <w:rFonts w:ascii="Roboto Mono" w:hAnsi="Roboto Mono"/>
+          <w:rFonts w:ascii="Roboto Mono" w:hAnsi="Roboto Mono" w:eastAsia="Roboto Mono"/>
           <w:b/>
           <w:bCs/>
         </w:rPr>
@@ -5251,7 +5464,7 @@
       </w:r>
       <w:r>
         <w:rPr>
-          <w:rFonts w:ascii="Roboto Mono" w:hAnsi="Roboto Mono"/>
+          <w:rFonts w:ascii="Roboto Mono" w:hAnsi="Roboto Mono" w:eastAsia="Roboto Mono"/>
         </w:rPr>
         <w:t>.</w:t>
       </w:r>
@@ -5264,6 +5477,7 @@
       </w:pPr>
       <w:r>
         <w:rPr>
+          <w:rFonts w:ascii="Arial" w:hAnsi="Arial" w:eastAsia="Arial"/>
           <w:noProof/>
         </w:rPr>
         <w:drawing>
@@ -5324,7 +5538,7 @@
       </w:pPr>
       <w:r>
         <w:rPr>
-          <w:rFonts w:ascii="Roboto Mono" w:hAnsi="Roboto Mono"/>
+          <w:rFonts w:ascii="Roboto Mono" w:hAnsi="Roboto Mono" w:eastAsia="Roboto Mono"/>
         </w:rPr>
         <w:t>Sales DB</w:t>
       </w:r>
@@ -5337,7 +5551,7 @@
       </w:pPr>
       <w:r>
         <w:rPr>
-          <w:rFonts w:ascii="Roboto Mono" w:hAnsi="Roboto Mono"/>
+          <w:rFonts w:ascii="Roboto Mono" w:hAnsi="Roboto Mono" w:eastAsia="Roboto Mono"/>
         </w:rPr>
         <w:t xml:space="preserve">     \</w:t>
       </w:r>
@@ -5350,7 +5564,7 @@
       </w:pPr>
       <w:r>
         <w:rPr>
-          <w:rFonts w:ascii="Roboto Mono" w:hAnsi="Roboto Mono"/>
+          <w:rFonts w:ascii="Roboto Mono" w:hAnsi="Roboto Mono" w:eastAsia="Roboto Mono"/>
         </w:rPr>
         <w:t>Customer DB</w:t>
       </w:r>
@@ -5363,7 +5577,7 @@
       </w:pPr>
       <w:r>
         <w:rPr>
-          <w:rFonts w:ascii="Roboto Mono" w:hAnsi="Roboto Mono"/>
+          <w:rFonts w:ascii="Roboto Mono" w:hAnsi="Roboto Mono" w:eastAsia="Roboto Mono"/>
         </w:rPr>
         <w:t xml:space="preserve">      \</w:t>
       </w:r>
@@ -5376,7 +5590,7 @@
       </w:pPr>
       <w:r>
         <w:rPr>
-          <w:rFonts w:ascii="Roboto Mono" w:hAnsi="Roboto Mono"/>
+          <w:rFonts w:ascii="Roboto Mono" w:hAnsi="Roboto Mono" w:eastAsia="Roboto Mono"/>
         </w:rPr>
         <w:t>Inventory DB ----&gt; Data Warehouse ----&gt; Reports &amp; Dashboards</w:t>
       </w:r>
@@ -5389,7 +5603,7 @@
       </w:pPr>
       <w:r>
         <w:rPr>
-          <w:rFonts w:ascii="Roboto Mono" w:hAnsi="Roboto Mono"/>
+          <w:rFonts w:ascii="Roboto Mono" w:hAnsi="Roboto Mono" w:eastAsia="Roboto Mono"/>
         </w:rPr>
         <w:t xml:space="preserve">      /</w:t>
       </w:r>
@@ -5402,7 +5616,7 @@
       </w:pPr>
       <w:r>
         <w:rPr>
-          <w:rFonts w:ascii="Roboto Mono" w:hAnsi="Roboto Mono"/>
+          <w:rFonts w:ascii="Roboto Mono" w:hAnsi="Roboto Mono" w:eastAsia="Roboto Mono"/>
         </w:rPr>
         <w:t>Website Analytics</w:t>
       </w:r>
@@ -5415,7 +5629,7 @@
       </w:pPr>
       <w:r>
         <w:rPr>
-          <w:rFonts w:ascii="Roboto Mono" w:hAnsi="Roboto Mono"/>
+          <w:rFonts w:ascii="Roboto Mono" w:hAnsi="Roboto Mono" w:eastAsia="Roboto Mono"/>
         </w:rPr>
         <w:pict w14:anchorId="7C1A4807">
           <v:rect id="_x0000_i1043" style="width:0;height:1.5pt" o:hralign="center" o:hrstd="t" o:hr="t" fillcolor="#a0a0a0" stroked="f"/>
@@ -5428,17 +5642,21 @@
       </w:pPr>
       <w:r>
         <w:rPr>
-          <w:rFonts w:ascii="Segoe UI Emoji" w:hAnsi="Segoe UI Emoji" w:cs="Segoe UI Emoji"/>
+          <w:rFonts w:ascii="Arial" w:hAnsi="Arial" w:cs="Segoe UI Emoji" w:eastAsia="Arial"/>
         </w:rPr>
         <w:t>📚</w:t>
       </w:r>
       <w:r>
+        <w:rPr>
+          <w:rFonts w:ascii="Arial" w:hAnsi="Arial" w:eastAsia="Arial"/>
+        </w:rPr>
         <w:t xml:space="preserve"> What Data is Stored?</w:t>
       </w:r>
     </w:p>
     <w:p>
       <w:r>
         <w:rPr>
+          <w:rFonts w:ascii="Arial" w:hAnsi="Arial" w:eastAsia="Arial"/>
           <w:b/>
           <w:color w:val="000000"/>
           <w:sz w:val="18"/>
@@ -5448,6 +5666,7 @@
       </w:r>
       <w:r>
         <w:rPr>
+          <w:rFonts w:ascii="Arial" w:hAnsi="Arial" w:eastAsia="Arial"/>
           <w:color w:val="000000"/>
           <w:sz w:val="18"/>
           <w:highlight w:val="lightGray"/>
@@ -5456,6 +5675,7 @@
       </w:r>
       <w:r>
         <w:rPr>
+          <w:rFonts w:ascii="Arial" w:hAnsi="Arial" w:eastAsia="Arial"/>
           <w:b/>
           <w:color w:val="000000"/>
           <w:sz w:val="18"/>
@@ -5465,6 +5685,7 @@
       </w:r>
       <w:r>
         <w:rPr>
+          <w:rFonts w:ascii="Arial" w:hAnsi="Arial" w:eastAsia="Arial"/>
           <w:color w:val="000000"/>
           <w:sz w:val="18"/>
           <w:highlight w:val="lightGray"/>
@@ -5473,6 +5694,7 @@
       </w:r>
       <w:r>
         <w:rPr>
+          <w:rFonts w:ascii="Arial" w:hAnsi="Arial" w:eastAsia="Arial"/>
           <w:b/>
           <w:color w:val="000000"/>
           <w:sz w:val="18"/>
@@ -5482,6 +5704,7 @@
       </w:r>
       <w:r>
         <w:rPr>
+          <w:rFonts w:ascii="Arial" w:hAnsi="Arial" w:eastAsia="Arial"/>
           <w:color w:val="000000"/>
           <w:sz w:val="18"/>
           <w:highlight w:val="lightGray"/>
@@ -5497,7 +5720,7 @@
       </w:pPr>
       <w:r>
         <w:rPr>
-          <w:rFonts w:ascii="Roboto Mono" w:hAnsi="Roboto Mono"/>
+          <w:rFonts w:ascii="Roboto Mono" w:hAnsi="Roboto Mono" w:eastAsia="Roboto Mono"/>
         </w:rPr>
         <w:t>Examples:</w:t>
       </w:r>
@@ -5515,7 +5738,7 @@
       </w:pPr>
       <w:r>
         <w:rPr>
-          <w:rFonts w:ascii="Roboto Mono" w:hAnsi="Roboto Mono"/>
+          <w:rFonts w:ascii="Roboto Mono" w:hAnsi="Roboto Mono" w:eastAsia="Roboto Mono"/>
         </w:rPr>
         <w:t>Sales history</w:t>
       </w:r>
@@ -5533,7 +5756,7 @@
       </w:pPr>
       <w:r>
         <w:rPr>
-          <w:rFonts w:ascii="Roboto Mono" w:hAnsi="Roboto Mono"/>
+          <w:rFonts w:ascii="Roboto Mono" w:hAnsi="Roboto Mono" w:eastAsia="Roboto Mono"/>
         </w:rPr>
         <w:t>Customer activity</w:t>
       </w:r>
@@ -5551,7 +5774,7 @@
       </w:pPr>
       <w:r>
         <w:rPr>
-          <w:rFonts w:ascii="Roboto Mono" w:hAnsi="Roboto Mono"/>
+          <w:rFonts w:ascii="Roboto Mono" w:hAnsi="Roboto Mono" w:eastAsia="Roboto Mono"/>
         </w:rPr>
         <w:t>Product performance</w:t>
       </w:r>
@@ -5569,7 +5792,7 @@
       </w:pPr>
       <w:r>
         <w:rPr>
-          <w:rFonts w:ascii="Roboto Mono" w:hAnsi="Roboto Mono"/>
+          <w:rFonts w:ascii="Roboto Mono" w:hAnsi="Roboto Mono" w:eastAsia="Roboto Mono"/>
         </w:rPr>
         <w:t>Financial records</w:t>
       </w:r>
@@ -5587,7 +5810,7 @@
       </w:pPr>
       <w:r>
         <w:rPr>
-          <w:rFonts w:ascii="Roboto Mono" w:hAnsi="Roboto Mono"/>
+          <w:rFonts w:ascii="Roboto Mono" w:hAnsi="Roboto Mono" w:eastAsia="Roboto Mono"/>
         </w:rPr>
         <w:t>Marketing campaigns</w:t>
       </w:r>
@@ -5605,7 +5828,7 @@
       </w:pPr>
       <w:r>
         <w:rPr>
-          <w:rFonts w:ascii="Roboto Mono" w:hAnsi="Roboto Mono"/>
+          <w:rFonts w:ascii="Roboto Mono" w:hAnsi="Roboto Mono" w:eastAsia="Roboto Mono"/>
         </w:rPr>
         <w:t>Website traffic</w:t>
       </w:r>
@@ -5618,7 +5841,7 @@
       </w:pPr>
       <w:r>
         <w:rPr>
-          <w:rFonts w:ascii="Roboto Mono" w:hAnsi="Roboto Mono"/>
+          <w:rFonts w:ascii="Roboto Mono" w:hAnsi="Roboto Mono" w:eastAsia="Roboto Mono"/>
         </w:rPr>
         <w:t>Usually data is stored for months or years.</w:t>
       </w:r>
@@ -5631,7 +5854,7 @@
       </w:pPr>
       <w:r>
         <w:rPr>
-          <w:rFonts w:ascii="Roboto Mono" w:hAnsi="Roboto Mono"/>
+          <w:rFonts w:ascii="Roboto Mono" w:hAnsi="Roboto Mono" w:eastAsia="Roboto Mono"/>
         </w:rPr>
         <w:pict w14:anchorId="174A228A">
           <v:rect id="_x0000_i1044" style="width:0;height:1.5pt" o:hralign="center" o:hrstd="t" o:hr="t" fillcolor="#a0a0a0" stroked="f"/>
@@ -5644,11 +5867,14 @@
       </w:pPr>
       <w:r>
         <w:rPr>
-          <w:rFonts w:ascii="Segoe UI Emoji" w:hAnsi="Segoe UI Emoji" w:cs="Segoe UI Emoji"/>
+          <w:rFonts w:ascii="Arial" w:hAnsi="Arial" w:cs="Segoe UI Emoji" w:eastAsia="Arial"/>
         </w:rPr>
         <w:t>🔢</w:t>
       </w:r>
       <w:r>
+        <w:rPr>
+          <w:rFonts w:ascii="Arial" w:hAnsi="Arial" w:eastAsia="Arial"/>
+        </w:rPr>
         <w:t xml:space="preserve"> Main Components of a Data Warehouse</w:t>
       </w:r>
     </w:p>
@@ -5657,21 +5883,28 @@
         <w:pStyle w:val="Heading3"/>
       </w:pPr>
       <w:r>
+        <w:rPr>
+          <w:rFonts w:ascii="Arial" w:hAnsi="Arial" w:eastAsia="Arial"/>
+        </w:rPr>
         <w:t xml:space="preserve">1. </w:t>
       </w:r>
       <w:r>
         <w:rPr>
-          <w:rFonts w:ascii="Segoe UI Emoji" w:hAnsi="Segoe UI Emoji" w:cs="Segoe UI Emoji"/>
+          <w:rFonts w:ascii="Arial" w:hAnsi="Arial" w:cs="Segoe UI Emoji" w:eastAsia="Arial"/>
         </w:rPr>
         <w:t>📥</w:t>
       </w:r>
       <w:r>
+        <w:rPr>
+          <w:rFonts w:ascii="Arial" w:hAnsi="Arial" w:eastAsia="Arial"/>
+        </w:rPr>
         <w:t xml:space="preserve"> Data Sources</w:t>
       </w:r>
     </w:p>
     <w:p>
       <w:r>
         <w:rPr>
+          <w:rFonts w:ascii="Arial" w:hAnsi="Arial" w:eastAsia="Arial"/>
           <w:b/>
           <w:color w:val="000000"/>
           <w:sz w:val="18"/>
@@ -5681,6 +5914,7 @@
       </w:r>
       <w:r>
         <w:rPr>
+          <w:rFonts w:ascii="Arial" w:hAnsi="Arial" w:eastAsia="Arial"/>
           <w:color w:val="000000"/>
           <w:sz w:val="18"/>
           <w:highlight w:val="lightGray"/>
@@ -5689,6 +5923,7 @@
       </w:r>
       <w:r>
         <w:rPr>
+          <w:rFonts w:ascii="Arial" w:hAnsi="Arial" w:eastAsia="Arial"/>
           <w:b/>
           <w:color w:val="000000"/>
           <w:sz w:val="18"/>
@@ -5698,6 +5933,7 @@
       </w:r>
       <w:r>
         <w:rPr>
+          <w:rFonts w:ascii="Arial" w:hAnsi="Arial" w:eastAsia="Arial"/>
           <w:color w:val="000000"/>
           <w:sz w:val="18"/>
           <w:highlight w:val="lightGray"/>
@@ -5706,6 +5942,7 @@
       </w:r>
       <w:r>
         <w:rPr>
+          <w:rFonts w:ascii="Arial" w:hAnsi="Arial" w:eastAsia="Arial"/>
           <w:b/>
           <w:color w:val="000000"/>
           <w:sz w:val="18"/>
@@ -5715,6 +5952,7 @@
       </w:r>
       <w:r>
         <w:rPr>
+          <w:rFonts w:ascii="Arial" w:hAnsi="Arial" w:eastAsia="Arial"/>
           <w:color w:val="000000"/>
           <w:sz w:val="18"/>
           <w:highlight w:val="lightGray"/>
@@ -5730,7 +5968,7 @@
       </w:pPr>
       <w:r>
         <w:rPr>
-          <w:rFonts w:ascii="Roboto Mono" w:hAnsi="Roboto Mono"/>
+          <w:rFonts w:ascii="Roboto Mono" w:hAnsi="Roboto Mono" w:eastAsia="Roboto Mono"/>
         </w:rPr>
         <w:t>The systems that generate data.</w:t>
       </w:r>
@@ -5743,7 +5981,7 @@
       </w:pPr>
       <w:r>
         <w:rPr>
-          <w:rFonts w:ascii="Roboto Mono" w:hAnsi="Roboto Mono"/>
+          <w:rFonts w:ascii="Roboto Mono" w:hAnsi="Roboto Mono" w:eastAsia="Roboto Mono"/>
         </w:rPr>
         <w:t>Examples:</w:t>
       </w:r>
@@ -5761,7 +5999,7 @@
       </w:pPr>
       <w:r>
         <w:rPr>
-          <w:rFonts w:ascii="Roboto Mono" w:hAnsi="Roboto Mono"/>
+          <w:rFonts w:ascii="Roboto Mono" w:hAnsi="Roboto Mono" w:eastAsia="Roboto Mono"/>
         </w:rPr>
         <w:t>Databases</w:t>
       </w:r>
@@ -5779,7 +6017,7 @@
       </w:pPr>
       <w:r>
         <w:rPr>
-          <w:rFonts w:ascii="Roboto Mono" w:hAnsi="Roboto Mono"/>
+          <w:rFonts w:ascii="Roboto Mono" w:hAnsi="Roboto Mono" w:eastAsia="Roboto Mono"/>
         </w:rPr>
         <w:t>ERP systems</w:t>
       </w:r>
@@ -5797,7 +6035,7 @@
       </w:pPr>
       <w:r>
         <w:rPr>
-          <w:rFonts w:ascii="Roboto Mono" w:hAnsi="Roboto Mono"/>
+          <w:rFonts w:ascii="Roboto Mono" w:hAnsi="Roboto Mono" w:eastAsia="Roboto Mono"/>
         </w:rPr>
         <w:t>CRM systems</w:t>
       </w:r>
@@ -5815,7 +6053,7 @@
       </w:pPr>
       <w:r>
         <w:rPr>
-          <w:rFonts w:ascii="Roboto Mono" w:hAnsi="Roboto Mono"/>
+          <w:rFonts w:ascii="Roboto Mono" w:hAnsi="Roboto Mono" w:eastAsia="Roboto Mono"/>
         </w:rPr>
         <w:t>APIs</w:t>
       </w:r>
@@ -5833,7 +6071,7 @@
       </w:pPr>
       <w:r>
         <w:rPr>
-          <w:rFonts w:ascii="Roboto Mono" w:hAnsi="Roboto Mono"/>
+          <w:rFonts w:ascii="Roboto Mono" w:hAnsi="Roboto Mono" w:eastAsia="Roboto Mono"/>
         </w:rPr>
         <w:t>Spreadsheets</w:t>
       </w:r>
@@ -5846,7 +6084,7 @@
       </w:pPr>
       <w:r>
         <w:rPr>
-          <w:rFonts w:ascii="Roboto Mono" w:hAnsi="Roboto Mono"/>
+          <w:rFonts w:ascii="Roboto Mono" w:hAnsi="Roboto Mono" w:eastAsia="Roboto Mono"/>
         </w:rPr>
         <w:pict w14:anchorId="121BD47D">
           <v:rect id="_x0000_i1045" style="width:0;height:1.5pt" o:hralign="center" o:hrstd="t" o:hr="t" fillcolor="#a0a0a0" stroked="f"/>
@@ -5858,21 +6096,28 @@
         <w:pStyle w:val="Heading3"/>
       </w:pPr>
       <w:r>
+        <w:rPr>
+          <w:rFonts w:ascii="Arial" w:hAnsi="Arial" w:eastAsia="Arial"/>
+        </w:rPr>
         <w:t xml:space="preserve">2. </w:t>
       </w:r>
       <w:r>
         <w:rPr>
-          <w:rFonts w:ascii="Segoe UI Emoji" w:hAnsi="Segoe UI Emoji" w:cs="Segoe UI Emoji"/>
+          <w:rFonts w:ascii="Arial" w:hAnsi="Arial" w:cs="Segoe UI Emoji" w:eastAsia="Arial"/>
         </w:rPr>
         <w:t>🔄</w:t>
       </w:r>
       <w:r>
+        <w:rPr>
+          <w:rFonts w:ascii="Arial" w:hAnsi="Arial" w:eastAsia="Arial"/>
+        </w:rPr>
         <w:t xml:space="preserve"> ETL / ELT Process</w:t>
       </w:r>
     </w:p>
     <w:p>
       <w:r>
         <w:rPr>
+          <w:rFonts w:ascii="Arial" w:hAnsi="Arial" w:eastAsia="Arial"/>
           <w:b/>
           <w:color w:val="000000"/>
           <w:sz w:val="18"/>
@@ -5882,6 +6127,7 @@
       </w:r>
       <w:r>
         <w:rPr>
+          <w:rFonts w:ascii="Arial" w:hAnsi="Arial" w:eastAsia="Arial"/>
           <w:color w:val="000000"/>
           <w:sz w:val="18"/>
           <w:highlight w:val="lightGray"/>
@@ -5890,6 +6136,7 @@
       </w:r>
       <w:r>
         <w:rPr>
+          <w:rFonts w:ascii="Arial" w:hAnsi="Arial" w:eastAsia="Arial"/>
           <w:b/>
           <w:color w:val="000000"/>
           <w:sz w:val="18"/>
@@ -5899,6 +6146,7 @@
       </w:r>
       <w:r>
         <w:rPr>
+          <w:rFonts w:ascii="Arial" w:hAnsi="Arial" w:eastAsia="Arial"/>
           <w:color w:val="000000"/>
           <w:sz w:val="18"/>
           <w:highlight w:val="lightGray"/>
@@ -5907,6 +6155,7 @@
       </w:r>
       <w:r>
         <w:rPr>
+          <w:rFonts w:ascii="Arial" w:hAnsi="Arial" w:eastAsia="Arial"/>
           <w:b/>
           <w:color w:val="000000"/>
           <w:sz w:val="18"/>
@@ -5916,6 +6165,7 @@
       </w:r>
       <w:r>
         <w:rPr>
+          <w:rFonts w:ascii="Arial" w:hAnsi="Arial" w:eastAsia="Arial"/>
           <w:color w:val="000000"/>
           <w:sz w:val="18"/>
           <w:highlight w:val="lightGray"/>
@@ -5931,7 +6181,7 @@
       </w:pPr>
       <w:r>
         <w:rPr>
-          <w:rFonts w:ascii="Roboto Mono" w:hAnsi="Roboto Mono"/>
+          <w:rFonts w:ascii="Roboto Mono" w:hAnsi="Roboto Mono" w:eastAsia="Roboto Mono"/>
         </w:rPr>
         <w:t>Moves data into the warehouse.</w:t>
       </w:r>
@@ -5946,7 +6196,7 @@
       </w:pPr>
       <w:r>
         <w:rPr>
-          <w:rFonts w:ascii="Roboto Mono" w:hAnsi="Roboto Mono"/>
+          <w:rFonts w:ascii="Roboto Mono" w:hAnsi="Roboto Mono" w:eastAsia="Roboto Mono"/>
           <w:b/>
           <w:bCs/>
         </w:rPr>
@@ -5963,6 +6213,7 @@
       </w:pPr>
       <w:r>
         <w:rPr>
+          <w:rFonts w:ascii="Arial" w:hAnsi="Arial" w:eastAsia="Arial"/>
           <w:noProof/>
         </w:rPr>
         <w:drawing>
@@ -6023,25 +6274,31 @@
       </w:pPr>
       <w:r>
         <w:rPr>
-          <w:rFonts w:ascii="Roboto Mono" w:hAnsi="Roboto Mono"/>
+          <w:rFonts w:ascii="Roboto Mono" w:hAnsi="Roboto Mono" w:eastAsia="Roboto Mono"/>
         </w:rPr>
         <w:t xml:space="preserve">Extract </w:t>
       </w:r>
       <w:r>
+        <w:rPr>
+          <w:rFonts w:ascii="Roboto Mono" w:hAnsi="Roboto Mono" w:eastAsia="Roboto Mono"/>
+        </w:rPr>
         <w:t>→</w:t>
       </w:r>
       <w:r>
         <w:rPr>
-          <w:rFonts w:ascii="Roboto Mono" w:hAnsi="Roboto Mono"/>
+          <w:rFonts w:ascii="Roboto Mono" w:hAnsi="Roboto Mono" w:eastAsia="Roboto Mono"/>
         </w:rPr>
         <w:t xml:space="preserve"> Transform </w:t>
       </w:r>
       <w:r>
+        <w:rPr>
+          <w:rFonts w:ascii="Roboto Mono" w:hAnsi="Roboto Mono" w:eastAsia="Roboto Mono"/>
+        </w:rPr>
         <w:t>→</w:t>
       </w:r>
       <w:r>
         <w:rPr>
-          <w:rFonts w:ascii="Roboto Mono" w:hAnsi="Roboto Mono"/>
+          <w:rFonts w:ascii="Roboto Mono" w:hAnsi="Roboto Mono" w:eastAsia="Roboto Mono"/>
         </w:rPr>
         <w:t xml:space="preserve"> Load</w:t>
       </w:r>
@@ -6056,7 +6313,7 @@
       </w:pPr>
       <w:r>
         <w:rPr>
-          <w:rFonts w:ascii="Roboto Mono" w:hAnsi="Roboto Mono"/>
+          <w:rFonts w:ascii="Roboto Mono" w:hAnsi="Roboto Mono" w:eastAsia="Roboto Mono"/>
           <w:b/>
           <w:bCs/>
         </w:rPr>
@@ -6073,6 +6330,7 @@
       </w:pPr>
       <w:r>
         <w:rPr>
+          <w:rFonts w:ascii="Arial" w:hAnsi="Arial" w:eastAsia="Arial"/>
           <w:noProof/>
         </w:rPr>
         <w:drawing>
@@ -6133,25 +6391,31 @@
       </w:pPr>
       <w:r>
         <w:rPr>
-          <w:rFonts w:ascii="Roboto Mono" w:hAnsi="Roboto Mono"/>
+          <w:rFonts w:ascii="Roboto Mono" w:hAnsi="Roboto Mono" w:eastAsia="Roboto Mono"/>
         </w:rPr>
         <w:t xml:space="preserve">Extract </w:t>
       </w:r>
       <w:r>
+        <w:rPr>
+          <w:rFonts w:ascii="Roboto Mono" w:hAnsi="Roboto Mono" w:eastAsia="Roboto Mono"/>
+        </w:rPr>
         <w:t>→</w:t>
       </w:r>
       <w:r>
         <w:rPr>
-          <w:rFonts w:ascii="Roboto Mono" w:hAnsi="Roboto Mono"/>
+          <w:rFonts w:ascii="Roboto Mono" w:hAnsi="Roboto Mono" w:eastAsia="Roboto Mono"/>
         </w:rPr>
         <w:t xml:space="preserve"> Load </w:t>
       </w:r>
       <w:r>
+        <w:rPr>
+          <w:rFonts w:ascii="Roboto Mono" w:hAnsi="Roboto Mono" w:eastAsia="Roboto Mono"/>
+        </w:rPr>
         <w:t>→</w:t>
       </w:r>
       <w:r>
         <w:rPr>
-          <w:rFonts w:ascii="Roboto Mono" w:hAnsi="Roboto Mono"/>
+          <w:rFonts w:ascii="Roboto Mono" w:hAnsi="Roboto Mono" w:eastAsia="Roboto Mono"/>
         </w:rPr>
         <w:t xml:space="preserve"> Transform</w:t>
       </w:r>
@@ -6164,7 +6428,7 @@
       </w:pPr>
       <w:r>
         <w:rPr>
-          <w:rFonts w:ascii="Roboto Mono" w:hAnsi="Roboto Mono"/>
+          <w:rFonts w:ascii="Roboto Mono" w:hAnsi="Roboto Mono" w:eastAsia="Roboto Mono"/>
         </w:rPr>
         <w:t>Purpose:</w:t>
       </w:r>
@@ -6182,7 +6446,7 @@
       </w:pPr>
       <w:r>
         <w:rPr>
-          <w:rFonts w:ascii="Roboto Mono" w:hAnsi="Roboto Mono"/>
+          <w:rFonts w:ascii="Roboto Mono" w:hAnsi="Roboto Mono" w:eastAsia="Roboto Mono"/>
         </w:rPr>
         <w:t>Clean data</w:t>
       </w:r>
@@ -6200,7 +6464,7 @@
       </w:pPr>
       <w:r>
         <w:rPr>
-          <w:rFonts w:ascii="Roboto Mono" w:hAnsi="Roboto Mono"/>
+          <w:rFonts w:ascii="Roboto Mono" w:hAnsi="Roboto Mono" w:eastAsia="Roboto Mono"/>
         </w:rPr>
         <w:t>Standardize formats</w:t>
       </w:r>
@@ -6218,7 +6482,7 @@
       </w:pPr>
       <w:r>
         <w:rPr>
-          <w:rFonts w:ascii="Roboto Mono" w:hAnsi="Roboto Mono"/>
+          <w:rFonts w:ascii="Roboto Mono" w:hAnsi="Roboto Mono" w:eastAsia="Roboto Mono"/>
         </w:rPr>
         <w:t>Combine sources</w:t>
       </w:r>
@@ -6231,7 +6495,7 @@
       </w:pPr>
       <w:r>
         <w:rPr>
-          <w:rFonts w:ascii="Roboto Mono" w:hAnsi="Roboto Mono"/>
+          <w:rFonts w:ascii="Roboto Mono" w:hAnsi="Roboto Mono" w:eastAsia="Roboto Mono"/>
         </w:rPr>
         <w:pict w14:anchorId="50B37668">
           <v:rect id="_x0000_i1046" style="width:0;height:1.5pt" o:hralign="center" o:hrstd="t" o:hr="t" fillcolor="#a0a0a0" stroked="f"/>
@@ -6243,21 +6507,28 @@
         <w:pStyle w:val="Heading3"/>
       </w:pPr>
       <w:r>
+        <w:rPr>
+          <w:rFonts w:ascii="Arial" w:hAnsi="Arial" w:eastAsia="Arial"/>
+        </w:rPr>
         <w:t xml:space="preserve">3. </w:t>
       </w:r>
       <w:r>
         <w:rPr>
-          <w:rFonts w:ascii="Segoe UI Emoji" w:hAnsi="Segoe UI Emoji" w:cs="Segoe UI Emoji"/>
+          <w:rFonts w:ascii="Arial" w:hAnsi="Arial" w:cs="Segoe UI Emoji" w:eastAsia="Arial"/>
         </w:rPr>
         <w:t>🏢</w:t>
       </w:r>
       <w:r>
+        <w:rPr>
+          <w:rFonts w:ascii="Arial" w:hAnsi="Arial" w:eastAsia="Arial"/>
+        </w:rPr>
         <w:t xml:space="preserve"> Data Warehouse Storage</w:t>
       </w:r>
     </w:p>
     <w:p>
       <w:r>
         <w:rPr>
+          <w:rFonts w:ascii="Arial" w:hAnsi="Arial" w:eastAsia="Arial"/>
           <w:b/>
           <w:color w:val="000000"/>
           <w:sz w:val="18"/>
@@ -6267,6 +6538,7 @@
       </w:r>
       <w:r>
         <w:rPr>
+          <w:rFonts w:ascii="Arial" w:hAnsi="Arial" w:eastAsia="Arial"/>
           <w:color w:val="000000"/>
           <w:sz w:val="18"/>
           <w:highlight w:val="lightGray"/>
@@ -6275,6 +6547,7 @@
       </w:r>
       <w:r>
         <w:rPr>
+          <w:rFonts w:ascii="Arial" w:hAnsi="Arial" w:eastAsia="Arial"/>
           <w:b/>
           <w:color w:val="000000"/>
           <w:sz w:val="18"/>
@@ -6284,6 +6557,7 @@
       </w:r>
       <w:r>
         <w:rPr>
+          <w:rFonts w:ascii="Arial" w:hAnsi="Arial" w:eastAsia="Arial"/>
           <w:color w:val="000000"/>
           <w:sz w:val="18"/>
           <w:highlight w:val="lightGray"/>
@@ -6292,6 +6566,7 @@
       </w:r>
       <w:r>
         <w:rPr>
+          <w:rFonts w:ascii="Arial" w:hAnsi="Arial" w:eastAsia="Arial"/>
           <w:b/>
           <w:color w:val="000000"/>
           <w:sz w:val="18"/>
@@ -6301,6 +6576,7 @@
       </w:r>
       <w:r>
         <w:rPr>
+          <w:rFonts w:ascii="Arial" w:hAnsi="Arial" w:eastAsia="Arial"/>
           <w:color w:val="000000"/>
           <w:sz w:val="18"/>
           <w:highlight w:val="lightGray"/>
@@ -6316,7 +6592,7 @@
       </w:pPr>
       <w:r>
         <w:rPr>
-          <w:rFonts w:ascii="Roboto Mono" w:hAnsi="Roboto Mono"/>
+          <w:rFonts w:ascii="Roboto Mono" w:hAnsi="Roboto Mono" w:eastAsia="Roboto Mono"/>
         </w:rPr>
         <w:t>The central repository where data is stored.</w:t>
       </w:r>
@@ -6329,7 +6605,7 @@
       </w:pPr>
       <w:r>
         <w:rPr>
-          <w:rFonts w:ascii="Roboto Mono" w:hAnsi="Roboto Mono"/>
+          <w:rFonts w:ascii="Roboto Mono" w:hAnsi="Roboto Mono" w:eastAsia="Roboto Mono"/>
         </w:rPr>
         <w:t>Characteristics:</w:t>
       </w:r>
@@ -6347,7 +6623,7 @@
       </w:pPr>
       <w:r>
         <w:rPr>
-          <w:rFonts w:ascii="Roboto Mono" w:hAnsi="Roboto Mono"/>
+          <w:rFonts w:ascii="Roboto Mono" w:hAnsi="Roboto Mono" w:eastAsia="Roboto Mono"/>
         </w:rPr>
         <w:t>Large-scale</w:t>
       </w:r>
@@ -6365,7 +6641,7 @@
       </w:pPr>
       <w:r>
         <w:rPr>
-          <w:rFonts w:ascii="Roboto Mono" w:hAnsi="Roboto Mono"/>
+          <w:rFonts w:ascii="Roboto Mono" w:hAnsi="Roboto Mono" w:eastAsia="Roboto Mono"/>
         </w:rPr>
         <w:t>Historical</w:t>
       </w:r>
@@ -6383,7 +6659,7 @@
       </w:pPr>
       <w:r>
         <w:rPr>
-          <w:rFonts w:ascii="Roboto Mono" w:hAnsi="Roboto Mono"/>
+          <w:rFonts w:ascii="Roboto Mono" w:hAnsi="Roboto Mono" w:eastAsia="Roboto Mono"/>
         </w:rPr>
         <w:t>Structured</w:t>
       </w:r>
@@ -6401,7 +6677,7 @@
       </w:pPr>
       <w:r>
         <w:rPr>
-          <w:rFonts w:ascii="Roboto Mono" w:hAnsi="Roboto Mono"/>
+          <w:rFonts w:ascii="Roboto Mono" w:hAnsi="Roboto Mono" w:eastAsia="Roboto Mono"/>
         </w:rPr>
         <w:t>Optimized for querying</w:t>
       </w:r>
@@ -6414,7 +6690,7 @@
       </w:pPr>
       <w:r>
         <w:rPr>
-          <w:rFonts w:ascii="Roboto Mono" w:hAnsi="Roboto Mono"/>
+          <w:rFonts w:ascii="Roboto Mono" w:hAnsi="Roboto Mono" w:eastAsia="Roboto Mono"/>
         </w:rPr>
         <w:pict w14:anchorId="0FD25A10">
           <v:rect id="_x0000_i1047" style="width:0;height:1.5pt" o:hralign="center" o:hrstd="t" o:hr="t" fillcolor="#a0a0a0" stroked="f"/>
@@ -6426,21 +6702,28 @@
         <w:pStyle w:val="Heading3"/>
       </w:pPr>
       <w:r>
+        <w:rPr>
+          <w:rFonts w:ascii="Arial" w:hAnsi="Arial" w:eastAsia="Arial"/>
+        </w:rPr>
         <w:t xml:space="preserve">4. </w:t>
       </w:r>
       <w:r>
         <w:rPr>
-          <w:rFonts w:ascii="Segoe UI Emoji" w:hAnsi="Segoe UI Emoji" w:cs="Segoe UI Emoji"/>
+          <w:rFonts w:ascii="Arial" w:hAnsi="Arial" w:cs="Segoe UI Emoji" w:eastAsia="Arial"/>
         </w:rPr>
         <w:t>📊</w:t>
       </w:r>
       <w:r>
+        <w:rPr>
+          <w:rFonts w:ascii="Arial" w:hAnsi="Arial" w:eastAsia="Arial"/>
+        </w:rPr>
         <w:t xml:space="preserve"> Analytics &amp; Reporting Layer</w:t>
       </w:r>
     </w:p>
     <w:p>
       <w:r>
         <w:rPr>
+          <w:rFonts w:ascii="Arial" w:hAnsi="Arial" w:eastAsia="Arial"/>
           <w:b/>
           <w:color w:val="000000"/>
           <w:sz w:val="18"/>
@@ -6450,6 +6733,7 @@
       </w:r>
       <w:r>
         <w:rPr>
+          <w:rFonts w:ascii="Arial" w:hAnsi="Arial" w:eastAsia="Arial"/>
           <w:color w:val="000000"/>
           <w:sz w:val="18"/>
           <w:highlight w:val="lightGray"/>
@@ -6458,6 +6742,7 @@
       </w:r>
       <w:r>
         <w:rPr>
+          <w:rFonts w:ascii="Arial" w:hAnsi="Arial" w:eastAsia="Arial"/>
           <w:b/>
           <w:color w:val="000000"/>
           <w:sz w:val="18"/>
@@ -6467,6 +6752,7 @@
       </w:r>
       <w:r>
         <w:rPr>
+          <w:rFonts w:ascii="Arial" w:hAnsi="Arial" w:eastAsia="Arial"/>
           <w:color w:val="000000"/>
           <w:sz w:val="18"/>
           <w:highlight w:val="lightGray"/>
@@ -6475,6 +6761,7 @@
       </w:r>
       <w:r>
         <w:rPr>
+          <w:rFonts w:ascii="Arial" w:hAnsi="Arial" w:eastAsia="Arial"/>
           <w:b/>
           <w:color w:val="000000"/>
           <w:sz w:val="18"/>
@@ -6484,6 +6771,7 @@
       </w:r>
       <w:r>
         <w:rPr>
+          <w:rFonts w:ascii="Arial" w:hAnsi="Arial" w:eastAsia="Arial"/>
           <w:color w:val="000000"/>
           <w:sz w:val="18"/>
           <w:highlight w:val="lightGray"/>
@@ -6499,7 +6787,7 @@
       </w:pPr>
       <w:r>
         <w:rPr>
-          <w:rFonts w:ascii="Roboto Mono" w:hAnsi="Roboto Mono"/>
+          <w:rFonts w:ascii="Roboto Mono" w:hAnsi="Roboto Mono" w:eastAsia="Roboto Mono"/>
         </w:rPr>
         <w:t>Used by:</w:t>
       </w:r>
@@ -6517,7 +6805,7 @@
       </w:pPr>
       <w:r>
         <w:rPr>
-          <w:rFonts w:ascii="Roboto Mono" w:hAnsi="Roboto Mono"/>
+          <w:rFonts w:ascii="Roboto Mono" w:hAnsi="Roboto Mono" w:eastAsia="Roboto Mono"/>
         </w:rPr>
         <w:t>Analysts</w:t>
       </w:r>
@@ -6535,7 +6823,7 @@
       </w:pPr>
       <w:r>
         <w:rPr>
-          <w:rFonts w:ascii="Roboto Mono" w:hAnsi="Roboto Mono"/>
+          <w:rFonts w:ascii="Roboto Mono" w:hAnsi="Roboto Mono" w:eastAsia="Roboto Mono"/>
         </w:rPr>
         <w:t>Managers</w:t>
       </w:r>
@@ -6553,7 +6841,7 @@
       </w:pPr>
       <w:r>
         <w:rPr>
-          <w:rFonts w:ascii="Roboto Mono" w:hAnsi="Roboto Mono"/>
+          <w:rFonts w:ascii="Roboto Mono" w:hAnsi="Roboto Mono" w:eastAsia="Roboto Mono"/>
         </w:rPr>
         <w:t>Executives</w:t>
       </w:r>
@@ -6571,7 +6859,7 @@
       </w:pPr>
       <w:r>
         <w:rPr>
-          <w:rFonts w:ascii="Roboto Mono" w:hAnsi="Roboto Mono"/>
+          <w:rFonts w:ascii="Roboto Mono" w:hAnsi="Roboto Mono" w:eastAsia="Roboto Mono"/>
         </w:rPr>
         <w:t>BI tools</w:t>
       </w:r>
@@ -6584,7 +6872,7 @@
       </w:pPr>
       <w:r>
         <w:rPr>
-          <w:rFonts w:ascii="Roboto Mono" w:hAnsi="Roboto Mono"/>
+          <w:rFonts w:ascii="Roboto Mono" w:hAnsi="Roboto Mono" w:eastAsia="Roboto Mono"/>
         </w:rPr>
         <w:t>Examples:</w:t>
       </w:r>
@@ -6602,7 +6890,7 @@
       </w:pPr>
       <w:r>
         <w:rPr>
-          <w:rFonts w:ascii="Roboto Mono" w:hAnsi="Roboto Mono"/>
+          <w:rFonts w:ascii="Roboto Mono" w:hAnsi="Roboto Mono" w:eastAsia="Roboto Mono"/>
         </w:rPr>
         <w:t>Reports</w:t>
       </w:r>
@@ -6620,7 +6908,7 @@
       </w:pPr>
       <w:r>
         <w:rPr>
-          <w:rFonts w:ascii="Roboto Mono" w:hAnsi="Roboto Mono"/>
+          <w:rFonts w:ascii="Roboto Mono" w:hAnsi="Roboto Mono" w:eastAsia="Roboto Mono"/>
         </w:rPr>
         <w:t>Dashboards</w:t>
       </w:r>
@@ -6638,7 +6926,7 @@
       </w:pPr>
       <w:r>
         <w:rPr>
-          <w:rFonts w:ascii="Roboto Mono" w:hAnsi="Roboto Mono"/>
+          <w:rFonts w:ascii="Roboto Mono" w:hAnsi="Roboto Mono" w:eastAsia="Roboto Mono"/>
         </w:rPr>
         <w:t>KPIs</w:t>
       </w:r>
@@ -6651,7 +6939,7 @@
       </w:pPr>
       <w:r>
         <w:rPr>
-          <w:rFonts w:ascii="Roboto Mono" w:hAnsi="Roboto Mono"/>
+          <w:rFonts w:ascii="Roboto Mono" w:hAnsi="Roboto Mono" w:eastAsia="Roboto Mono"/>
         </w:rPr>
         <w:pict w14:anchorId="13D5C8F8">
           <v:rect id="_x0000_i1048" style="width:0;height:1.5pt" o:hralign="center" o:hrstd="t" o:hr="t" fillcolor="#a0a0a0" stroked="f"/>
@@ -6664,11 +6952,14 @@
       </w:pPr>
       <w:r>
         <w:rPr>
-          <w:rFonts w:ascii="Segoe UI Emoji" w:hAnsi="Segoe UI Emoji" w:cs="Segoe UI Emoji"/>
+          <w:rFonts w:ascii="Arial" w:hAnsi="Arial" w:cs="Segoe UI Emoji" w:eastAsia="Arial"/>
         </w:rPr>
         <w:t>📈</w:t>
       </w:r>
       <w:r>
+        <w:rPr>
+          <w:rFonts w:ascii="Arial" w:hAnsi="Arial" w:eastAsia="Arial"/>
+        </w:rPr>
         <w:t xml:space="preserve"> Operational Database vs Data Warehouse</w:t>
       </w:r>
     </w:p>
@@ -6681,6 +6972,7 @@
       </w:pPr>
       <w:r>
         <w:rPr>
+          <w:rFonts w:ascii="Arial" w:hAnsi="Arial" w:eastAsia="Arial"/>
           <w:b/>
           <w:color w:val="000000"/>
           <w:sz w:val="18"/>
@@ -6690,6 +6982,7 @@
       </w:r>
       <w:r>
         <w:rPr>
+          <w:rFonts w:ascii="Arial" w:hAnsi="Arial" w:eastAsia="Arial"/>
           <w:color w:val="000000"/>
           <w:sz w:val="18"/>
           <w:highlight w:val="lightGray"/>
@@ -6698,6 +6991,7 @@
       </w:r>
       <w:r>
         <w:rPr>
+          <w:rFonts w:ascii="Arial" w:hAnsi="Arial" w:eastAsia="Arial"/>
           <w:b/>
           <w:color w:val="000000"/>
           <w:sz w:val="18"/>
@@ -6707,6 +7001,7 @@
       </w:r>
       <w:r>
         <w:rPr>
+          <w:rFonts w:ascii="Arial" w:hAnsi="Arial" w:eastAsia="Arial"/>
           <w:color w:val="000000"/>
           <w:sz w:val="18"/>
           <w:highlight w:val="lightGray"/>
@@ -6715,6 +7010,7 @@
       </w:r>
       <w:r>
         <w:rPr>
+          <w:rFonts w:ascii="Arial" w:hAnsi="Arial" w:eastAsia="Arial"/>
           <w:b/>
           <w:color w:val="000000"/>
           <w:sz w:val="18"/>
@@ -6724,6 +7020,7 @@
       </w:r>
       <w:r>
         <w:rPr>
+          <w:rFonts w:ascii="Arial" w:hAnsi="Arial" w:eastAsia="Arial"/>
           <w:color w:val="000000"/>
           <w:sz w:val="18"/>
           <w:highlight w:val="lightGray"/>
@@ -6734,6 +7031,7 @@
     <w:p>
       <w:r>
         <w:rPr>
+          <w:rFonts w:ascii="Arial" w:hAnsi="Arial" w:eastAsia="Arial"/>
           <w:noProof/>
         </w:rPr>
         <w:drawing>
@@ -6824,7 +7122,7 @@
             </w:pPr>
             <w:r>
               <w:rPr>
-                <w:rFonts w:ascii="Roboto Mono" w:hAnsi="Roboto Mono"/>
+                <w:rFonts w:ascii="Arial" w:hAnsi="Arial" w:eastAsia="Arial"/>
                 <w:b/>
                 <w:bCs/>
               </w:rPr>
@@ -6848,7 +7146,7 @@
             </w:pPr>
             <w:r>
               <w:rPr>
-                <w:rFonts w:ascii="Roboto Mono" w:hAnsi="Roboto Mono"/>
+                <w:rFonts w:ascii="Arial" w:hAnsi="Arial" w:eastAsia="Arial"/>
                 <w:b/>
                 <w:bCs/>
               </w:rPr>
@@ -6872,7 +7170,7 @@
             </w:pPr>
             <w:r>
               <w:rPr>
-                <w:rFonts w:ascii="Roboto Mono" w:hAnsi="Roboto Mono"/>
+                <w:rFonts w:ascii="Arial" w:hAnsi="Arial" w:eastAsia="Arial"/>
                 <w:b/>
                 <w:bCs/>
               </w:rPr>
@@ -6899,7 +7197,7 @@
             </w:pPr>
             <w:r>
               <w:rPr>
-                <w:rFonts w:ascii="Roboto Mono" w:hAnsi="Roboto Mono"/>
+                <w:rFonts w:ascii="Arial" w:hAnsi="Arial" w:eastAsia="Arial"/>
               </w:rPr>
               <w:t>Purpose</w:t>
             </w:r>
@@ -6919,7 +7217,7 @@
             </w:pPr>
             <w:r>
               <w:rPr>
-                <w:rFonts w:ascii="Roboto Mono" w:hAnsi="Roboto Mono"/>
+                <w:rFonts w:ascii="Arial" w:hAnsi="Arial" w:eastAsia="Arial"/>
               </w:rPr>
               <w:t>Daily transactions</w:t>
             </w:r>
@@ -6939,7 +7237,7 @@
             </w:pPr>
             <w:r>
               <w:rPr>
-                <w:rFonts w:ascii="Roboto Mono" w:hAnsi="Roboto Mono"/>
+                <w:rFonts w:ascii="Arial" w:hAnsi="Arial" w:eastAsia="Arial"/>
               </w:rPr>
               <w:t>Analytics &amp; reporting</w:t>
             </w:r>
@@ -6964,7 +7262,7 @@
             </w:pPr>
             <w:r>
               <w:rPr>
-                <w:rFonts w:ascii="Roboto Mono" w:hAnsi="Roboto Mono"/>
+                <w:rFonts w:ascii="Arial" w:hAnsi="Arial" w:eastAsia="Arial"/>
               </w:rPr>
               <w:t>Data</w:t>
             </w:r>
@@ -6984,7 +7282,7 @@
             </w:pPr>
             <w:r>
               <w:rPr>
-                <w:rFonts w:ascii="Roboto Mono" w:hAnsi="Roboto Mono"/>
+                <w:rFonts w:ascii="Arial" w:hAnsi="Arial" w:eastAsia="Arial"/>
               </w:rPr>
               <w:t>Current</w:t>
             </w:r>
@@ -7004,7 +7302,7 @@
             </w:pPr>
             <w:r>
               <w:rPr>
-                <w:rFonts w:ascii="Roboto Mono" w:hAnsi="Roboto Mono"/>
+                <w:rFonts w:ascii="Arial" w:hAnsi="Arial" w:eastAsia="Arial"/>
               </w:rPr>
               <w:t>Historical</w:t>
             </w:r>
@@ -7029,7 +7327,7 @@
             </w:pPr>
             <w:r>
               <w:rPr>
-                <w:rFonts w:ascii="Roboto Mono" w:hAnsi="Roboto Mono"/>
+                <w:rFonts w:ascii="Arial" w:hAnsi="Arial" w:eastAsia="Arial"/>
               </w:rPr>
               <w:t>Updates</w:t>
             </w:r>
@@ -7049,7 +7347,7 @@
             </w:pPr>
             <w:r>
               <w:rPr>
-                <w:rFonts w:ascii="Roboto Mono" w:hAnsi="Roboto Mono"/>
+                <w:rFonts w:ascii="Arial" w:hAnsi="Arial" w:eastAsia="Arial"/>
               </w:rPr>
               <w:t>Frequent</w:t>
             </w:r>
@@ -7069,7 +7367,7 @@
             </w:pPr>
             <w:r>
               <w:rPr>
-                <w:rFonts w:ascii="Roboto Mono" w:hAnsi="Roboto Mono"/>
+                <w:rFonts w:ascii="Arial" w:hAnsi="Arial" w:eastAsia="Arial"/>
               </w:rPr>
               <w:t>Periodic loads</w:t>
             </w:r>
@@ -7094,7 +7392,7 @@
             </w:pPr>
             <w:r>
               <w:rPr>
-                <w:rFonts w:ascii="Roboto Mono" w:hAnsi="Roboto Mono"/>
+                <w:rFonts w:ascii="Arial" w:hAnsi="Arial" w:eastAsia="Arial"/>
               </w:rPr>
               <w:t>Queries</w:t>
             </w:r>
@@ -7114,7 +7412,7 @@
             </w:pPr>
             <w:r>
               <w:rPr>
-                <w:rFonts w:ascii="Roboto Mono" w:hAnsi="Roboto Mono"/>
+                <w:rFonts w:ascii="Arial" w:hAnsi="Arial" w:eastAsia="Arial"/>
               </w:rPr>
               <w:t>Simple, fast</w:t>
             </w:r>
@@ -7134,7 +7432,7 @@
             </w:pPr>
             <w:r>
               <w:rPr>
-                <w:rFonts w:ascii="Roboto Mono" w:hAnsi="Roboto Mono"/>
+                <w:rFonts w:ascii="Arial" w:hAnsi="Arial" w:eastAsia="Arial"/>
               </w:rPr>
               <w:t>Complex, analytical</w:t>
             </w:r>
@@ -7159,7 +7457,7 @@
             </w:pPr>
             <w:r>
               <w:rPr>
-                <w:rFonts w:ascii="Roboto Mono" w:hAnsi="Roboto Mono"/>
+                <w:rFonts w:ascii="Arial" w:hAnsi="Arial" w:eastAsia="Arial"/>
               </w:rPr>
               <w:t>Users</w:t>
             </w:r>
@@ -7179,7 +7477,7 @@
             </w:pPr>
             <w:r>
               <w:rPr>
-                <w:rFonts w:ascii="Roboto Mono" w:hAnsi="Roboto Mono"/>
+                <w:rFonts w:ascii="Arial" w:hAnsi="Arial" w:eastAsia="Arial"/>
               </w:rPr>
               <w:t>Applications</w:t>
             </w:r>
@@ -7199,7 +7497,7 @@
             </w:pPr>
             <w:r>
               <w:rPr>
-                <w:rFonts w:ascii="Roboto Mono" w:hAnsi="Roboto Mono"/>
+                <w:rFonts w:ascii="Arial" w:hAnsi="Arial" w:eastAsia="Arial"/>
               </w:rPr>
               <w:t>Analysts &amp; managers</w:t>
             </w:r>
@@ -7215,7 +7513,7 @@
       </w:pPr>
       <w:r>
         <w:rPr>
-          <w:rFonts w:ascii="Roboto Mono" w:hAnsi="Roboto Mono"/>
+          <w:rFonts w:ascii="Roboto Mono" w:hAnsi="Roboto Mono" w:eastAsia="Roboto Mono"/>
         </w:rPr>
         <w:pict w14:anchorId="0B8B8B91">
           <v:rect id="_x0000_i1049" style="width:0;height:1.5pt" o:hralign="center" o:hrstd="t" o:hr="t" fillcolor="#a0a0a0" stroked="f"/>
@@ -7232,7 +7530,7 @@
       </w:pPr>
       <w:r>
         <w:rPr>
-          <w:rFonts w:ascii="Roboto Mono" w:hAnsi="Roboto Mono"/>
+          <w:rFonts w:ascii="Roboto Mono" w:hAnsi="Roboto Mono" w:eastAsia="Roboto Mono"/>
           <w:b/>
           <w:bCs/>
         </w:rPr>
@@ -7249,7 +7547,7 @@
       </w:pPr>
       <w:r>
         <w:rPr>
-          <w:rFonts w:ascii="Roboto Mono" w:hAnsi="Roboto Mono"/>
+          <w:rFonts w:ascii="Roboto Mono" w:hAnsi="Roboto Mono" w:eastAsia="Roboto Mono"/>
           <w:b/>
           <w:bCs/>
         </w:rPr>
@@ -7266,6 +7564,7 @@
       </w:pPr>
       <w:r>
         <w:rPr>
+          <w:rFonts w:ascii="Arial" w:hAnsi="Arial" w:eastAsia="Arial"/>
           <w:noProof/>
         </w:rPr>
         <w:drawing>
@@ -7326,7 +7625,7 @@
       </w:pPr>
       <w:r>
         <w:rPr>
-          <w:rFonts w:ascii="Roboto Mono" w:hAnsi="Roboto Mono"/>
+          <w:rFonts w:ascii="Roboto Mono" w:hAnsi="Roboto Mono" w:eastAsia="Roboto Mono"/>
         </w:rPr>
         <w:t>Current customer orders</w:t>
       </w:r>
@@ -7341,7 +7640,7 @@
       </w:pPr>
       <w:r>
         <w:rPr>
-          <w:rFonts w:ascii="Roboto Mono" w:hAnsi="Roboto Mono"/>
+          <w:rFonts w:ascii="Roboto Mono" w:hAnsi="Roboto Mono" w:eastAsia="Roboto Mono"/>
           <w:b/>
           <w:bCs/>
         </w:rPr>
@@ -7358,6 +7657,7 @@
       </w:pPr>
       <w:r>
         <w:rPr>
+          <w:rFonts w:ascii="Arial" w:hAnsi="Arial" w:eastAsia="Arial"/>
           <w:noProof/>
         </w:rPr>
         <w:drawing>
@@ -7418,7 +7718,7 @@
       </w:pPr>
       <w:r>
         <w:rPr>
-          <w:rFonts w:ascii="Roboto Mono" w:hAnsi="Roboto Mono"/>
+          <w:rFonts w:ascii="Roboto Mono" w:hAnsi="Roboto Mono" w:eastAsia="Roboto Mono"/>
         </w:rPr>
         <w:t>All customer orders from the last 10 years</w:t>
       </w:r>
@@ -7431,7 +7731,7 @@
       </w:pPr>
       <w:r>
         <w:rPr>
-          <w:rFonts w:ascii="Roboto Mono" w:hAnsi="Roboto Mono"/>
+          <w:rFonts w:ascii="Roboto Mono" w:hAnsi="Roboto Mono" w:eastAsia="Roboto Mono"/>
         </w:rPr>
         <w:pict w14:anchorId="0375F95E">
           <v:rect id="_x0000_i1050" style="width:0;height:1.5pt" o:hralign="center" o:hrstd="t" o:hr="t" fillcolor="#a0a0a0" stroked="f"/>
@@ -7444,17 +7744,21 @@
       </w:pPr>
       <w:r>
         <w:rPr>
-          <w:rFonts w:ascii="Segoe UI Emoji" w:hAnsi="Segoe UI Emoji" w:cs="Segoe UI Emoji"/>
+          <w:rFonts w:ascii="Arial" w:hAnsi="Arial" w:cs="Segoe UI Emoji" w:eastAsia="Arial"/>
         </w:rPr>
         <w:t>🏦</w:t>
       </w:r>
       <w:r>
+        <w:rPr>
+          <w:rFonts w:ascii="Arial" w:hAnsi="Arial" w:eastAsia="Arial"/>
+        </w:rPr>
         <w:t xml:space="preserve"> Real-World Uses</w:t>
       </w:r>
     </w:p>
     <w:p>
       <w:r>
         <w:rPr>
+          <w:rFonts w:ascii="Arial" w:hAnsi="Arial" w:eastAsia="Arial"/>
           <w:b/>
           <w:color w:val="000000"/>
           <w:sz w:val="18"/>
@@ -7464,6 +7768,7 @@
       </w:r>
       <w:r>
         <w:rPr>
+          <w:rFonts w:ascii="Arial" w:hAnsi="Arial" w:eastAsia="Arial"/>
           <w:color w:val="000000"/>
           <w:sz w:val="18"/>
           <w:highlight w:val="lightGray"/>
@@ -7472,6 +7777,7 @@
       </w:r>
       <w:r>
         <w:rPr>
+          <w:rFonts w:ascii="Arial" w:hAnsi="Arial" w:eastAsia="Arial"/>
           <w:b/>
           <w:color w:val="000000"/>
           <w:sz w:val="18"/>
@@ -7481,6 +7787,7 @@
       </w:r>
       <w:r>
         <w:rPr>
+          <w:rFonts w:ascii="Arial" w:hAnsi="Arial" w:eastAsia="Arial"/>
           <w:color w:val="000000"/>
           <w:sz w:val="18"/>
           <w:highlight w:val="lightGray"/>
@@ -7489,6 +7796,7 @@
       </w:r>
       <w:r>
         <w:rPr>
+          <w:rFonts w:ascii="Arial" w:hAnsi="Arial" w:eastAsia="Arial"/>
           <w:b/>
           <w:color w:val="000000"/>
           <w:sz w:val="18"/>
@@ -7498,6 +7806,7 @@
       </w:r>
       <w:r>
         <w:rPr>
+          <w:rFonts w:ascii="Arial" w:hAnsi="Arial" w:eastAsia="Arial"/>
           <w:color w:val="000000"/>
           <w:sz w:val="18"/>
           <w:highlight w:val="lightGray"/>
@@ -7515,7 +7824,7 @@
       </w:pPr>
       <w:r>
         <w:rPr>
-          <w:rFonts w:ascii="Roboto Mono" w:hAnsi="Roboto Mono"/>
+          <w:rFonts w:ascii="Roboto Mono" w:hAnsi="Roboto Mono" w:eastAsia="Roboto Mono"/>
           <w:b/>
           <w:bCs/>
         </w:rPr>
@@ -7535,7 +7844,7 @@
       </w:pPr>
       <w:r>
         <w:rPr>
-          <w:rFonts w:ascii="Roboto Mono" w:hAnsi="Roboto Mono"/>
+          <w:rFonts w:ascii="Roboto Mono" w:hAnsi="Roboto Mono" w:eastAsia="Roboto Mono"/>
         </w:rPr>
         <w:t>Sales analysis</w:t>
       </w:r>
@@ -7553,7 +7862,7 @@
       </w:pPr>
       <w:r>
         <w:rPr>
-          <w:rFonts w:ascii="Roboto Mono" w:hAnsi="Roboto Mono"/>
+          <w:rFonts w:ascii="Roboto Mono" w:hAnsi="Roboto Mono" w:eastAsia="Roboto Mono"/>
         </w:rPr>
         <w:t>Product trends</w:t>
       </w:r>
@@ -7568,7 +7877,7 @@
       </w:pPr>
       <w:r>
         <w:rPr>
-          <w:rFonts w:ascii="Roboto Mono" w:hAnsi="Roboto Mono"/>
+          <w:rFonts w:ascii="Roboto Mono" w:hAnsi="Roboto Mono" w:eastAsia="Roboto Mono"/>
           <w:b/>
           <w:bCs/>
         </w:rPr>
@@ -7588,7 +7897,7 @@
       </w:pPr>
       <w:r>
         <w:rPr>
-          <w:rFonts w:ascii="Roboto Mono" w:hAnsi="Roboto Mono"/>
+          <w:rFonts w:ascii="Roboto Mono" w:hAnsi="Roboto Mono" w:eastAsia="Roboto Mono"/>
         </w:rPr>
         <w:t>Financial reporting</w:t>
       </w:r>
@@ -7606,7 +7915,7 @@
       </w:pPr>
       <w:r>
         <w:rPr>
-          <w:rFonts w:ascii="Roboto Mono" w:hAnsi="Roboto Mono"/>
+          <w:rFonts w:ascii="Roboto Mono" w:hAnsi="Roboto Mono" w:eastAsia="Roboto Mono"/>
         </w:rPr>
         <w:t>Risk analysis</w:t>
       </w:r>
@@ -7621,7 +7930,7 @@
       </w:pPr>
       <w:r>
         <w:rPr>
-          <w:rFonts w:ascii="Roboto Mono" w:hAnsi="Roboto Mono"/>
+          <w:rFonts w:ascii="Roboto Mono" w:hAnsi="Roboto Mono" w:eastAsia="Roboto Mono"/>
           <w:b/>
           <w:bCs/>
         </w:rPr>
@@ -7641,7 +7950,7 @@
       </w:pPr>
       <w:r>
         <w:rPr>
-          <w:rFonts w:ascii="Roboto Mono" w:hAnsi="Roboto Mono"/>
+          <w:rFonts w:ascii="Roboto Mono" w:hAnsi="Roboto Mono" w:eastAsia="Roboto Mono"/>
         </w:rPr>
         <w:t>Patient statistics</w:t>
       </w:r>
@@ -7659,7 +7968,7 @@
       </w:pPr>
       <w:r>
         <w:rPr>
-          <w:rFonts w:ascii="Roboto Mono" w:hAnsi="Roboto Mono"/>
+          <w:rFonts w:ascii="Roboto Mono" w:hAnsi="Roboto Mono" w:eastAsia="Roboto Mono"/>
         </w:rPr>
         <w:t>Treatment analysis</w:t>
       </w:r>
@@ -7674,7 +7983,7 @@
       </w:pPr>
       <w:r>
         <w:rPr>
-          <w:rFonts w:ascii="Roboto Mono" w:hAnsi="Roboto Mono"/>
+          <w:rFonts w:ascii="Roboto Mono" w:hAnsi="Roboto Mono" w:eastAsia="Roboto Mono"/>
           <w:b/>
           <w:bCs/>
         </w:rPr>
@@ -7694,7 +8003,7 @@
       </w:pPr>
       <w:r>
         <w:rPr>
-          <w:rFonts w:ascii="Roboto Mono" w:hAnsi="Roboto Mono"/>
+          <w:rFonts w:ascii="Roboto Mono" w:hAnsi="Roboto Mono" w:eastAsia="Roboto Mono"/>
         </w:rPr>
         <w:t>Customer behavior analysis</w:t>
       </w:r>
@@ -7712,7 +8021,7 @@
       </w:pPr>
       <w:r>
         <w:rPr>
-          <w:rFonts w:ascii="Roboto Mono" w:hAnsi="Roboto Mono"/>
+          <w:rFonts w:ascii="Roboto Mono" w:hAnsi="Roboto Mono" w:eastAsia="Roboto Mono"/>
         </w:rPr>
         <w:t>Revenue forecasting</w:t>
       </w:r>
@@ -7725,7 +8034,7 @@
       </w:pPr>
       <w:r>
         <w:rPr>
-          <w:rFonts w:ascii="Roboto Mono" w:hAnsi="Roboto Mono"/>
+          <w:rFonts w:ascii="Roboto Mono" w:hAnsi="Roboto Mono" w:eastAsia="Roboto Mono"/>
         </w:rPr>
         <w:pict w14:anchorId="5FEC4DC2">
           <v:rect id="_x0000_i1051" style="width:0;height:1.5pt" o:hralign="center" o:hrstd="t" o:hr="t" fillcolor="#a0a0a0" stroked="f"/>
@@ -7738,17 +8047,21 @@
       </w:pPr>
       <w:r>
         <w:rPr>
-          <w:rFonts w:ascii="Segoe UI Emoji" w:hAnsi="Segoe UI Emoji" w:cs="Segoe UI Emoji"/>
+          <w:rFonts w:ascii="Arial" w:hAnsi="Arial" w:cs="Segoe UI Emoji" w:eastAsia="Arial"/>
         </w:rPr>
         <w:t>🌍</w:t>
       </w:r>
       <w:r>
+        <w:rPr>
+          <w:rFonts w:ascii="Arial" w:hAnsi="Arial" w:eastAsia="Arial"/>
+        </w:rPr>
         <w:t xml:space="preserve"> Popular Data Warehouse Platforms</w:t>
       </w:r>
     </w:p>
     <w:p>
       <w:r>
         <w:rPr>
+          <w:rFonts w:ascii="Arial" w:hAnsi="Arial" w:eastAsia="Arial"/>
           <w:b/>
           <w:color w:val="000000"/>
           <w:sz w:val="18"/>
@@ -7758,6 +8071,7 @@
       </w:r>
       <w:r>
         <w:rPr>
+          <w:rFonts w:ascii="Arial" w:hAnsi="Arial" w:eastAsia="Arial"/>
           <w:color w:val="000000"/>
           <w:sz w:val="18"/>
           <w:highlight w:val="lightGray"/>
@@ -7766,6 +8080,7 @@
       </w:r>
       <w:r>
         <w:rPr>
+          <w:rFonts w:ascii="Arial" w:hAnsi="Arial" w:eastAsia="Arial"/>
           <w:b/>
           <w:color w:val="000000"/>
           <w:sz w:val="18"/>
@@ -7775,6 +8090,7 @@
       </w:r>
       <w:r>
         <w:rPr>
+          <w:rFonts w:ascii="Arial" w:hAnsi="Arial" w:eastAsia="Arial"/>
           <w:color w:val="000000"/>
           <w:sz w:val="18"/>
           <w:highlight w:val="lightGray"/>
@@ -7783,6 +8099,7 @@
       </w:r>
       <w:r>
         <w:rPr>
+          <w:rFonts w:ascii="Arial" w:hAnsi="Arial" w:eastAsia="Arial"/>
           <w:b/>
           <w:color w:val="000000"/>
           <w:sz w:val="18"/>
@@ -7792,6 +8109,7 @@
       </w:r>
       <w:r>
         <w:rPr>
+          <w:rFonts w:ascii="Arial" w:hAnsi="Arial" w:eastAsia="Arial"/>
           <w:color w:val="000000"/>
           <w:sz w:val="18"/>
           <w:highlight w:val="lightGray"/>
@@ -7891,7 +8209,7 @@
       </w:pPr>
       <w:r>
         <w:rPr>
-          <w:rFonts w:ascii="Roboto Mono" w:hAnsi="Roboto Mono"/>
+          <w:rFonts w:ascii="Roboto Mono" w:hAnsi="Roboto Mono" w:eastAsia="Roboto Mono"/>
         </w:rPr>
         <w:pict w14:anchorId="076FF7AD">
           <v:rect id="_x0000_i1052" style="width:0;height:1.5pt" o:hralign="center" o:hrstd="t" o:hr="t" fillcolor="#a0a0a0" stroked="f"/>
@@ -7904,11 +8222,14 @@
       </w:pPr>
       <w:r>
         <w:rPr>
-          <w:rFonts w:ascii="Segoe UI Emoji" w:hAnsi="Segoe UI Emoji" w:cs="Segoe UI Emoji"/>
+          <w:rFonts w:ascii="Arial" w:hAnsi="Arial" w:cs="Segoe UI Emoji" w:eastAsia="Arial"/>
         </w:rPr>
         <w:t>🔗</w:t>
       </w:r>
       <w:r>
+        <w:rPr>
+          <w:rFonts w:ascii="Arial" w:hAnsi="Arial" w:eastAsia="Arial"/>
+        </w:rPr>
         <w:t xml:space="preserve"> How a Data Warehouse Works</w:t>
       </w:r>
     </w:p>
@@ -7921,6 +8242,7 @@
       </w:pPr>
       <w:r>
         <w:rPr>
+          <w:rFonts w:ascii="Arial" w:hAnsi="Arial" w:eastAsia="Arial"/>
           <w:b/>
           <w:color w:val="000000"/>
           <w:sz w:val="18"/>
@@ -7930,6 +8252,7 @@
       </w:r>
       <w:r>
         <w:rPr>
+          <w:rFonts w:ascii="Arial" w:hAnsi="Arial" w:eastAsia="Arial"/>
           <w:color w:val="000000"/>
           <w:sz w:val="18"/>
           <w:highlight w:val="lightGray"/>
@@ -7938,6 +8261,7 @@
       </w:r>
       <w:r>
         <w:rPr>
+          <w:rFonts w:ascii="Arial" w:hAnsi="Arial" w:eastAsia="Arial"/>
           <w:b/>
           <w:color w:val="000000"/>
           <w:sz w:val="18"/>
@@ -7947,6 +8271,7 @@
       </w:r>
       <w:r>
         <w:rPr>
+          <w:rFonts w:ascii="Arial" w:hAnsi="Arial" w:eastAsia="Arial"/>
           <w:color w:val="000000"/>
           <w:sz w:val="18"/>
           <w:highlight w:val="lightGray"/>
@@ -7955,6 +8280,7 @@
       </w:r>
       <w:r>
         <w:rPr>
+          <w:rFonts w:ascii="Arial" w:hAnsi="Arial" w:eastAsia="Arial"/>
           <w:b/>
           <w:color w:val="000000"/>
           <w:sz w:val="18"/>
@@ -7964,6 +8290,7 @@
       </w:r>
       <w:r>
         <w:rPr>
+          <w:rFonts w:ascii="Arial" w:hAnsi="Arial" w:eastAsia="Arial"/>
           <w:color w:val="000000"/>
           <w:sz w:val="18"/>
           <w:highlight w:val="lightGray"/>
@@ -7974,6 +8301,7 @@
     <w:p>
       <w:r>
         <w:rPr>
+          <w:rFonts w:ascii="Arial" w:hAnsi="Arial" w:eastAsia="Arial"/>
           <w:noProof/>
         </w:rPr>
         <w:drawing>
@@ -8034,7 +8362,7 @@
       </w:pPr>
       <w:r>
         <w:rPr>
-          <w:rFonts w:ascii="Roboto Mono" w:hAnsi="Roboto Mono"/>
+          <w:rFonts w:ascii="Roboto Mono" w:hAnsi="Roboto Mono" w:eastAsia="Roboto Mono"/>
         </w:rPr>
         <w:t>Data Sources</w:t>
       </w:r>
@@ -8047,11 +8375,14 @@
       </w:pPr>
       <w:r>
         <w:rPr>
-          <w:rFonts w:ascii="Roboto Mono" w:hAnsi="Roboto Mono"/>
+          <w:rFonts w:ascii="Roboto Mono" w:hAnsi="Roboto Mono" w:eastAsia="Roboto Mono"/>
         </w:rPr>
         <w:t xml:space="preserve">     </w:t>
       </w:r>
       <w:r>
+        <w:rPr>
+          <w:rFonts w:ascii="Roboto Mono" w:hAnsi="Roboto Mono" w:eastAsia="Roboto Mono"/>
+        </w:rPr>
         <w:t>↓</w:t>
       </w:r>
     </w:p>
@@ -8063,7 +8394,7 @@
       </w:pPr>
       <w:r>
         <w:rPr>
-          <w:rFonts w:ascii="Roboto Mono" w:hAnsi="Roboto Mono"/>
+          <w:rFonts w:ascii="Roboto Mono" w:hAnsi="Roboto Mono" w:eastAsia="Roboto Mono"/>
         </w:rPr>
         <w:t>ETL / ELT</w:t>
       </w:r>
@@ -8076,11 +8407,14 @@
       </w:pPr>
       <w:r>
         <w:rPr>
-          <w:rFonts w:ascii="Roboto Mono" w:hAnsi="Roboto Mono"/>
+          <w:rFonts w:ascii="Roboto Mono" w:hAnsi="Roboto Mono" w:eastAsia="Roboto Mono"/>
         </w:rPr>
         <w:t xml:space="preserve">     </w:t>
       </w:r>
       <w:r>
+        <w:rPr>
+          <w:rFonts w:ascii="Roboto Mono" w:hAnsi="Roboto Mono" w:eastAsia="Roboto Mono"/>
+        </w:rPr>
         <w:t>↓</w:t>
       </w:r>
     </w:p>
@@ -8092,7 +8426,7 @@
       </w:pPr>
       <w:r>
         <w:rPr>
-          <w:rFonts w:ascii="Roboto Mono" w:hAnsi="Roboto Mono"/>
+          <w:rFonts w:ascii="Roboto Mono" w:hAnsi="Roboto Mono" w:eastAsia="Roboto Mono"/>
         </w:rPr>
         <w:t>Data Warehouse</w:t>
       </w:r>
@@ -8105,11 +8439,14 @@
       </w:pPr>
       <w:r>
         <w:rPr>
-          <w:rFonts w:ascii="Roboto Mono" w:hAnsi="Roboto Mono"/>
+          <w:rFonts w:ascii="Roboto Mono" w:hAnsi="Roboto Mono" w:eastAsia="Roboto Mono"/>
         </w:rPr>
         <w:t xml:space="preserve">     </w:t>
       </w:r>
       <w:r>
+        <w:rPr>
+          <w:rFonts w:ascii="Roboto Mono" w:hAnsi="Roboto Mono" w:eastAsia="Roboto Mono"/>
+        </w:rPr>
         <w:t>↓</w:t>
       </w:r>
     </w:p>
@@ -8121,7 +8458,7 @@
       </w:pPr>
       <w:r>
         <w:rPr>
-          <w:rFonts w:ascii="Roboto Mono" w:hAnsi="Roboto Mono"/>
+          <w:rFonts w:ascii="Roboto Mono" w:hAnsi="Roboto Mono" w:eastAsia="Roboto Mono"/>
         </w:rPr>
         <w:t>Analytics &amp; BI Tools</w:t>
       </w:r>
@@ -8134,11 +8471,14 @@
       </w:pPr>
       <w:r>
         <w:rPr>
-          <w:rFonts w:ascii="Roboto Mono" w:hAnsi="Roboto Mono"/>
+          <w:rFonts w:ascii="Roboto Mono" w:hAnsi="Roboto Mono" w:eastAsia="Roboto Mono"/>
         </w:rPr>
         <w:t xml:space="preserve">     </w:t>
       </w:r>
       <w:r>
+        <w:rPr>
+          <w:rFonts w:ascii="Roboto Mono" w:hAnsi="Roboto Mono" w:eastAsia="Roboto Mono"/>
+        </w:rPr>
         <w:t>↓</w:t>
       </w:r>
     </w:p>
@@ -8150,7 +8490,7 @@
       </w:pPr>
       <w:r>
         <w:rPr>
-          <w:rFonts w:ascii="Roboto Mono" w:hAnsi="Roboto Mono"/>
+          <w:rFonts w:ascii="Roboto Mono" w:hAnsi="Roboto Mono" w:eastAsia="Roboto Mono"/>
         </w:rPr>
         <w:t>Reports / Dashboards</w:t>
       </w:r>
@@ -8163,7 +8503,7 @@
       </w:pPr>
       <w:r>
         <w:rPr>
-          <w:rFonts w:ascii="Roboto Mono" w:hAnsi="Roboto Mono"/>
+          <w:rFonts w:ascii="Roboto Mono" w:hAnsi="Roboto Mono" w:eastAsia="Roboto Mono"/>
         </w:rPr>
         <w:pict w14:anchorId="6D7D6669">
           <v:rect id="_x0000_i1053" style="width:0;height:1.5pt" o:hralign="center" o:hrstd="t" o:hr="t" fillcolor="#a0a0a0" stroked="f"/>
@@ -8176,17 +8516,21 @@
       </w:pPr>
       <w:r>
         <w:rPr>
-          <w:rFonts w:ascii="Segoe UI Emoji" w:hAnsi="Segoe UI Emoji" w:cs="Segoe UI Emoji"/>
+          <w:rFonts w:ascii="Arial" w:hAnsi="Arial" w:cs="Segoe UI Emoji" w:eastAsia="Arial"/>
         </w:rPr>
         <w:t>🧠</w:t>
       </w:r>
       <w:r>
+        <w:rPr>
+          <w:rFonts w:ascii="Arial" w:hAnsi="Arial" w:eastAsia="Arial"/>
+        </w:rPr>
         <w:t xml:space="preserve"> Simple Analogy</w:t>
       </w:r>
     </w:p>
     <w:p>
       <w:r>
         <w:rPr>
+          <w:rFonts w:ascii="Arial" w:hAnsi="Arial" w:eastAsia="Arial"/>
           <w:b/>
           <w:color w:val="000000"/>
           <w:sz w:val="18"/>
@@ -8196,6 +8540,7 @@
       </w:r>
       <w:r>
         <w:rPr>
+          <w:rFonts w:ascii="Arial" w:hAnsi="Arial" w:eastAsia="Arial"/>
           <w:color w:val="000000"/>
           <w:sz w:val="18"/>
           <w:highlight w:val="lightGray"/>
@@ -8204,6 +8549,7 @@
       </w:r>
       <w:r>
         <w:rPr>
+          <w:rFonts w:ascii="Arial" w:hAnsi="Arial" w:eastAsia="Arial"/>
           <w:b/>
           <w:color w:val="000000"/>
           <w:sz w:val="18"/>
@@ -8213,6 +8559,7 @@
       </w:r>
       <w:r>
         <w:rPr>
+          <w:rFonts w:ascii="Arial" w:hAnsi="Arial" w:eastAsia="Arial"/>
           <w:color w:val="000000"/>
           <w:sz w:val="18"/>
           <w:highlight w:val="lightGray"/>
@@ -8221,6 +8568,7 @@
       </w:r>
       <w:r>
         <w:rPr>
+          <w:rFonts w:ascii="Arial" w:hAnsi="Arial" w:eastAsia="Arial"/>
           <w:b/>
           <w:color w:val="000000"/>
           <w:sz w:val="18"/>
@@ -8230,6 +8578,7 @@
       </w:r>
       <w:r>
         <w:rPr>
+          <w:rFonts w:ascii="Arial" w:hAnsi="Arial" w:eastAsia="Arial"/>
           <w:color w:val="000000"/>
           <w:sz w:val="18"/>
           <w:highlight w:val="lightGray"/>
@@ -8245,7 +8594,7 @@
       </w:pPr>
       <w:r>
         <w:rPr>
-          <w:rFonts w:ascii="Roboto Mono" w:hAnsi="Roboto Mono"/>
+          <w:rFonts w:ascii="Roboto Mono" w:hAnsi="Roboto Mono" w:eastAsia="Roboto Mono"/>
         </w:rPr>
         <w:t>Think of:</w:t>
       </w:r>
@@ -8263,7 +8612,7 @@
       </w:pPr>
       <w:r>
         <w:rPr>
-          <w:rFonts w:ascii="Roboto Mono" w:hAnsi="Roboto Mono"/>
+          <w:rFonts w:ascii="Roboto Mono" w:hAnsi="Roboto Mono" w:eastAsia="Roboto Mono"/>
           <w:b/>
           <w:bCs/>
         </w:rPr>
@@ -8271,13 +8620,13 @@
       </w:r>
       <w:r>
         <w:rPr>
-          <w:rFonts w:ascii="Roboto Mono" w:hAnsi="Roboto Mono"/>
+          <w:rFonts w:ascii="Roboto Mono" w:hAnsi="Roboto Mono" w:eastAsia="Roboto Mono"/>
         </w:rPr>
         <w:t xml:space="preserve"> = a store's cash register </w:t>
       </w:r>
       <w:r>
         <w:rPr>
-          <w:rFonts w:ascii="Segoe UI Emoji" w:hAnsi="Segoe UI Emoji" w:cs="Segoe UI Emoji"/>
+          <w:rFonts w:ascii="Roboto Mono" w:hAnsi="Roboto Mono" w:cs="Segoe UI Emoji" w:eastAsia="Roboto Mono"/>
         </w:rPr>
         <w:t>🛒</w:t>
       </w:r>
@@ -8295,7 +8644,7 @@
       </w:pPr>
       <w:r>
         <w:rPr>
-          <w:rFonts w:ascii="Roboto Mono" w:hAnsi="Roboto Mono"/>
+          <w:rFonts w:ascii="Roboto Mono" w:hAnsi="Roboto Mono" w:eastAsia="Roboto Mono"/>
           <w:b/>
           <w:bCs/>
         </w:rPr>
@@ -8303,13 +8652,13 @@
       </w:r>
       <w:r>
         <w:rPr>
-          <w:rFonts w:ascii="Roboto Mono" w:hAnsi="Roboto Mono"/>
+          <w:rFonts w:ascii="Roboto Mono" w:hAnsi="Roboto Mono" w:eastAsia="Roboto Mono"/>
         </w:rPr>
         <w:t xml:space="preserve"> = the company's archive and analysis center </w:t>
       </w:r>
       <w:r>
         <w:rPr>
-          <w:rFonts w:ascii="Segoe UI Emoji" w:hAnsi="Segoe UI Emoji" w:cs="Segoe UI Emoji"/>
+          <w:rFonts w:ascii="Roboto Mono" w:hAnsi="Roboto Mono" w:cs="Segoe UI Emoji" w:eastAsia="Roboto Mono"/>
         </w:rPr>
         <w:t>🏢📊</w:t>
       </w:r>
@@ -8322,7 +8671,7 @@
       </w:pPr>
       <w:r>
         <w:rPr>
-          <w:rFonts w:ascii="Roboto Mono" w:hAnsi="Roboto Mono"/>
+          <w:rFonts w:ascii="Roboto Mono" w:hAnsi="Roboto Mono" w:eastAsia="Roboto Mono"/>
         </w:rPr>
         <w:t>The cash register handles today's sales, while the warehouse stores years of sales data for analysis.</w:t>
       </w:r>
@@ -8335,7 +8684,7 @@
       </w:pPr>
       <w:r>
         <w:rPr>
-          <w:rFonts w:ascii="Roboto Mono" w:hAnsi="Roboto Mono"/>
+          <w:rFonts w:ascii="Roboto Mono" w:hAnsi="Roboto Mono" w:eastAsia="Roboto Mono"/>
         </w:rPr>
         <w:pict w14:anchorId="7ECEBDAE">
           <v:rect id="_x0000_i1054" style="width:0;height:1.5pt" o:hralign="center" o:hrstd="t" o:hr="t" fillcolor="#a0a0a0" stroked="f"/>
@@ -8348,17 +8697,21 @@
       </w:pPr>
       <w:r>
         <w:rPr>
-          <w:rFonts w:ascii="Segoe UI Emoji" w:hAnsi="Segoe UI Emoji" w:cs="Segoe UI Emoji"/>
+          <w:rFonts w:ascii="Arial" w:hAnsi="Arial" w:cs="Segoe UI Emoji" w:eastAsia="Arial"/>
         </w:rPr>
         <w:t>🧭</w:t>
       </w:r>
       <w:r>
+        <w:rPr>
+          <w:rFonts w:ascii="Arial" w:hAnsi="Arial" w:eastAsia="Arial"/>
+        </w:rPr>
         <w:t xml:space="preserve"> Summary</w:t>
       </w:r>
     </w:p>
     <w:p>
       <w:r>
         <w:rPr>
+          <w:rFonts w:ascii="Arial" w:hAnsi="Arial" w:eastAsia="Arial"/>
           <w:b/>
           <w:color w:val="000000"/>
           <w:sz w:val="18"/>
@@ -8368,6 +8721,7 @@
       </w:r>
       <w:r>
         <w:rPr>
+          <w:rFonts w:ascii="Arial" w:hAnsi="Arial" w:eastAsia="Arial"/>
           <w:color w:val="000000"/>
           <w:sz w:val="18"/>
           <w:highlight w:val="lightGray"/>
@@ -8376,6 +8730,7 @@
       </w:r>
       <w:r>
         <w:rPr>
+          <w:rFonts w:ascii="Arial" w:hAnsi="Arial" w:eastAsia="Arial"/>
           <w:b/>
           <w:color w:val="000000"/>
           <w:sz w:val="18"/>
@@ -8385,6 +8740,7 @@
       </w:r>
       <w:r>
         <w:rPr>
+          <w:rFonts w:ascii="Arial" w:hAnsi="Arial" w:eastAsia="Arial"/>
           <w:color w:val="000000"/>
           <w:sz w:val="18"/>
           <w:highlight w:val="lightGray"/>
@@ -8393,6 +8749,7 @@
       </w:r>
       <w:r>
         <w:rPr>
+          <w:rFonts w:ascii="Arial" w:hAnsi="Arial" w:eastAsia="Arial"/>
           <w:b/>
           <w:color w:val="000000"/>
           <w:sz w:val="18"/>
@@ -8402,6 +8759,7 @@
       </w:r>
       <w:r>
         <w:rPr>
+          <w:rFonts w:ascii="Arial" w:hAnsi="Arial" w:eastAsia="Arial"/>
           <w:color w:val="000000"/>
           <w:sz w:val="18"/>
           <w:highlight w:val="lightGray"/>
@@ -8417,13 +8775,13 @@
       </w:pPr>
       <w:r>
         <w:rPr>
-          <w:rFonts w:ascii="Roboto Mono" w:hAnsi="Roboto Mono"/>
+          <w:rFonts w:ascii="Roboto Mono" w:hAnsi="Roboto Mono" w:eastAsia="Roboto Mono"/>
         </w:rPr>
         <w:t xml:space="preserve">A </w:t>
       </w:r>
       <w:r>
         <w:rPr>
-          <w:rFonts w:ascii="Roboto Mono" w:hAnsi="Roboto Mono"/>
+          <w:rFonts w:ascii="Roboto Mono" w:hAnsi="Roboto Mono" w:eastAsia="Roboto Mono"/>
           <w:b/>
           <w:bCs/>
         </w:rPr>
@@ -8431,7 +8789,7 @@
       </w:r>
       <w:r>
         <w:rPr>
-          <w:rFonts w:ascii="Roboto Mono" w:hAnsi="Roboto Mono"/>
+          <w:rFonts w:ascii="Roboto Mono" w:hAnsi="Roboto Mono" w:eastAsia="Roboto Mono"/>
         </w:rPr>
         <w:t xml:space="preserve"> is a centralized system that stores large amounts of historical data from multiple sources and is optimized for reporting, analytics, business intelligence, and decision-making rather than day-to-day transactions.</w:t>
       </w:r>

--- a/Knowledge/3-Work knowledge/1-Software Engineering/2-General Technologies/9-Databases/5-My Source/1-Intro to Databases/7-Operational Database and Data Warehouse.docx
+++ b/Knowledge/3-Work knowledge/1-Software Engineering/2-General Technologies/9-Databases/5-My Source/1-Intro to Databases/7-Operational Database and Data Warehouse.docx
@@ -8,7 +8,7 @@
       </w:pPr>
       <w:r>
         <w:rPr>
-          <w:rFonts w:ascii="Arial" w:hAnsi="Arial" w:eastAsia="Arial"/>
+          <w:rFonts w:ascii="Calibri Light" w:hAnsi="Calibri Light" w:eastAsia="Calibri Light"/>
         </w:rPr>
         <w:t>Operational Database</w:t>
       </w:r>
@@ -19,13 +19,13 @@
       </w:pPr>
       <w:r>
         <w:rPr>
-          <w:rFonts w:ascii="Arial" w:hAnsi="Arial" w:cs="Segoe UI Emoji" w:eastAsia="Arial"/>
+          <w:rFonts w:ascii="Calibri Light" w:hAnsi="Calibri Light" w:cs="Segoe UI Emoji" w:eastAsia="Calibri Light"/>
         </w:rPr>
         <w:t>🌟</w:t>
       </w:r>
       <w:r>
         <w:rPr>
-          <w:rFonts w:ascii="Arial" w:hAnsi="Arial" w:eastAsia="Arial"/>
+          <w:rFonts w:ascii="Calibri Light" w:hAnsi="Calibri Light" w:eastAsia="Calibri Light"/>
         </w:rPr>
         <w:t xml:space="preserve"> Definition</w:t>
       </w:r>
@@ -253,13 +253,13 @@
       </w:pPr>
       <w:r>
         <w:rPr>
-          <w:rFonts w:ascii="Arial" w:hAnsi="Arial" w:cs="Segoe UI Emoji" w:eastAsia="Arial"/>
+          <w:rFonts w:ascii="Calibri Light" w:hAnsi="Calibri Light" w:cs="Segoe UI Emoji" w:eastAsia="Calibri Light"/>
         </w:rPr>
         <w:t>🎯</w:t>
       </w:r>
       <w:r>
         <w:rPr>
-          <w:rFonts w:ascii="Arial" w:hAnsi="Arial" w:eastAsia="Arial"/>
+          <w:rFonts w:ascii="Calibri Light" w:hAnsi="Calibri Light" w:eastAsia="Calibri Light"/>
         </w:rPr>
         <w:t xml:space="preserve"> Purpose</w:t>
       </w:r>
@@ -447,13 +447,13 @@
       </w:pPr>
       <w:r>
         <w:rPr>
-          <w:rFonts w:ascii="Arial" w:hAnsi="Arial" w:cs="Segoe UI Emoji" w:eastAsia="Arial"/>
+          <w:rFonts w:ascii="Calibri Light" w:hAnsi="Calibri Light" w:cs="Segoe UI Emoji" w:eastAsia="Calibri Light"/>
         </w:rPr>
         <w:t>🧠</w:t>
       </w:r>
       <w:r>
         <w:rPr>
-          <w:rFonts w:ascii="Arial" w:hAnsi="Arial" w:eastAsia="Arial"/>
+          <w:rFonts w:ascii="Calibri Light" w:hAnsi="Calibri Light" w:eastAsia="Calibri Light"/>
         </w:rPr>
         <w:t xml:space="preserve"> Simple Example</w:t>
       </w:r>
@@ -806,13 +806,13 @@
       </w:pPr>
       <w:r>
         <w:rPr>
-          <w:rFonts w:ascii="Arial" w:hAnsi="Arial" w:cs="Segoe UI Emoji" w:eastAsia="Arial"/>
+          <w:rFonts w:ascii="Calibri Light" w:hAnsi="Calibri Light" w:cs="Segoe UI Emoji" w:eastAsia="Calibri Light"/>
         </w:rPr>
         <w:t>🔢</w:t>
       </w:r>
       <w:r>
         <w:rPr>
-          <w:rFonts w:ascii="Arial" w:hAnsi="Arial" w:eastAsia="Arial"/>
+          <w:rFonts w:ascii="Calibri Light" w:hAnsi="Calibri Light" w:eastAsia="Calibri Light"/>
         </w:rPr>
         <w:t xml:space="preserve"> Main Characteristics</w:t>
       </w:r>
@@ -823,19 +823,19 @@
       </w:pPr>
       <w:r>
         <w:rPr>
-          <w:rFonts w:ascii="Arial" w:hAnsi="Arial" w:eastAsia="Arial"/>
+          <w:rFonts w:ascii="Calibri Light" w:hAnsi="Calibri Light" w:eastAsia="Calibri Light"/>
         </w:rPr>
         <w:t xml:space="preserve">1. </w:t>
       </w:r>
       <w:r>
         <w:rPr>
-          <w:rFonts w:ascii="Arial" w:hAnsi="Arial" w:cs="Segoe UI Emoji" w:eastAsia="Arial"/>
+          <w:rFonts w:ascii="Calibri Light" w:hAnsi="Calibri Light" w:cs="Segoe UI Emoji" w:eastAsia="Calibri Light"/>
         </w:rPr>
         <w:t>⚡</w:t>
       </w:r>
       <w:r>
         <w:rPr>
-          <w:rFonts w:ascii="Arial" w:hAnsi="Arial" w:eastAsia="Arial"/>
+          <w:rFonts w:ascii="Calibri Light" w:hAnsi="Calibri Light" w:eastAsia="Calibri Light"/>
         </w:rPr>
         <w:t xml:space="preserve"> Real-Time Operations</w:t>
       </w:r>
@@ -1000,19 +1000,19 @@
       </w:pPr>
       <w:r>
         <w:rPr>
-          <w:rFonts w:ascii="Arial" w:hAnsi="Arial" w:eastAsia="Arial"/>
+          <w:rFonts w:ascii="Calibri Light" w:hAnsi="Calibri Light" w:eastAsia="Calibri Light"/>
         </w:rPr>
         <w:t xml:space="preserve">2. </w:t>
       </w:r>
       <w:r>
         <w:rPr>
-          <w:rFonts w:ascii="Arial" w:hAnsi="Arial" w:cs="Segoe UI Emoji" w:eastAsia="Arial"/>
+          <w:rFonts w:ascii="Calibri Light" w:hAnsi="Calibri Light" w:cs="Segoe UI Emoji" w:eastAsia="Calibri Light"/>
         </w:rPr>
         <w:t>🔄</w:t>
       </w:r>
       <w:r>
         <w:rPr>
-          <w:rFonts w:ascii="Arial" w:hAnsi="Arial" w:eastAsia="Arial"/>
+          <w:rFonts w:ascii="Calibri Light" w:hAnsi="Calibri Light" w:eastAsia="Calibri Light"/>
         </w:rPr>
         <w:t xml:space="preserve"> Frequent Transactions</w:t>
       </w:r>
@@ -1195,19 +1195,19 @@
       </w:pPr>
       <w:r>
         <w:rPr>
-          <w:rFonts w:ascii="Arial" w:hAnsi="Arial" w:eastAsia="Arial"/>
+          <w:rFonts w:ascii="Calibri Light" w:hAnsi="Calibri Light" w:eastAsia="Calibri Light"/>
         </w:rPr>
         <w:t xml:space="preserve">3. </w:t>
       </w:r>
       <w:r>
         <w:rPr>
-          <w:rFonts w:ascii="Arial" w:hAnsi="Arial" w:cs="Segoe UI Emoji" w:eastAsia="Arial"/>
+          <w:rFonts w:ascii="Calibri Light" w:hAnsi="Calibri Light" w:cs="Segoe UI Emoji" w:eastAsia="Calibri Light"/>
         </w:rPr>
         <w:t>📅</w:t>
       </w:r>
       <w:r>
         <w:rPr>
-          <w:rFonts w:ascii="Arial" w:hAnsi="Arial" w:eastAsia="Arial"/>
+          <w:rFonts w:ascii="Calibri Light" w:hAnsi="Calibri Light" w:eastAsia="Calibri Light"/>
         </w:rPr>
         <w:t xml:space="preserve"> Current Data</w:t>
       </w:r>
@@ -1418,19 +1418,19 @@
       </w:pPr>
       <w:r>
         <w:rPr>
-          <w:rFonts w:ascii="Arial" w:hAnsi="Arial" w:eastAsia="Arial"/>
+          <w:rFonts w:ascii="Calibri Light" w:hAnsi="Calibri Light" w:eastAsia="Calibri Light"/>
         </w:rPr>
         <w:t xml:space="preserve">4. </w:t>
       </w:r>
       <w:r>
         <w:rPr>
-          <w:rFonts w:ascii="Arial" w:hAnsi="Arial" w:cs="Segoe UI Emoji" w:eastAsia="Arial"/>
+          <w:rFonts w:ascii="Calibri Light" w:hAnsi="Calibri Light" w:cs="Segoe UI Emoji" w:eastAsia="Calibri Light"/>
         </w:rPr>
         <w:t>👥</w:t>
       </w:r>
       <w:r>
         <w:rPr>
-          <w:rFonts w:ascii="Arial" w:hAnsi="Arial" w:eastAsia="Arial"/>
+          <w:rFonts w:ascii="Calibri Light" w:hAnsi="Calibri Light" w:eastAsia="Calibri Light"/>
         </w:rPr>
         <w:t xml:space="preserve"> Supports Many Users</w:t>
       </w:r>
@@ -1528,19 +1528,19 @@
       </w:pPr>
       <w:r>
         <w:rPr>
-          <w:rFonts w:ascii="Arial" w:hAnsi="Arial" w:eastAsia="Arial"/>
+          <w:rFonts w:ascii="Calibri Light" w:hAnsi="Calibri Light" w:eastAsia="Calibri Light"/>
         </w:rPr>
         <w:t xml:space="preserve">5. </w:t>
       </w:r>
       <w:r>
         <w:rPr>
-          <w:rFonts w:ascii="Arial" w:hAnsi="Arial" w:cs="Segoe UI Emoji" w:eastAsia="Arial"/>
+          <w:rFonts w:ascii="Calibri Light" w:hAnsi="Calibri Light" w:cs="Segoe UI Emoji" w:eastAsia="Calibri Light"/>
         </w:rPr>
         <w:t>🔐</w:t>
       </w:r>
       <w:r>
         <w:rPr>
-          <w:rFonts w:ascii="Arial" w:hAnsi="Arial" w:eastAsia="Arial"/>
+          <w:rFonts w:ascii="Calibri Light" w:hAnsi="Calibri Light" w:eastAsia="Calibri Light"/>
         </w:rPr>
         <w:t xml:space="preserve"> Transaction Support</w:t>
       </w:r>
@@ -1705,13 +1705,13 @@
       </w:pPr>
       <w:r>
         <w:rPr>
-          <w:rFonts w:ascii="Arial" w:hAnsi="Arial" w:cs="Segoe UI Emoji" w:eastAsia="Arial"/>
+          <w:rFonts w:ascii="Calibri Light" w:hAnsi="Calibri Light" w:cs="Segoe UI Emoji" w:eastAsia="Calibri Light"/>
         </w:rPr>
         <w:t>📚</w:t>
       </w:r>
       <w:r>
         <w:rPr>
-          <w:rFonts w:ascii="Arial" w:hAnsi="Arial" w:eastAsia="Arial"/>
+          <w:rFonts w:ascii="Calibri Light" w:hAnsi="Calibri Light" w:eastAsia="Calibri Light"/>
         </w:rPr>
         <w:t xml:space="preserve"> Example Tables</w:t>
       </w:r>
@@ -2679,13 +2679,13 @@
       </w:pPr>
       <w:r>
         <w:rPr>
-          <w:rFonts w:ascii="Arial" w:hAnsi="Arial" w:cs="Segoe UI Emoji" w:eastAsia="Arial"/>
+          <w:rFonts w:ascii="Calibri Light" w:hAnsi="Calibri Light" w:cs="Segoe UI Emoji" w:eastAsia="Calibri Light"/>
         </w:rPr>
         <w:t>🏦</w:t>
       </w:r>
       <w:r>
         <w:rPr>
-          <w:rFonts w:ascii="Arial" w:hAnsi="Arial" w:eastAsia="Arial"/>
+          <w:rFonts w:ascii="Calibri Light" w:hAnsi="Calibri Light" w:eastAsia="Calibri Light"/>
         </w:rPr>
         <w:t xml:space="preserve"> Real-World Uses</w:t>
       </w:r>
@@ -3143,13 +3143,13 @@
       </w:pPr>
       <w:r>
         <w:rPr>
-          <w:rFonts w:ascii="Arial" w:hAnsi="Arial" w:cs="Segoe UI Emoji" w:eastAsia="Arial"/>
+          <w:rFonts w:ascii="Calibri Light" w:hAnsi="Calibri Light" w:cs="Segoe UI Emoji" w:eastAsia="Calibri Light"/>
         </w:rPr>
         <w:t>🌍</w:t>
       </w:r>
       <w:r>
         <w:rPr>
-          <w:rFonts w:ascii="Arial" w:hAnsi="Arial" w:eastAsia="Arial"/>
+          <w:rFonts w:ascii="Calibri Light" w:hAnsi="Calibri Light" w:eastAsia="Calibri Light"/>
         </w:rPr>
         <w:t xml:space="preserve"> Popular Operational Databases</w:t>
       </w:r>
@@ -3394,13 +3394,13 @@
       </w:pPr>
       <w:r>
         <w:rPr>
-          <w:rFonts w:ascii="Arial" w:hAnsi="Arial" w:cs="Segoe UI Emoji" w:eastAsia="Arial"/>
+          <w:rFonts w:ascii="Calibri Light" w:hAnsi="Calibri Light" w:cs="Segoe UI Emoji" w:eastAsia="Calibri Light"/>
         </w:rPr>
         <w:t>⚖️</w:t>
       </w:r>
       <w:r>
         <w:rPr>
-          <w:rFonts w:ascii="Arial" w:hAnsi="Arial" w:eastAsia="Arial"/>
+          <w:rFonts w:ascii="Calibri Light" w:hAnsi="Calibri Light" w:eastAsia="Calibri Light"/>
         </w:rPr>
         <w:t xml:space="preserve"> Operational Database vs Data Warehouse</w:t>
       </w:r>
@@ -4245,13 +4245,13 @@
       </w:pPr>
       <w:r>
         <w:rPr>
-          <w:rFonts w:ascii="Arial" w:hAnsi="Arial" w:cs="Segoe UI Emoji" w:eastAsia="Arial"/>
+          <w:rFonts w:ascii="Calibri Light" w:hAnsi="Calibri Light" w:cs="Segoe UI Emoji" w:eastAsia="Calibri Light"/>
         </w:rPr>
         <w:t>🔗</w:t>
       </w:r>
       <w:r>
         <w:rPr>
-          <w:rFonts w:ascii="Arial" w:hAnsi="Arial" w:eastAsia="Arial"/>
+          <w:rFonts w:ascii="Calibri Light" w:hAnsi="Calibri Light" w:eastAsia="Calibri Light"/>
         </w:rPr>
         <w:t xml:space="preserve"> How an Operational Database Works</w:t>
       </w:r>
@@ -4507,13 +4507,13 @@
       </w:pPr>
       <w:r>
         <w:rPr>
-          <w:rFonts w:ascii="Arial" w:hAnsi="Arial" w:cs="Segoe UI Emoji" w:eastAsia="Arial"/>
+          <w:rFonts w:ascii="Calibri Light" w:hAnsi="Calibri Light" w:cs="Segoe UI Emoji" w:eastAsia="Calibri Light"/>
         </w:rPr>
         <w:t>🧠</w:t>
       </w:r>
       <w:r>
         <w:rPr>
-          <w:rFonts w:ascii="Arial" w:hAnsi="Arial" w:eastAsia="Arial"/>
+          <w:rFonts w:ascii="Calibri Light" w:hAnsi="Calibri Light" w:eastAsia="Calibri Light"/>
         </w:rPr>
         <w:t xml:space="preserve"> Simple Analogy</w:t>
       </w:r>
@@ -4767,13 +4767,13 @@
       </w:pPr>
       <w:r>
         <w:rPr>
-          <w:rFonts w:ascii="Arial" w:hAnsi="Arial" w:cs="Segoe UI Emoji" w:eastAsia="Arial"/>
+          <w:rFonts w:ascii="Calibri Light" w:hAnsi="Calibri Light" w:cs="Segoe UI Emoji" w:eastAsia="Calibri Light"/>
         </w:rPr>
         <w:t>🧭</w:t>
       </w:r>
       <w:r>
         <w:rPr>
-          <w:rFonts w:ascii="Arial" w:hAnsi="Arial" w:eastAsia="Arial"/>
+          <w:rFonts w:ascii="Calibri Light" w:hAnsi="Calibri Light" w:eastAsia="Calibri Light"/>
         </w:rPr>
         <w:t xml:space="preserve"> Summary</w:t>
       </w:r>
@@ -4877,7 +4877,7 @@
       </w:pPr>
       <w:r>
         <w:rPr>
-          <w:rFonts w:ascii="Arial" w:hAnsi="Arial" w:eastAsia="Arial"/>
+          <w:rFonts w:ascii="Calibri Light" w:hAnsi="Calibri Light" w:eastAsia="Calibri Light"/>
         </w:rPr>
         <w:t>Data Warehouse</w:t>
       </w:r>
@@ -4888,13 +4888,13 @@
       </w:pPr>
       <w:r>
         <w:rPr>
-          <w:rFonts w:ascii="Arial" w:hAnsi="Arial" w:cs="Segoe UI Emoji" w:eastAsia="Arial"/>
+          <w:rFonts w:ascii="Calibri Light" w:hAnsi="Calibri Light" w:cs="Segoe UI Emoji" w:eastAsia="Calibri Light"/>
         </w:rPr>
         <w:t>🌟</w:t>
       </w:r>
       <w:r>
         <w:rPr>
-          <w:rFonts w:ascii="Arial" w:hAnsi="Arial" w:eastAsia="Arial"/>
+          <w:rFonts w:ascii="Calibri Light" w:hAnsi="Calibri Light" w:eastAsia="Calibri Light"/>
         </w:rPr>
         <w:t xml:space="preserve"> Definition</w:t>
       </w:r>
@@ -5075,13 +5075,13 @@
       </w:pPr>
       <w:r>
         <w:rPr>
-          <w:rFonts w:ascii="Arial" w:hAnsi="Arial" w:cs="Segoe UI Emoji" w:eastAsia="Arial"/>
+          <w:rFonts w:ascii="Calibri Light" w:hAnsi="Calibri Light" w:cs="Segoe UI Emoji" w:eastAsia="Calibri Light"/>
         </w:rPr>
         <w:t>🎯</w:t>
       </w:r>
       <w:r>
         <w:rPr>
-          <w:rFonts w:ascii="Arial" w:hAnsi="Arial" w:eastAsia="Arial"/>
+          <w:rFonts w:ascii="Calibri Light" w:hAnsi="Calibri Light" w:eastAsia="Calibri Light"/>
         </w:rPr>
         <w:t xml:space="preserve"> Purpose</w:t>
       </w:r>
@@ -5287,13 +5287,13 @@
       </w:pPr>
       <w:r>
         <w:rPr>
-          <w:rFonts w:ascii="Arial" w:hAnsi="Arial" w:cs="Segoe UI Emoji" w:eastAsia="Arial"/>
+          <w:rFonts w:ascii="Calibri Light" w:hAnsi="Calibri Light" w:cs="Segoe UI Emoji" w:eastAsia="Calibri Light"/>
         </w:rPr>
         <w:t>🧠</w:t>
       </w:r>
       <w:r>
         <w:rPr>
-          <w:rFonts w:ascii="Arial" w:hAnsi="Arial" w:eastAsia="Arial"/>
+          <w:rFonts w:ascii="Calibri Light" w:hAnsi="Calibri Light" w:eastAsia="Calibri Light"/>
         </w:rPr>
         <w:t xml:space="preserve"> Simple Example</w:t>
       </w:r>
@@ -5642,13 +5642,13 @@
       </w:pPr>
       <w:r>
         <w:rPr>
-          <w:rFonts w:ascii="Arial" w:hAnsi="Arial" w:cs="Segoe UI Emoji" w:eastAsia="Arial"/>
+          <w:rFonts w:ascii="Calibri Light" w:hAnsi="Calibri Light" w:cs="Segoe UI Emoji" w:eastAsia="Calibri Light"/>
         </w:rPr>
         <w:t>📚</w:t>
       </w:r>
       <w:r>
         <w:rPr>
-          <w:rFonts w:ascii="Arial" w:hAnsi="Arial" w:eastAsia="Arial"/>
+          <w:rFonts w:ascii="Calibri Light" w:hAnsi="Calibri Light" w:eastAsia="Calibri Light"/>
         </w:rPr>
         <w:t xml:space="preserve"> What Data is Stored?</w:t>
       </w:r>
@@ -5867,13 +5867,13 @@
       </w:pPr>
       <w:r>
         <w:rPr>
-          <w:rFonts w:ascii="Arial" w:hAnsi="Arial" w:cs="Segoe UI Emoji" w:eastAsia="Arial"/>
+          <w:rFonts w:ascii="Calibri Light" w:hAnsi="Calibri Light" w:cs="Segoe UI Emoji" w:eastAsia="Calibri Light"/>
         </w:rPr>
         <w:t>🔢</w:t>
       </w:r>
       <w:r>
         <w:rPr>
-          <w:rFonts w:ascii="Arial" w:hAnsi="Arial" w:eastAsia="Arial"/>
+          <w:rFonts w:ascii="Calibri Light" w:hAnsi="Calibri Light" w:eastAsia="Calibri Light"/>
         </w:rPr>
         <w:t xml:space="preserve"> Main Components of a Data Warehouse</w:t>
       </w:r>
@@ -5884,19 +5884,19 @@
       </w:pPr>
       <w:r>
         <w:rPr>
-          <w:rFonts w:ascii="Arial" w:hAnsi="Arial" w:eastAsia="Arial"/>
+          <w:rFonts w:ascii="Calibri Light" w:hAnsi="Calibri Light" w:eastAsia="Calibri Light"/>
         </w:rPr>
         <w:t xml:space="preserve">1. </w:t>
       </w:r>
       <w:r>
         <w:rPr>
-          <w:rFonts w:ascii="Arial" w:hAnsi="Arial" w:cs="Segoe UI Emoji" w:eastAsia="Arial"/>
+          <w:rFonts w:ascii="Calibri Light" w:hAnsi="Calibri Light" w:cs="Segoe UI Emoji" w:eastAsia="Calibri Light"/>
         </w:rPr>
         <w:t>📥</w:t>
       </w:r>
       <w:r>
         <w:rPr>
-          <w:rFonts w:ascii="Arial" w:hAnsi="Arial" w:eastAsia="Arial"/>
+          <w:rFonts w:ascii="Calibri Light" w:hAnsi="Calibri Light" w:eastAsia="Calibri Light"/>
         </w:rPr>
         <w:t xml:space="preserve"> Data Sources</w:t>
       </w:r>
@@ -6097,19 +6097,19 @@
       </w:pPr>
       <w:r>
         <w:rPr>
-          <w:rFonts w:ascii="Arial" w:hAnsi="Arial" w:eastAsia="Arial"/>
+          <w:rFonts w:ascii="Calibri Light" w:hAnsi="Calibri Light" w:eastAsia="Calibri Light"/>
         </w:rPr>
         <w:t xml:space="preserve">2. </w:t>
       </w:r>
       <w:r>
         <w:rPr>
-          <w:rFonts w:ascii="Arial" w:hAnsi="Arial" w:cs="Segoe UI Emoji" w:eastAsia="Arial"/>
+          <w:rFonts w:ascii="Calibri Light" w:hAnsi="Calibri Light" w:cs="Segoe UI Emoji" w:eastAsia="Calibri Light"/>
         </w:rPr>
         <w:t>🔄</w:t>
       </w:r>
       <w:r>
         <w:rPr>
-          <w:rFonts w:ascii="Arial" w:hAnsi="Arial" w:eastAsia="Arial"/>
+          <w:rFonts w:ascii="Calibri Light" w:hAnsi="Calibri Light" w:eastAsia="Calibri Light"/>
         </w:rPr>
         <w:t xml:space="preserve"> ETL / ELT Process</w:t>
       </w:r>
@@ -6508,19 +6508,19 @@
       </w:pPr>
       <w:r>
         <w:rPr>
-          <w:rFonts w:ascii="Arial" w:hAnsi="Arial" w:eastAsia="Arial"/>
+          <w:rFonts w:ascii="Calibri Light" w:hAnsi="Calibri Light" w:eastAsia="Calibri Light"/>
         </w:rPr>
         <w:t xml:space="preserve">3. </w:t>
       </w:r>
       <w:r>
         <w:rPr>
-          <w:rFonts w:ascii="Arial" w:hAnsi="Arial" w:cs="Segoe UI Emoji" w:eastAsia="Arial"/>
+          <w:rFonts w:ascii="Calibri Light" w:hAnsi="Calibri Light" w:cs="Segoe UI Emoji" w:eastAsia="Calibri Light"/>
         </w:rPr>
         <w:t>🏢</w:t>
       </w:r>
       <w:r>
         <w:rPr>
-          <w:rFonts w:ascii="Arial" w:hAnsi="Arial" w:eastAsia="Arial"/>
+          <w:rFonts w:ascii="Calibri Light" w:hAnsi="Calibri Light" w:eastAsia="Calibri Light"/>
         </w:rPr>
         <w:t xml:space="preserve"> Data Warehouse Storage</w:t>
       </w:r>
@@ -6703,19 +6703,19 @@
       </w:pPr>
       <w:r>
         <w:rPr>
-          <w:rFonts w:ascii="Arial" w:hAnsi="Arial" w:eastAsia="Arial"/>
+          <w:rFonts w:ascii="Calibri Light" w:hAnsi="Calibri Light" w:eastAsia="Calibri Light"/>
         </w:rPr>
         <w:t xml:space="preserve">4. </w:t>
       </w:r>
       <w:r>
         <w:rPr>
-          <w:rFonts w:ascii="Arial" w:hAnsi="Arial" w:cs="Segoe UI Emoji" w:eastAsia="Arial"/>
+          <w:rFonts w:ascii="Calibri Light" w:hAnsi="Calibri Light" w:cs="Segoe UI Emoji" w:eastAsia="Calibri Light"/>
         </w:rPr>
         <w:t>📊</w:t>
       </w:r>
       <w:r>
         <w:rPr>
-          <w:rFonts w:ascii="Arial" w:hAnsi="Arial" w:eastAsia="Arial"/>
+          <w:rFonts w:ascii="Calibri Light" w:hAnsi="Calibri Light" w:eastAsia="Calibri Light"/>
         </w:rPr>
         <w:t xml:space="preserve"> Analytics &amp; Reporting Layer</w:t>
       </w:r>
@@ -6952,13 +6952,13 @@
       </w:pPr>
       <w:r>
         <w:rPr>
-          <w:rFonts w:ascii="Arial" w:hAnsi="Arial" w:cs="Segoe UI Emoji" w:eastAsia="Arial"/>
+          <w:rFonts w:ascii="Calibri Light" w:hAnsi="Calibri Light" w:cs="Segoe UI Emoji" w:eastAsia="Calibri Light"/>
         </w:rPr>
         <w:t>📈</w:t>
       </w:r>
       <w:r>
         <w:rPr>
-          <w:rFonts w:ascii="Arial" w:hAnsi="Arial" w:eastAsia="Arial"/>
+          <w:rFonts w:ascii="Calibri Light" w:hAnsi="Calibri Light" w:eastAsia="Calibri Light"/>
         </w:rPr>
         <w:t xml:space="preserve"> Operational Database vs Data Warehouse</w:t>
       </w:r>
@@ -7744,13 +7744,13 @@
       </w:pPr>
       <w:r>
         <w:rPr>
-          <w:rFonts w:ascii="Arial" w:hAnsi="Arial" w:cs="Segoe UI Emoji" w:eastAsia="Arial"/>
+          <w:rFonts w:ascii="Calibri Light" w:hAnsi="Calibri Light" w:cs="Segoe UI Emoji" w:eastAsia="Calibri Light"/>
         </w:rPr>
         <w:t>🏦</w:t>
       </w:r>
       <w:r>
         <w:rPr>
-          <w:rFonts w:ascii="Arial" w:hAnsi="Arial" w:eastAsia="Arial"/>
+          <w:rFonts w:ascii="Calibri Light" w:hAnsi="Calibri Light" w:eastAsia="Calibri Light"/>
         </w:rPr>
         <w:t xml:space="preserve"> Real-World Uses</w:t>
       </w:r>
@@ -8047,13 +8047,13 @@
       </w:pPr>
       <w:r>
         <w:rPr>
-          <w:rFonts w:ascii="Arial" w:hAnsi="Arial" w:cs="Segoe UI Emoji" w:eastAsia="Arial"/>
+          <w:rFonts w:ascii="Calibri Light" w:hAnsi="Calibri Light" w:cs="Segoe UI Emoji" w:eastAsia="Calibri Light"/>
         </w:rPr>
         <w:t>🌍</w:t>
       </w:r>
       <w:r>
         <w:rPr>
-          <w:rFonts w:ascii="Arial" w:hAnsi="Arial" w:eastAsia="Arial"/>
+          <w:rFonts w:ascii="Calibri Light" w:hAnsi="Calibri Light" w:eastAsia="Calibri Light"/>
         </w:rPr>
         <w:t xml:space="preserve"> Popular Data Warehouse Platforms</w:t>
       </w:r>
@@ -8222,13 +8222,13 @@
       </w:pPr>
       <w:r>
         <w:rPr>
-          <w:rFonts w:ascii="Arial" w:hAnsi="Arial" w:cs="Segoe UI Emoji" w:eastAsia="Arial"/>
+          <w:rFonts w:ascii="Calibri Light" w:hAnsi="Calibri Light" w:cs="Segoe UI Emoji" w:eastAsia="Calibri Light"/>
         </w:rPr>
         <w:t>🔗</w:t>
       </w:r>
       <w:r>
         <w:rPr>
-          <w:rFonts w:ascii="Arial" w:hAnsi="Arial" w:eastAsia="Arial"/>
+          <w:rFonts w:ascii="Calibri Light" w:hAnsi="Calibri Light" w:eastAsia="Calibri Light"/>
         </w:rPr>
         <w:t xml:space="preserve"> How a Data Warehouse Works</w:t>
       </w:r>
@@ -8516,13 +8516,13 @@
       </w:pPr>
       <w:r>
         <w:rPr>
-          <w:rFonts w:ascii="Arial" w:hAnsi="Arial" w:cs="Segoe UI Emoji" w:eastAsia="Arial"/>
+          <w:rFonts w:ascii="Calibri Light" w:hAnsi="Calibri Light" w:cs="Segoe UI Emoji" w:eastAsia="Calibri Light"/>
         </w:rPr>
         <w:t>🧠</w:t>
       </w:r>
       <w:r>
         <w:rPr>
-          <w:rFonts w:ascii="Arial" w:hAnsi="Arial" w:eastAsia="Arial"/>
+          <w:rFonts w:ascii="Calibri Light" w:hAnsi="Calibri Light" w:eastAsia="Calibri Light"/>
         </w:rPr>
         <w:t xml:space="preserve"> Simple Analogy</w:t>
       </w:r>
@@ -8697,13 +8697,13 @@
       </w:pPr>
       <w:r>
         <w:rPr>
-          <w:rFonts w:ascii="Arial" w:hAnsi="Arial" w:cs="Segoe UI Emoji" w:eastAsia="Arial"/>
+          <w:rFonts w:ascii="Calibri Light" w:hAnsi="Calibri Light" w:cs="Segoe UI Emoji" w:eastAsia="Calibri Light"/>
         </w:rPr>
         <w:t>🧭</w:t>
       </w:r>
       <w:r>
         <w:rPr>
-          <w:rFonts w:ascii="Arial" w:hAnsi="Arial" w:eastAsia="Arial"/>
+          <w:rFonts w:ascii="Calibri Light" w:hAnsi="Calibri Light" w:eastAsia="Calibri Light"/>
         </w:rPr>
         <w:t xml:space="preserve"> Summary</w:t>
       </w:r>
